--- a/Exersices.docx
+++ b/Exersices.docx
@@ -3847,6 +3847,5470 @@
     <w:p>
       <w:pPr>
         <w:rPr>
+          <w:rFonts w:eastAsiaTheme="minorEastAsia"/>
+          <w:lang w:val="en-US"/>
+        </w:rPr>
+      </w:pPr>
+      <w:r>
+        <w:rPr>
+          <w:rFonts w:eastAsiaTheme="minorEastAsia"/>
+          <w:lang w:val="en-US"/>
+        </w:rPr>
+        <w:br w:type="page"/>
+      </w:r>
+    </w:p>
+    <w:p>
+      <w:pPr>
+        <w:rPr>
+          <w:lang w:val="en-US"/>
+        </w:rPr>
+      </w:pPr>
+      <w:r>
+        <w:rPr>
+          <w:lang w:val="en-US"/>
+        </w:rPr>
+        <w:lastRenderedPageBreak/>
+        <w:t>3.3</w:t>
+      </w:r>
+    </w:p>
+    <w:p>
+      <w:pPr>
+        <w:rPr>
+          <w:rFonts w:eastAsiaTheme="minorEastAsia"/>
+          <w:lang w:val="en-US"/>
+        </w:rPr>
+      </w:pPr>
+      <w:r>
+        <w:rPr>
+          <w:lang w:val="en-US"/>
+        </w:rPr>
+        <w:t xml:space="preserve">Bethe lattice percolation at </w:t>
+      </w:r>
+      <m:oMath>
+        <m:r>
+          <w:rPr>
+            <w:rFonts w:ascii="Cambria Math" w:hAnsi="Cambria Math"/>
+            <w:lang w:val="en-US"/>
+          </w:rPr>
+          <m:t>p&gt;</m:t>
+        </m:r>
+        <m:sSub>
+          <m:sSubPr>
+            <m:ctrlPr>
+              <w:rPr>
+                <w:rFonts w:ascii="Cambria Math" w:hAnsi="Cambria Math"/>
+                <w:i/>
+                <w:lang w:val="en-US"/>
+              </w:rPr>
+            </m:ctrlPr>
+          </m:sSubPr>
+          <m:e>
+            <m:r>
+              <w:rPr>
+                <w:rFonts w:ascii="Cambria Math" w:hAnsi="Cambria Math"/>
+                <w:lang w:val="en-US"/>
+              </w:rPr>
+              <m:t>p</m:t>
+            </m:r>
+          </m:e>
+          <m:sub>
+            <m:r>
+              <w:rPr>
+                <w:rFonts w:ascii="Cambria Math" w:hAnsi="Cambria Math"/>
+                <w:lang w:val="en-US"/>
+              </w:rPr>
+              <m:t>c</m:t>
+            </m:r>
+          </m:sub>
+        </m:sSub>
+      </m:oMath>
+      <w:r>
+        <w:rPr>
+          <w:rFonts w:eastAsiaTheme="minorEastAsia"/>
+          <w:lang w:val="en-US"/>
+        </w:rPr>
+        <w:t xml:space="preserve"> (Ising at </w:t>
+      </w:r>
+      <m:oMath>
+        <m:r>
+          <w:rPr>
+            <w:rFonts w:ascii="Cambria Math" w:eastAsiaTheme="minorEastAsia" w:hAnsi="Cambria Math"/>
+            <w:lang w:val="en-US"/>
+          </w:rPr>
+          <m:t>T&lt;</m:t>
+        </m:r>
+        <m:sSub>
+          <m:sSubPr>
+            <m:ctrlPr>
+              <w:rPr>
+                <w:rFonts w:ascii="Cambria Math" w:eastAsiaTheme="minorEastAsia" w:hAnsi="Cambria Math"/>
+                <w:i/>
+                <w:lang w:val="en-US"/>
+              </w:rPr>
+            </m:ctrlPr>
+          </m:sSubPr>
+          <m:e>
+            <m:r>
+              <w:rPr>
+                <w:rFonts w:ascii="Cambria Math" w:eastAsiaTheme="minorEastAsia" w:hAnsi="Cambria Math"/>
+                <w:lang w:val="en-US"/>
+              </w:rPr>
+              <m:t>T</m:t>
+            </m:r>
+          </m:e>
+          <m:sub>
+            <m:r>
+              <w:rPr>
+                <w:rFonts w:ascii="Cambria Math" w:eastAsiaTheme="minorEastAsia" w:hAnsi="Cambria Math"/>
+                <w:lang w:val="en-US"/>
+              </w:rPr>
+              <m:t>c</m:t>
+            </m:r>
+          </m:sub>
+        </m:sSub>
+      </m:oMath>
+      <w:r>
+        <w:rPr>
+          <w:rFonts w:eastAsiaTheme="minorEastAsia"/>
+          <w:lang w:val="en-US"/>
+        </w:rPr>
+        <w:t>).</w:t>
+      </w:r>
+    </w:p>
+    <w:p>
+      <w:pPr>
+        <w:rPr>
+          <w:rFonts w:eastAsiaTheme="minorEastAsia"/>
+          <w:lang w:val="en-US"/>
+        </w:rPr>
+      </w:pPr>
+      <w:r>
+        <w:rPr>
+          <w:rFonts w:eastAsiaTheme="minorEastAsia"/>
+          <w:lang w:val="en-US"/>
+        </w:rPr>
+        <w:t>Probability of belonging to percolating cluster (infinite cluster)</w:t>
+      </w:r>
+    </w:p>
+    <w:p>
+      <w:pPr>
+        <w:rPr>
+          <w:rFonts w:eastAsiaTheme="minorEastAsia"/>
+          <w:lang w:val="en-US"/>
+        </w:rPr>
+      </w:pPr>
+      <m:oMathPara>
+        <m:oMath>
+          <m:r>
+            <w:rPr>
+              <w:rFonts w:ascii="Cambria Math" w:hAnsi="Cambria Math"/>
+              <w:lang w:val="en-US"/>
+            </w:rPr>
+            <m:t>P</m:t>
+          </m:r>
+          <m:d>
+            <m:dPr>
+              <m:ctrlPr>
+                <w:rPr>
+                  <w:rFonts w:ascii="Cambria Math" w:hAnsi="Cambria Math"/>
+                  <w:i/>
+                  <w:lang w:val="en-US"/>
+                </w:rPr>
+              </m:ctrlPr>
+            </m:dPr>
+            <m:e>
+              <m:r>
+                <w:rPr>
+                  <w:rFonts w:ascii="Cambria Math" w:hAnsi="Cambria Math"/>
+                  <w:lang w:val="en-US"/>
+                </w:rPr>
+                <m:t>p</m:t>
+              </m:r>
+            </m:e>
+          </m:d>
+          <m:r>
+            <w:rPr>
+              <w:rFonts w:ascii="Cambria Math" w:hAnsi="Cambria Math"/>
+              <w:lang w:val="en-US"/>
+            </w:rPr>
+            <m:t>∝</m:t>
+          </m:r>
+          <m:sSup>
+            <m:sSupPr>
+              <m:ctrlPr>
+                <w:rPr>
+                  <w:rFonts w:ascii="Cambria Math" w:hAnsi="Cambria Math"/>
+                  <w:i/>
+                  <w:lang w:val="en-US"/>
+                </w:rPr>
+              </m:ctrlPr>
+            </m:sSupPr>
+            <m:e>
+              <m:d>
+                <m:dPr>
+                  <m:begChr m:val="|"/>
+                  <m:endChr m:val="|"/>
+                  <m:ctrlPr>
+                    <w:rPr>
+                      <w:rFonts w:ascii="Cambria Math" w:hAnsi="Cambria Math"/>
+                      <w:i/>
+                      <w:lang w:val="en-US"/>
+                    </w:rPr>
+                  </m:ctrlPr>
+                </m:dPr>
+                <m:e>
+                  <m:r>
+                    <w:rPr>
+                      <w:rFonts w:ascii="Cambria Math" w:hAnsi="Cambria Math"/>
+                      <w:lang w:val="en-US"/>
+                    </w:rPr>
+                    <m:t>p-</m:t>
+                  </m:r>
+                  <m:sSub>
+                    <m:sSubPr>
+                      <m:ctrlPr>
+                        <w:rPr>
+                          <w:rFonts w:ascii="Cambria Math" w:hAnsi="Cambria Math"/>
+                          <w:i/>
+                          <w:lang w:val="en-US"/>
+                        </w:rPr>
+                      </m:ctrlPr>
+                    </m:sSubPr>
+                    <m:e>
+                      <m:r>
+                        <w:rPr>
+                          <w:rFonts w:ascii="Cambria Math" w:hAnsi="Cambria Math"/>
+                          <w:lang w:val="en-US"/>
+                        </w:rPr>
+                        <m:t>p</m:t>
+                      </m:r>
+                    </m:e>
+                    <m:sub>
+                      <m:r>
+                        <w:rPr>
+                          <w:rFonts w:ascii="Cambria Math" w:hAnsi="Cambria Math"/>
+                          <w:lang w:val="en-US"/>
+                        </w:rPr>
+                        <m:t>c</m:t>
+                      </m:r>
+                    </m:sub>
+                  </m:sSub>
+                </m:e>
+              </m:d>
+            </m:e>
+            <m:sup>
+              <m:r>
+                <w:rPr>
+                  <w:rFonts w:ascii="Cambria Math" w:hAnsi="Cambria Math"/>
+                  <w:lang w:val="en-US"/>
+                </w:rPr>
+                <m:t>β</m:t>
+              </m:r>
+            </m:sup>
+          </m:sSup>
+        </m:oMath>
+      </m:oMathPara>
+    </w:p>
+    <w:p>
+      <w:pPr>
+        <w:rPr>
+          <w:rFonts w:eastAsiaTheme="minorEastAsia"/>
+          <w:lang w:val="en-US"/>
+        </w:rPr>
+      </w:pPr>
+      <m:oMathPara>
+        <m:oMath>
+          <m:r>
+            <w:rPr>
+              <w:rFonts w:ascii="Cambria Math" w:eastAsiaTheme="minorEastAsia" w:hAnsi="Cambria Math"/>
+              <w:lang w:val="en-US"/>
+            </w:rPr>
+            <m:t>P</m:t>
+          </m:r>
+          <m:d>
+            <m:dPr>
+              <m:ctrlPr>
+                <w:rPr>
+                  <w:rFonts w:ascii="Cambria Math" w:eastAsiaTheme="minorEastAsia" w:hAnsi="Cambria Math"/>
+                  <w:i/>
+                  <w:lang w:val="en-US"/>
+                </w:rPr>
+              </m:ctrlPr>
+            </m:dPr>
+            <m:e>
+              <m:r>
+                <w:rPr>
+                  <w:rFonts w:ascii="Cambria Math" w:eastAsiaTheme="minorEastAsia" w:hAnsi="Cambria Math"/>
+                  <w:lang w:val="en-US"/>
+                </w:rPr>
+                <m:t>p</m:t>
+              </m:r>
+            </m:e>
+          </m:d>
+          <m:r>
+            <w:rPr>
+              <w:rFonts w:ascii="Cambria Math" w:eastAsiaTheme="minorEastAsia" w:hAnsi="Cambria Math"/>
+              <w:lang w:val="en-US"/>
+            </w:rPr>
+            <m:t>=P</m:t>
+          </m:r>
+          <m:d>
+            <m:dPr>
+              <m:ctrlPr>
+                <w:rPr>
+                  <w:rFonts w:ascii="Cambria Math" w:eastAsiaTheme="minorEastAsia" w:hAnsi="Cambria Math"/>
+                  <w:i/>
+                  <w:lang w:val="en-US"/>
+                </w:rPr>
+              </m:ctrlPr>
+            </m:dPr>
+            <m:e>
+              <m:r>
+                <w:rPr>
+                  <w:rFonts w:ascii="Cambria Math" w:eastAsiaTheme="minorEastAsia" w:hAnsi="Cambria Math"/>
+                  <w:lang w:val="en-US"/>
+                </w:rPr>
+                <m:t>site occupied</m:t>
+              </m:r>
+            </m:e>
+          </m:d>
+          <m:r>
+            <w:rPr>
+              <w:rFonts w:ascii="Cambria Math" w:eastAsiaTheme="minorEastAsia" w:hAnsi="Cambria Math"/>
+              <w:lang w:val="en-US"/>
+            </w:rPr>
+            <m:t>×P</m:t>
+          </m:r>
+          <m:d>
+            <m:dPr>
+              <m:ctrlPr>
+                <w:rPr>
+                  <w:rFonts w:ascii="Cambria Math" w:eastAsiaTheme="minorEastAsia" w:hAnsi="Cambria Math"/>
+                  <w:i/>
+                  <w:lang w:val="en-US"/>
+                </w:rPr>
+              </m:ctrlPr>
+            </m:dPr>
+            <m:e>
+              <m:r>
+                <w:rPr>
+                  <w:rFonts w:ascii="Cambria Math" w:eastAsiaTheme="minorEastAsia" w:hAnsi="Cambria Math"/>
+                  <w:lang w:val="en-US"/>
+                </w:rPr>
+                <m:t>at least 1 neighbour leads to ∞</m:t>
+              </m:r>
+            </m:e>
+          </m:d>
+        </m:oMath>
+      </m:oMathPara>
+    </w:p>
+    <w:p>
+      <w:pPr>
+        <w:rPr>
+          <w:rFonts w:eastAsiaTheme="minorEastAsia"/>
+          <w:lang w:val="en-US"/>
+        </w:rPr>
+      </w:pPr>
+      <m:oMathPara>
+        <m:oMath>
+          <m:r>
+            <w:rPr>
+              <w:rFonts w:ascii="Cambria Math" w:eastAsiaTheme="minorEastAsia" w:hAnsi="Cambria Math"/>
+              <w:lang w:val="en-US"/>
+            </w:rPr>
+            <m:t>=p×</m:t>
+          </m:r>
+          <m:d>
+            <m:dPr>
+              <m:ctrlPr>
+                <w:rPr>
+                  <w:rFonts w:ascii="Cambria Math" w:eastAsiaTheme="minorEastAsia" w:hAnsi="Cambria Math"/>
+                  <w:i/>
+                  <w:lang w:val="en-US"/>
+                </w:rPr>
+              </m:ctrlPr>
+            </m:dPr>
+            <m:e>
+              <m:r>
+                <w:rPr>
+                  <w:rFonts w:ascii="Cambria Math" w:eastAsiaTheme="minorEastAsia" w:hAnsi="Cambria Math"/>
+                  <w:lang w:val="en-US"/>
+                </w:rPr>
+                <m:t>1-</m:t>
+              </m:r>
+              <m:sSup>
+                <m:sSupPr>
+                  <m:ctrlPr>
+                    <w:rPr>
+                      <w:rFonts w:ascii="Cambria Math" w:eastAsiaTheme="minorEastAsia" w:hAnsi="Cambria Math"/>
+                      <w:i/>
+                      <w:lang w:val="en-US"/>
+                    </w:rPr>
+                  </m:ctrlPr>
+                </m:sSupPr>
+                <m:e>
+                  <m:r>
+                    <w:rPr>
+                      <w:rFonts w:ascii="Cambria Math" w:eastAsiaTheme="minorEastAsia" w:hAnsi="Cambria Math"/>
+                      <w:lang w:val="en-US"/>
+                    </w:rPr>
+                    <m:t>Q</m:t>
+                  </m:r>
+                </m:e>
+                <m:sup>
+                  <m:r>
+                    <w:rPr>
+                      <w:rFonts w:ascii="Cambria Math" w:eastAsiaTheme="minorEastAsia" w:hAnsi="Cambria Math"/>
+                      <w:lang w:val="en-US"/>
+                    </w:rPr>
+                    <m:t>3</m:t>
+                  </m:r>
+                </m:sup>
+              </m:sSup>
+            </m:e>
+          </m:d>
+        </m:oMath>
+      </m:oMathPara>
+    </w:p>
+    <w:p>
+      <w:pPr>
+        <w:rPr>
+          <w:rFonts w:eastAsiaTheme="minorEastAsia"/>
+          <w:lang w:val="en-US"/>
+        </w:rPr>
+      </w:pPr>
+      <w:r>
+        <w:rPr>
+          <w:rFonts w:eastAsiaTheme="minorEastAsia"/>
+          <w:lang w:val="en-US"/>
+        </w:rPr>
+        <w:t xml:space="preserve">With Q </w:t>
+      </w:r>
+      <w:proofErr w:type="spellStart"/>
+      <w:r>
+        <w:rPr>
+          <w:rFonts w:eastAsiaTheme="minorEastAsia"/>
+          <w:lang w:val="en-US"/>
+        </w:rPr>
+        <w:t>pron</w:t>
+      </w:r>
+      <w:proofErr w:type="spellEnd"/>
+      <w:r>
+        <w:rPr>
+          <w:rFonts w:eastAsiaTheme="minorEastAsia"/>
+          <w:lang w:val="en-US"/>
+        </w:rPr>
+        <w:t xml:space="preserve"> of </w:t>
+      </w:r>
+      <w:proofErr w:type="spellStart"/>
+      <w:r>
+        <w:rPr>
+          <w:rFonts w:eastAsiaTheme="minorEastAsia"/>
+          <w:lang w:val="en-US"/>
+        </w:rPr>
+        <w:t>neighbour</w:t>
+      </w:r>
+      <w:proofErr w:type="spellEnd"/>
+      <w:r>
+        <w:rPr>
+          <w:rFonts w:eastAsiaTheme="minorEastAsia"/>
+          <w:lang w:val="en-US"/>
+        </w:rPr>
+        <w:t xml:space="preserve"> not leading to </w:t>
+      </w:r>
+      <m:oMath>
+        <m:r>
+          <w:rPr>
+            <w:rFonts w:ascii="Cambria Math" w:eastAsiaTheme="minorEastAsia" w:hAnsi="Cambria Math"/>
+            <w:lang w:val="en-US"/>
+          </w:rPr>
+          <m:t>∞</m:t>
+        </m:r>
+      </m:oMath>
+      <w:r>
+        <w:rPr>
+          <w:rFonts w:eastAsiaTheme="minorEastAsia"/>
+          <w:lang w:val="en-US"/>
+        </w:rPr>
+        <w:t>.</w:t>
+      </w:r>
+    </w:p>
+    <w:p>
+      <w:pPr>
+        <w:rPr>
+          <w:rFonts w:eastAsiaTheme="minorEastAsia"/>
+          <w:lang w:val="en-US"/>
+        </w:rPr>
+      </w:pPr>
+      <m:oMathPara>
+        <m:oMath>
+          <m:r>
+            <w:rPr>
+              <w:rFonts w:ascii="Cambria Math" w:eastAsiaTheme="minorEastAsia" w:hAnsi="Cambria Math"/>
+              <w:lang w:val="en-US"/>
+            </w:rPr>
+            <m:t>Q=p</m:t>
+          </m:r>
+          <m:d>
+            <m:dPr>
+              <m:ctrlPr>
+                <w:rPr>
+                  <w:rFonts w:ascii="Cambria Math" w:eastAsiaTheme="minorEastAsia" w:hAnsi="Cambria Math"/>
+                  <w:i/>
+                  <w:lang w:val="en-US"/>
+                </w:rPr>
+              </m:ctrlPr>
+            </m:dPr>
+            <m:e>
+              <m:r>
+                <w:rPr>
+                  <w:rFonts w:ascii="Cambria Math" w:eastAsiaTheme="minorEastAsia" w:hAnsi="Cambria Math"/>
+                  <w:lang w:val="en-US"/>
+                </w:rPr>
+                <m:t>site empty</m:t>
+              </m:r>
+            </m:e>
+          </m:d>
+          <m:r>
+            <w:rPr>
+              <w:rFonts w:ascii="Cambria Math" w:eastAsiaTheme="minorEastAsia" w:hAnsi="Cambria Math"/>
+              <w:lang w:val="en-US"/>
+            </w:rPr>
+            <m:t>+p×</m:t>
+          </m:r>
+          <m:d>
+            <m:dPr>
+              <m:ctrlPr>
+                <w:rPr>
+                  <w:rFonts w:ascii="Cambria Math" w:eastAsiaTheme="minorEastAsia" w:hAnsi="Cambria Math"/>
+                  <w:i/>
+                  <w:lang w:val="en-US"/>
+                </w:rPr>
+              </m:ctrlPr>
+            </m:dPr>
+            <m:e>
+              <m:r>
+                <w:rPr>
+                  <w:rFonts w:ascii="Cambria Math" w:eastAsiaTheme="minorEastAsia" w:hAnsi="Cambria Math"/>
+                  <w:lang w:val="en-US"/>
+                </w:rPr>
+                <m:t>no subbranch to ∞</m:t>
+              </m:r>
+            </m:e>
+          </m:d>
+        </m:oMath>
+      </m:oMathPara>
+    </w:p>
+    <w:p>
+      <w:pPr>
+        <w:rPr>
+          <w:rFonts w:eastAsiaTheme="minorEastAsia"/>
+          <w:lang w:val="en-US"/>
+        </w:rPr>
+      </w:pPr>
+      <m:oMathPara>
+        <m:oMath>
+          <m:r>
+            <w:rPr>
+              <w:rFonts w:ascii="Cambria Math" w:eastAsiaTheme="minorEastAsia" w:hAnsi="Cambria Math"/>
+              <w:lang w:val="en-US"/>
+            </w:rPr>
+            <m:t>=1-p+p</m:t>
+          </m:r>
+          <m:sSup>
+            <m:sSupPr>
+              <m:ctrlPr>
+                <w:rPr>
+                  <w:rFonts w:ascii="Cambria Math" w:eastAsiaTheme="minorEastAsia" w:hAnsi="Cambria Math"/>
+                  <w:i/>
+                  <w:lang w:val="en-US"/>
+                </w:rPr>
+              </m:ctrlPr>
+            </m:sSupPr>
+            <m:e>
+              <m:r>
+                <w:rPr>
+                  <w:rFonts w:ascii="Cambria Math" w:eastAsiaTheme="minorEastAsia" w:hAnsi="Cambria Math"/>
+                  <w:lang w:val="en-US"/>
+                </w:rPr>
+                <m:t>Q</m:t>
+              </m:r>
+            </m:e>
+            <m:sup>
+              <m:r>
+                <w:rPr>
+                  <w:rFonts w:ascii="Cambria Math" w:eastAsiaTheme="minorEastAsia" w:hAnsi="Cambria Math"/>
+                  <w:lang w:val="en-US"/>
+                </w:rPr>
+                <m:t>2</m:t>
+              </m:r>
+            </m:sup>
+          </m:sSup>
+        </m:oMath>
+      </m:oMathPara>
+    </w:p>
+    <w:p>
+      <w:pPr>
+        <w:rPr>
+          <w:rFonts w:eastAsiaTheme="minorEastAsia"/>
+          <w:lang w:val="en-US"/>
+        </w:rPr>
+      </w:pPr>
+      <m:oMathPara>
+        <m:oMath>
+          <m:r>
+            <w:rPr>
+              <w:rFonts w:ascii="Cambria Math" w:eastAsiaTheme="minorEastAsia" w:hAnsi="Cambria Math"/>
+              <w:lang w:val="en-US"/>
+            </w:rPr>
+            <m:t>Q=</m:t>
+          </m:r>
+          <m:f>
+            <m:fPr>
+              <m:ctrlPr>
+                <w:rPr>
+                  <w:rFonts w:ascii="Cambria Math" w:eastAsiaTheme="minorEastAsia" w:hAnsi="Cambria Math"/>
+                  <w:i/>
+                  <w:lang w:val="en-US"/>
+                </w:rPr>
+              </m:ctrlPr>
+            </m:fPr>
+            <m:num>
+              <m:r>
+                <w:rPr>
+                  <w:rFonts w:ascii="Cambria Math" w:eastAsiaTheme="minorEastAsia" w:hAnsi="Cambria Math"/>
+                  <w:lang w:val="en-US"/>
+                </w:rPr>
+                <m:t>1</m:t>
+              </m:r>
+            </m:num>
+            <m:den>
+              <m:r>
+                <w:rPr>
+                  <w:rFonts w:ascii="Cambria Math" w:eastAsiaTheme="minorEastAsia" w:hAnsi="Cambria Math"/>
+                  <w:lang w:val="en-US"/>
+                </w:rPr>
+                <m:t>2p</m:t>
+              </m:r>
+            </m:den>
+          </m:f>
+          <m:d>
+            <m:dPr>
+              <m:ctrlPr>
+                <w:rPr>
+                  <w:rFonts w:ascii="Cambria Math" w:eastAsiaTheme="minorEastAsia" w:hAnsi="Cambria Math"/>
+                  <w:i/>
+                  <w:lang w:val="en-US"/>
+                </w:rPr>
+              </m:ctrlPr>
+            </m:dPr>
+            <m:e>
+              <m:r>
+                <w:rPr>
+                  <w:rFonts w:ascii="Cambria Math" w:eastAsiaTheme="minorEastAsia" w:hAnsi="Cambria Math"/>
+                  <w:lang w:val="en-US"/>
+                </w:rPr>
+                <m:t>1±</m:t>
+              </m:r>
+              <m:rad>
+                <m:radPr>
+                  <m:degHide m:val="1"/>
+                  <m:ctrlPr>
+                    <w:rPr>
+                      <w:rFonts w:ascii="Cambria Math" w:eastAsiaTheme="minorEastAsia" w:hAnsi="Cambria Math"/>
+                      <w:i/>
+                      <w:lang w:val="en-US"/>
+                    </w:rPr>
+                  </m:ctrlPr>
+                </m:radPr>
+                <m:deg/>
+                <m:e>
+                  <m:r>
+                    <w:rPr>
+                      <w:rFonts w:ascii="Cambria Math" w:eastAsiaTheme="minorEastAsia" w:hAnsi="Cambria Math"/>
+                      <w:lang w:val="en-US"/>
+                    </w:rPr>
+                    <m:t>1-4p+4</m:t>
+                  </m:r>
+                  <m:sSup>
+                    <m:sSupPr>
+                      <m:ctrlPr>
+                        <w:rPr>
+                          <w:rFonts w:ascii="Cambria Math" w:eastAsiaTheme="minorEastAsia" w:hAnsi="Cambria Math"/>
+                          <w:i/>
+                          <w:lang w:val="en-US"/>
+                        </w:rPr>
+                      </m:ctrlPr>
+                    </m:sSupPr>
+                    <m:e>
+                      <m:r>
+                        <w:rPr>
+                          <w:rFonts w:ascii="Cambria Math" w:eastAsiaTheme="minorEastAsia" w:hAnsi="Cambria Math"/>
+                          <w:lang w:val="en-US"/>
+                        </w:rPr>
+                        <m:t>p</m:t>
+                      </m:r>
+                    </m:e>
+                    <m:sup>
+                      <m:r>
+                        <w:rPr>
+                          <w:rFonts w:ascii="Cambria Math" w:eastAsiaTheme="minorEastAsia" w:hAnsi="Cambria Math"/>
+                          <w:lang w:val="en-US"/>
+                        </w:rPr>
+                        <m:t>2</m:t>
+                      </m:r>
+                    </m:sup>
+                  </m:sSup>
+                </m:e>
+              </m:rad>
+            </m:e>
+          </m:d>
+        </m:oMath>
+      </m:oMathPara>
+    </w:p>
+    <w:p>
+      <w:pPr>
+        <w:rPr>
+          <w:rFonts w:eastAsiaTheme="minorEastAsia"/>
+          <w:lang w:val="en-US"/>
+        </w:rPr>
+      </w:pPr>
+      <m:oMath>
+        <m:r>
+          <w:rPr>
+            <w:rFonts w:ascii="Cambria Math" w:eastAsiaTheme="minorEastAsia" w:hAnsi="Cambria Math"/>
+            <w:lang w:val="en-US"/>
+          </w:rPr>
+          <m:t>Q=1</m:t>
+        </m:r>
+      </m:oMath>
+      <w:r>
+        <w:rPr>
+          <w:rFonts w:eastAsiaTheme="minorEastAsia"/>
+          <w:lang w:val="en-US"/>
+        </w:rPr>
+        <w:t xml:space="preserve"> or </w:t>
+      </w:r>
+    </w:p>
+    <w:p>
+      <w:pPr>
+        <w:rPr>
+          <w:rFonts w:eastAsiaTheme="minorEastAsia"/>
+          <w:lang w:val="en-US"/>
+        </w:rPr>
+      </w:pPr>
+      <m:oMathPara>
+        <m:oMath>
+          <m:f>
+            <m:fPr>
+              <m:ctrlPr>
+                <w:rPr>
+                  <w:rFonts w:ascii="Cambria Math" w:eastAsiaTheme="minorEastAsia" w:hAnsi="Cambria Math"/>
+                  <w:i/>
+                  <w:lang w:val="en-US"/>
+                </w:rPr>
+              </m:ctrlPr>
+            </m:fPr>
+            <m:num>
+              <m:r>
+                <w:rPr>
+                  <w:rFonts w:ascii="Cambria Math" w:eastAsiaTheme="minorEastAsia" w:hAnsi="Cambria Math"/>
+                  <w:lang w:val="en-US"/>
+                </w:rPr>
+                <m:t>1</m:t>
+              </m:r>
+            </m:num>
+            <m:den>
+              <m:r>
+                <w:rPr>
+                  <w:rFonts w:ascii="Cambria Math" w:eastAsiaTheme="minorEastAsia" w:hAnsi="Cambria Math"/>
+                  <w:lang w:val="en-US"/>
+                </w:rPr>
+                <m:t>p</m:t>
+              </m:r>
+            </m:den>
+          </m:f>
+          <m:r>
+            <w:rPr>
+              <w:rFonts w:ascii="Cambria Math" w:eastAsiaTheme="minorEastAsia" w:hAnsi="Cambria Math"/>
+              <w:lang w:val="en-US"/>
+            </w:rPr>
+            <m:t>-1=1-p+p</m:t>
+          </m:r>
+          <m:sSup>
+            <m:sSupPr>
+              <m:ctrlPr>
+                <w:rPr>
+                  <w:rFonts w:ascii="Cambria Math" w:eastAsiaTheme="minorEastAsia" w:hAnsi="Cambria Math"/>
+                  <w:i/>
+                  <w:lang w:val="en-US"/>
+                </w:rPr>
+              </m:ctrlPr>
+            </m:sSupPr>
+            <m:e>
+              <m:d>
+                <m:dPr>
+                  <m:ctrlPr>
+                    <w:rPr>
+                      <w:rFonts w:ascii="Cambria Math" w:eastAsiaTheme="minorEastAsia" w:hAnsi="Cambria Math"/>
+                      <w:i/>
+                      <w:lang w:val="en-US"/>
+                    </w:rPr>
+                  </m:ctrlPr>
+                </m:dPr>
+                <m:e>
+                  <m:f>
+                    <m:fPr>
+                      <m:ctrlPr>
+                        <w:rPr>
+                          <w:rFonts w:ascii="Cambria Math" w:eastAsiaTheme="minorEastAsia" w:hAnsi="Cambria Math"/>
+                          <w:i/>
+                          <w:lang w:val="en-US"/>
+                        </w:rPr>
+                      </m:ctrlPr>
+                    </m:fPr>
+                    <m:num>
+                      <m:r>
+                        <w:rPr>
+                          <w:rFonts w:ascii="Cambria Math" w:eastAsiaTheme="minorEastAsia" w:hAnsi="Cambria Math"/>
+                          <w:lang w:val="en-US"/>
+                        </w:rPr>
+                        <m:t>1</m:t>
+                      </m:r>
+                    </m:num>
+                    <m:den>
+                      <m:r>
+                        <w:rPr>
+                          <w:rFonts w:ascii="Cambria Math" w:eastAsiaTheme="minorEastAsia" w:hAnsi="Cambria Math"/>
+                          <w:lang w:val="en-US"/>
+                        </w:rPr>
+                        <m:t>p</m:t>
+                      </m:r>
+                    </m:den>
+                  </m:f>
+                  <m:r>
+                    <w:rPr>
+                      <w:rFonts w:ascii="Cambria Math" w:eastAsiaTheme="minorEastAsia" w:hAnsi="Cambria Math"/>
+                      <w:lang w:val="en-US"/>
+                    </w:rPr>
+                    <m:t>-1</m:t>
+                  </m:r>
+                </m:e>
+              </m:d>
+            </m:e>
+            <m:sup>
+              <m:r>
+                <w:rPr>
+                  <w:rFonts w:ascii="Cambria Math" w:eastAsiaTheme="minorEastAsia" w:hAnsi="Cambria Math"/>
+                  <w:lang w:val="en-US"/>
+                </w:rPr>
+                <m:t>2</m:t>
+              </m:r>
+            </m:sup>
+          </m:sSup>
+          <m:r>
+            <w:rPr>
+              <w:rFonts w:ascii="Cambria Math" w:eastAsiaTheme="minorEastAsia" w:hAnsi="Cambria Math"/>
+              <w:lang w:val="en-US"/>
+            </w:rPr>
+            <m:t>=1-p+</m:t>
+          </m:r>
+          <m:f>
+            <m:fPr>
+              <m:ctrlPr>
+                <w:rPr>
+                  <w:rFonts w:ascii="Cambria Math" w:eastAsiaTheme="minorEastAsia" w:hAnsi="Cambria Math"/>
+                  <w:i/>
+                  <w:lang w:val="en-US"/>
+                </w:rPr>
+              </m:ctrlPr>
+            </m:fPr>
+            <m:num>
+              <m:r>
+                <w:rPr>
+                  <w:rFonts w:ascii="Cambria Math" w:eastAsiaTheme="minorEastAsia" w:hAnsi="Cambria Math"/>
+                  <w:lang w:val="en-US"/>
+                </w:rPr>
+                <m:t>1</m:t>
+              </m:r>
+            </m:num>
+            <m:den>
+              <m:r>
+                <w:rPr>
+                  <w:rFonts w:ascii="Cambria Math" w:eastAsiaTheme="minorEastAsia" w:hAnsi="Cambria Math"/>
+                  <w:lang w:val="en-US"/>
+                </w:rPr>
+                <m:t>p</m:t>
+              </m:r>
+            </m:den>
+          </m:f>
+          <m:r>
+            <w:rPr>
+              <w:rFonts w:ascii="Cambria Math" w:eastAsiaTheme="minorEastAsia" w:hAnsi="Cambria Math"/>
+              <w:lang w:val="en-US"/>
+            </w:rPr>
+            <m:t>+p-2</m:t>
+          </m:r>
+        </m:oMath>
+      </m:oMathPara>
+    </w:p>
+    <w:p>
+      <w:pPr>
+        <w:rPr>
+          <w:rFonts w:eastAsiaTheme="minorEastAsia"/>
+          <w:lang w:val="en-US"/>
+        </w:rPr>
+      </w:pPr>
+      <m:oMathPara>
+        <m:oMath>
+          <m:r>
+            <w:rPr>
+              <w:rFonts w:ascii="Cambria Math" w:eastAsiaTheme="minorEastAsia" w:hAnsi="Cambria Math"/>
+              <w:lang w:val="en-US"/>
+            </w:rPr>
+            <m:t>Q=</m:t>
+          </m:r>
+          <m:f>
+            <m:fPr>
+              <m:ctrlPr>
+                <w:rPr>
+                  <w:rFonts w:ascii="Cambria Math" w:eastAsiaTheme="minorEastAsia" w:hAnsi="Cambria Math"/>
+                  <w:i/>
+                  <w:lang w:val="en-US"/>
+                </w:rPr>
+              </m:ctrlPr>
+            </m:fPr>
+            <m:num>
+              <m:r>
+                <w:rPr>
+                  <w:rFonts w:ascii="Cambria Math" w:eastAsiaTheme="minorEastAsia" w:hAnsi="Cambria Math"/>
+                  <w:lang w:val="en-US"/>
+                </w:rPr>
+                <m:t>1</m:t>
+              </m:r>
+            </m:num>
+            <m:den>
+              <m:r>
+                <w:rPr>
+                  <w:rFonts w:ascii="Cambria Math" w:eastAsiaTheme="minorEastAsia" w:hAnsi="Cambria Math"/>
+                  <w:lang w:val="en-US"/>
+                </w:rPr>
+                <m:t>p</m:t>
+              </m:r>
+            </m:den>
+          </m:f>
+          <m:r>
+            <w:rPr>
+              <w:rFonts w:ascii="Cambria Math" w:eastAsiaTheme="minorEastAsia" w:hAnsi="Cambria Math"/>
+              <w:lang w:val="en-US"/>
+            </w:rPr>
+            <m:t>-1</m:t>
+          </m:r>
+        </m:oMath>
+      </m:oMathPara>
+    </w:p>
+    <w:p>
+      <w:pPr>
+        <w:rPr>
+          <w:rFonts w:eastAsiaTheme="minorEastAsia"/>
+          <w:lang w:val="en-US"/>
+        </w:rPr>
+      </w:pPr>
+    </w:p>
+    <w:p>
+      <w:pPr>
+        <w:rPr>
+          <w:rFonts w:eastAsiaTheme="minorEastAsia"/>
+          <w:lang w:val="en-US"/>
+        </w:rPr>
+      </w:pPr>
+      <m:oMathPara>
+        <m:oMath>
+          <m:r>
+            <w:rPr>
+              <w:rFonts w:ascii="Cambria Math" w:eastAsiaTheme="minorEastAsia" w:hAnsi="Cambria Math"/>
+              <w:lang w:val="en-US"/>
+            </w:rPr>
+            <m:t>P</m:t>
+          </m:r>
+          <m:d>
+            <m:dPr>
+              <m:ctrlPr>
+                <w:rPr>
+                  <w:rFonts w:ascii="Cambria Math" w:eastAsiaTheme="minorEastAsia" w:hAnsi="Cambria Math"/>
+                  <w:i/>
+                  <w:lang w:val="en-US"/>
+                </w:rPr>
+              </m:ctrlPr>
+            </m:dPr>
+            <m:e>
+              <m:r>
+                <w:rPr>
+                  <w:rFonts w:ascii="Cambria Math" w:eastAsiaTheme="minorEastAsia" w:hAnsi="Cambria Math"/>
+                  <w:lang w:val="en-US"/>
+                </w:rPr>
+                <m:t>p</m:t>
+              </m:r>
+            </m:e>
+          </m:d>
+          <m:r>
+            <w:rPr>
+              <w:rFonts w:ascii="Cambria Math" w:eastAsiaTheme="minorEastAsia" w:hAnsi="Cambria Math"/>
+              <w:lang w:val="en-US"/>
+            </w:rPr>
+            <m:t>=p·</m:t>
+          </m:r>
+          <m:d>
+            <m:dPr>
+              <m:ctrlPr>
+                <w:rPr>
+                  <w:rFonts w:ascii="Cambria Math" w:eastAsiaTheme="minorEastAsia" w:hAnsi="Cambria Math"/>
+                  <w:i/>
+                  <w:lang w:val="en-US"/>
+                </w:rPr>
+              </m:ctrlPr>
+            </m:dPr>
+            <m:e>
+              <m:r>
+                <w:rPr>
+                  <w:rFonts w:ascii="Cambria Math" w:eastAsiaTheme="minorEastAsia" w:hAnsi="Cambria Math"/>
+                  <w:lang w:val="en-US"/>
+                </w:rPr>
+                <m:t>1-</m:t>
+              </m:r>
+              <m:sSup>
+                <m:sSupPr>
+                  <m:ctrlPr>
+                    <w:rPr>
+                      <w:rFonts w:ascii="Cambria Math" w:eastAsiaTheme="minorEastAsia" w:hAnsi="Cambria Math"/>
+                      <w:i/>
+                      <w:lang w:val="en-US"/>
+                    </w:rPr>
+                  </m:ctrlPr>
+                </m:sSupPr>
+                <m:e>
+                  <m:d>
+                    <m:dPr>
+                      <m:ctrlPr>
+                        <w:rPr>
+                          <w:rFonts w:ascii="Cambria Math" w:eastAsiaTheme="minorEastAsia" w:hAnsi="Cambria Math"/>
+                          <w:i/>
+                          <w:lang w:val="en-US"/>
+                        </w:rPr>
+                      </m:ctrlPr>
+                    </m:dPr>
+                    <m:e>
+                      <m:f>
+                        <m:fPr>
+                          <m:ctrlPr>
+                            <w:rPr>
+                              <w:rFonts w:ascii="Cambria Math" w:eastAsiaTheme="minorEastAsia" w:hAnsi="Cambria Math"/>
+                              <w:i/>
+                              <w:lang w:val="en-US"/>
+                            </w:rPr>
+                          </m:ctrlPr>
+                        </m:fPr>
+                        <m:num>
+                          <m:r>
+                            <w:rPr>
+                              <w:rFonts w:ascii="Cambria Math" w:eastAsiaTheme="minorEastAsia" w:hAnsi="Cambria Math"/>
+                              <w:lang w:val="en-US"/>
+                            </w:rPr>
+                            <m:t>1</m:t>
+                          </m:r>
+                        </m:num>
+                        <m:den>
+                          <m:r>
+                            <w:rPr>
+                              <w:rFonts w:ascii="Cambria Math" w:eastAsiaTheme="minorEastAsia" w:hAnsi="Cambria Math"/>
+                              <w:lang w:val="en-US"/>
+                            </w:rPr>
+                            <m:t>p</m:t>
+                          </m:r>
+                        </m:den>
+                      </m:f>
+                      <m:r>
+                        <w:rPr>
+                          <w:rFonts w:ascii="Cambria Math" w:eastAsiaTheme="minorEastAsia" w:hAnsi="Cambria Math"/>
+                          <w:lang w:val="en-US"/>
+                        </w:rPr>
+                        <m:t>-1</m:t>
+                      </m:r>
+                    </m:e>
+                  </m:d>
+                </m:e>
+                <m:sup>
+                  <m:r>
+                    <w:rPr>
+                      <w:rFonts w:ascii="Cambria Math" w:eastAsiaTheme="minorEastAsia" w:hAnsi="Cambria Math"/>
+                      <w:lang w:val="en-US"/>
+                    </w:rPr>
+                    <m:t>3</m:t>
+                  </m:r>
+                </m:sup>
+              </m:sSup>
+            </m:e>
+          </m:d>
+          <m:r>
+            <w:rPr>
+              <w:rFonts w:ascii="Cambria Math" w:eastAsiaTheme="minorEastAsia" w:hAnsi="Cambria Math"/>
+              <w:lang w:val="en-US"/>
+            </w:rPr>
+            <m:t>=</m:t>
+          </m:r>
+          <m:f>
+            <m:fPr>
+              <m:ctrlPr>
+                <w:rPr>
+                  <w:rFonts w:ascii="Cambria Math" w:eastAsiaTheme="minorEastAsia" w:hAnsi="Cambria Math"/>
+                  <w:i/>
+                  <w:lang w:val="en-US"/>
+                </w:rPr>
+              </m:ctrlPr>
+            </m:fPr>
+            <m:num>
+              <m:sSup>
+                <m:sSupPr>
+                  <m:ctrlPr>
+                    <w:rPr>
+                      <w:rFonts w:ascii="Cambria Math" w:eastAsiaTheme="minorEastAsia" w:hAnsi="Cambria Math"/>
+                      <w:i/>
+                      <w:lang w:val="en-US"/>
+                    </w:rPr>
+                  </m:ctrlPr>
+                </m:sSupPr>
+                <m:e>
+                  <m:r>
+                    <w:rPr>
+                      <w:rFonts w:ascii="Cambria Math" w:eastAsiaTheme="minorEastAsia" w:hAnsi="Cambria Math"/>
+                      <w:lang w:val="en-US"/>
+                    </w:rPr>
+                    <m:t>p</m:t>
+                  </m:r>
+                </m:e>
+                <m:sup>
+                  <m:r>
+                    <w:rPr>
+                      <w:rFonts w:ascii="Cambria Math" w:eastAsiaTheme="minorEastAsia" w:hAnsi="Cambria Math"/>
+                      <w:lang w:val="en-US"/>
+                    </w:rPr>
+                    <m:t>3</m:t>
+                  </m:r>
+                </m:sup>
+              </m:sSup>
+              <m:r>
+                <w:rPr>
+                  <w:rFonts w:ascii="Cambria Math" w:eastAsiaTheme="minorEastAsia" w:hAnsi="Cambria Math"/>
+                  <w:lang w:val="en-US"/>
+                </w:rPr>
+                <m:t>-</m:t>
+              </m:r>
+              <m:sSup>
+                <m:sSupPr>
+                  <m:ctrlPr>
+                    <w:rPr>
+                      <w:rFonts w:ascii="Cambria Math" w:eastAsiaTheme="minorEastAsia" w:hAnsi="Cambria Math"/>
+                      <w:i/>
+                      <w:lang w:val="en-US"/>
+                    </w:rPr>
+                  </m:ctrlPr>
+                </m:sSupPr>
+                <m:e>
+                  <m:d>
+                    <m:dPr>
+                      <m:ctrlPr>
+                        <w:rPr>
+                          <w:rFonts w:ascii="Cambria Math" w:eastAsiaTheme="minorEastAsia" w:hAnsi="Cambria Math"/>
+                          <w:i/>
+                          <w:lang w:val="en-US"/>
+                        </w:rPr>
+                      </m:ctrlPr>
+                    </m:dPr>
+                    <m:e>
+                      <m:r>
+                        <w:rPr>
+                          <w:rFonts w:ascii="Cambria Math" w:eastAsiaTheme="minorEastAsia" w:hAnsi="Cambria Math"/>
+                          <w:lang w:val="en-US"/>
+                        </w:rPr>
+                        <m:t>1-p</m:t>
+                      </m:r>
+                    </m:e>
+                  </m:d>
+                </m:e>
+                <m:sup>
+                  <m:r>
+                    <w:rPr>
+                      <w:rFonts w:ascii="Cambria Math" w:eastAsiaTheme="minorEastAsia" w:hAnsi="Cambria Math"/>
+                      <w:lang w:val="en-US"/>
+                    </w:rPr>
+                    <m:t>3</m:t>
+                  </m:r>
+                </m:sup>
+              </m:sSup>
+            </m:num>
+            <m:den>
+              <m:sSup>
+                <m:sSupPr>
+                  <m:ctrlPr>
+                    <w:rPr>
+                      <w:rFonts w:ascii="Cambria Math" w:eastAsiaTheme="minorEastAsia" w:hAnsi="Cambria Math"/>
+                      <w:i/>
+                      <w:lang w:val="en-US"/>
+                    </w:rPr>
+                  </m:ctrlPr>
+                </m:sSupPr>
+                <m:e>
+                  <m:r>
+                    <w:rPr>
+                      <w:rFonts w:ascii="Cambria Math" w:eastAsiaTheme="minorEastAsia" w:hAnsi="Cambria Math"/>
+                      <w:lang w:val="en-US"/>
+                    </w:rPr>
+                    <m:t>p</m:t>
+                  </m:r>
+                </m:e>
+                <m:sup>
+                  <m:r>
+                    <w:rPr>
+                      <w:rFonts w:ascii="Cambria Math" w:eastAsiaTheme="minorEastAsia" w:hAnsi="Cambria Math"/>
+                      <w:lang w:val="en-US"/>
+                    </w:rPr>
+                    <m:t>2</m:t>
+                  </m:r>
+                </m:sup>
+              </m:sSup>
+            </m:den>
+          </m:f>
+        </m:oMath>
+      </m:oMathPara>
+    </w:p>
+    <w:p>
+      <w:pPr>
+        <w:rPr>
+          <w:rFonts w:eastAsiaTheme="minorEastAsia"/>
+          <w:lang w:val="en-US"/>
+        </w:rPr>
+      </w:pPr>
+      <m:oMathPara>
+        <m:oMath>
+          <m:f>
+            <m:fPr>
+              <m:ctrlPr>
+                <w:rPr>
+                  <w:rFonts w:ascii="Cambria Math" w:eastAsiaTheme="minorEastAsia" w:hAnsi="Cambria Math"/>
+                  <w:i/>
+                  <w:lang w:val="en-US"/>
+                </w:rPr>
+              </m:ctrlPr>
+            </m:fPr>
+            <m:num>
+              <m:r>
+                <w:rPr>
+                  <w:rFonts w:ascii="Cambria Math" w:eastAsiaTheme="minorEastAsia" w:hAnsi="Cambria Math"/>
+                  <w:lang w:val="en-US"/>
+                </w:rPr>
+                <m:t>dP</m:t>
+              </m:r>
+            </m:num>
+            <m:den>
+              <m:r>
+                <w:rPr>
+                  <w:rFonts w:ascii="Cambria Math" w:eastAsiaTheme="minorEastAsia" w:hAnsi="Cambria Math"/>
+                  <w:lang w:val="en-US"/>
+                </w:rPr>
+                <m:t>dp</m:t>
+              </m:r>
+            </m:den>
+          </m:f>
+          <m:r>
+            <w:rPr>
+              <w:rFonts w:ascii="Cambria Math" w:eastAsiaTheme="minorEastAsia" w:hAnsi="Cambria Math"/>
+              <w:lang w:val="en-US"/>
+            </w:rPr>
+            <m:t>=</m:t>
+          </m:r>
+          <m:f>
+            <m:fPr>
+              <m:ctrlPr>
+                <w:rPr>
+                  <w:rFonts w:ascii="Cambria Math" w:eastAsiaTheme="minorEastAsia" w:hAnsi="Cambria Math"/>
+                  <w:i/>
+                  <w:lang w:val="en-US"/>
+                </w:rPr>
+              </m:ctrlPr>
+            </m:fPr>
+            <m:num>
+              <m:r>
+                <w:rPr>
+                  <w:rFonts w:ascii="Cambria Math" w:eastAsiaTheme="minorEastAsia" w:hAnsi="Cambria Math"/>
+                  <w:lang w:val="en-US"/>
+                </w:rPr>
+                <m:t>1</m:t>
+              </m:r>
+            </m:num>
+            <m:den>
+              <m:sSup>
+                <m:sSupPr>
+                  <m:ctrlPr>
+                    <w:rPr>
+                      <w:rFonts w:ascii="Cambria Math" w:eastAsiaTheme="minorEastAsia" w:hAnsi="Cambria Math"/>
+                      <w:i/>
+                      <w:lang w:val="en-US"/>
+                    </w:rPr>
+                  </m:ctrlPr>
+                </m:sSupPr>
+                <m:e>
+                  <m:r>
+                    <w:rPr>
+                      <w:rFonts w:ascii="Cambria Math" w:eastAsiaTheme="minorEastAsia" w:hAnsi="Cambria Math"/>
+                      <w:lang w:val="en-US"/>
+                    </w:rPr>
+                    <m:t>p</m:t>
+                  </m:r>
+                </m:e>
+                <m:sup>
+                  <m:r>
+                    <w:rPr>
+                      <w:rFonts w:ascii="Cambria Math" w:eastAsiaTheme="minorEastAsia" w:hAnsi="Cambria Math"/>
+                      <w:lang w:val="en-US"/>
+                    </w:rPr>
+                    <m:t>2</m:t>
+                  </m:r>
+                </m:sup>
+              </m:sSup>
+            </m:den>
+          </m:f>
+          <m:d>
+            <m:dPr>
+              <m:ctrlPr>
+                <w:rPr>
+                  <w:rFonts w:ascii="Cambria Math" w:eastAsiaTheme="minorEastAsia" w:hAnsi="Cambria Math"/>
+                  <w:i/>
+                  <w:lang w:val="en-US"/>
+                </w:rPr>
+              </m:ctrlPr>
+            </m:dPr>
+            <m:e>
+              <m:r>
+                <w:rPr>
+                  <w:rFonts w:ascii="Cambria Math" w:eastAsiaTheme="minorEastAsia" w:hAnsi="Cambria Math"/>
+                  <w:lang w:val="en-US"/>
+                </w:rPr>
+                <m:t>3</m:t>
+              </m:r>
+              <m:sSup>
+                <m:sSupPr>
+                  <m:ctrlPr>
+                    <w:rPr>
+                      <w:rFonts w:ascii="Cambria Math" w:eastAsiaTheme="minorEastAsia" w:hAnsi="Cambria Math"/>
+                      <w:i/>
+                      <w:lang w:val="en-US"/>
+                    </w:rPr>
+                  </m:ctrlPr>
+                </m:sSupPr>
+                <m:e>
+                  <m:r>
+                    <w:rPr>
+                      <w:rFonts w:ascii="Cambria Math" w:eastAsiaTheme="minorEastAsia" w:hAnsi="Cambria Math"/>
+                      <w:lang w:val="en-US"/>
+                    </w:rPr>
+                    <m:t>p</m:t>
+                  </m:r>
+                </m:e>
+                <m:sup>
+                  <m:r>
+                    <w:rPr>
+                      <w:rFonts w:ascii="Cambria Math" w:eastAsiaTheme="minorEastAsia" w:hAnsi="Cambria Math"/>
+                      <w:lang w:val="en-US"/>
+                    </w:rPr>
+                    <m:t>2</m:t>
+                  </m:r>
+                </m:sup>
+              </m:sSup>
+              <m:r>
+                <w:rPr>
+                  <w:rFonts w:ascii="Cambria Math" w:eastAsiaTheme="minorEastAsia" w:hAnsi="Cambria Math"/>
+                  <w:lang w:val="en-US"/>
+                </w:rPr>
+                <m:t>+3</m:t>
+              </m:r>
+              <m:sSup>
+                <m:sSupPr>
+                  <m:ctrlPr>
+                    <w:rPr>
+                      <w:rFonts w:ascii="Cambria Math" w:eastAsiaTheme="minorEastAsia" w:hAnsi="Cambria Math"/>
+                      <w:i/>
+                      <w:lang w:val="en-US"/>
+                    </w:rPr>
+                  </m:ctrlPr>
+                </m:sSupPr>
+                <m:e>
+                  <m:d>
+                    <m:dPr>
+                      <m:ctrlPr>
+                        <w:rPr>
+                          <w:rFonts w:ascii="Cambria Math" w:eastAsiaTheme="minorEastAsia" w:hAnsi="Cambria Math"/>
+                          <w:i/>
+                          <w:lang w:val="en-US"/>
+                        </w:rPr>
+                      </m:ctrlPr>
+                    </m:dPr>
+                    <m:e>
+                      <m:r>
+                        <w:rPr>
+                          <w:rFonts w:ascii="Cambria Math" w:eastAsiaTheme="minorEastAsia" w:hAnsi="Cambria Math"/>
+                          <w:lang w:val="en-US"/>
+                        </w:rPr>
+                        <m:t>1-p</m:t>
+                      </m:r>
+                    </m:e>
+                  </m:d>
+                </m:e>
+                <m:sup>
+                  <m:r>
+                    <w:rPr>
+                      <w:rFonts w:ascii="Cambria Math" w:eastAsiaTheme="minorEastAsia" w:hAnsi="Cambria Math"/>
+                      <w:lang w:val="en-US"/>
+                    </w:rPr>
+                    <m:t>2</m:t>
+                  </m:r>
+                </m:sup>
+              </m:sSup>
+            </m:e>
+          </m:d>
+          <m:r>
+            <w:rPr>
+              <w:rFonts w:ascii="Cambria Math" w:eastAsiaTheme="minorEastAsia" w:hAnsi="Cambria Math"/>
+              <w:lang w:val="en-US"/>
+            </w:rPr>
+            <m:t>-</m:t>
+          </m:r>
+          <m:f>
+            <m:fPr>
+              <m:ctrlPr>
+                <w:rPr>
+                  <w:rFonts w:ascii="Cambria Math" w:eastAsiaTheme="minorEastAsia" w:hAnsi="Cambria Math"/>
+                  <w:i/>
+                  <w:lang w:val="en-US"/>
+                </w:rPr>
+              </m:ctrlPr>
+            </m:fPr>
+            <m:num>
+              <m:r>
+                <w:rPr>
+                  <w:rFonts w:ascii="Cambria Math" w:eastAsiaTheme="minorEastAsia" w:hAnsi="Cambria Math"/>
+                  <w:lang w:val="en-US"/>
+                </w:rPr>
+                <m:t>2</m:t>
+              </m:r>
+            </m:num>
+            <m:den>
+              <m:sSup>
+                <m:sSupPr>
+                  <m:ctrlPr>
+                    <w:rPr>
+                      <w:rFonts w:ascii="Cambria Math" w:eastAsiaTheme="minorEastAsia" w:hAnsi="Cambria Math"/>
+                      <w:i/>
+                      <w:lang w:val="en-US"/>
+                    </w:rPr>
+                  </m:ctrlPr>
+                </m:sSupPr>
+                <m:e>
+                  <m:r>
+                    <w:rPr>
+                      <w:rFonts w:ascii="Cambria Math" w:eastAsiaTheme="minorEastAsia" w:hAnsi="Cambria Math"/>
+                      <w:lang w:val="en-US"/>
+                    </w:rPr>
+                    <m:t>p</m:t>
+                  </m:r>
+                </m:e>
+                <m:sup>
+                  <m:r>
+                    <w:rPr>
+                      <w:rFonts w:ascii="Cambria Math" w:eastAsiaTheme="minorEastAsia" w:hAnsi="Cambria Math"/>
+                      <w:lang w:val="en-US"/>
+                    </w:rPr>
+                    <m:t>3</m:t>
+                  </m:r>
+                </m:sup>
+              </m:sSup>
+            </m:den>
+          </m:f>
+          <m:d>
+            <m:dPr>
+              <m:ctrlPr>
+                <w:rPr>
+                  <w:rFonts w:ascii="Cambria Math" w:eastAsiaTheme="minorEastAsia" w:hAnsi="Cambria Math"/>
+                  <w:i/>
+                  <w:lang w:val="en-US"/>
+                </w:rPr>
+              </m:ctrlPr>
+            </m:dPr>
+            <m:e>
+              <m:sSup>
+                <m:sSupPr>
+                  <m:ctrlPr>
+                    <w:rPr>
+                      <w:rFonts w:ascii="Cambria Math" w:eastAsiaTheme="minorEastAsia" w:hAnsi="Cambria Math"/>
+                      <w:i/>
+                      <w:lang w:val="en-US"/>
+                    </w:rPr>
+                  </m:ctrlPr>
+                </m:sSupPr>
+                <m:e>
+                  <m:r>
+                    <w:rPr>
+                      <w:rFonts w:ascii="Cambria Math" w:eastAsiaTheme="minorEastAsia" w:hAnsi="Cambria Math"/>
+                      <w:lang w:val="en-US"/>
+                    </w:rPr>
+                    <m:t>p</m:t>
+                  </m:r>
+                </m:e>
+                <m:sup>
+                  <m:r>
+                    <w:rPr>
+                      <w:rFonts w:ascii="Cambria Math" w:eastAsiaTheme="minorEastAsia" w:hAnsi="Cambria Math"/>
+                      <w:lang w:val="en-US"/>
+                    </w:rPr>
+                    <m:t>3</m:t>
+                  </m:r>
+                </m:sup>
+              </m:sSup>
+              <m:r>
+                <w:rPr>
+                  <w:rFonts w:ascii="Cambria Math" w:eastAsiaTheme="minorEastAsia" w:hAnsi="Cambria Math"/>
+                  <w:lang w:val="en-US"/>
+                </w:rPr>
+                <m:t>-</m:t>
+              </m:r>
+              <m:sSup>
+                <m:sSupPr>
+                  <m:ctrlPr>
+                    <w:rPr>
+                      <w:rFonts w:ascii="Cambria Math" w:eastAsiaTheme="minorEastAsia" w:hAnsi="Cambria Math"/>
+                      <w:i/>
+                      <w:lang w:val="en-US"/>
+                    </w:rPr>
+                  </m:ctrlPr>
+                </m:sSupPr>
+                <m:e>
+                  <m:d>
+                    <m:dPr>
+                      <m:ctrlPr>
+                        <w:rPr>
+                          <w:rFonts w:ascii="Cambria Math" w:eastAsiaTheme="minorEastAsia" w:hAnsi="Cambria Math"/>
+                          <w:i/>
+                          <w:lang w:val="en-US"/>
+                        </w:rPr>
+                      </m:ctrlPr>
+                    </m:dPr>
+                    <m:e>
+                      <m:r>
+                        <w:rPr>
+                          <w:rFonts w:ascii="Cambria Math" w:eastAsiaTheme="minorEastAsia" w:hAnsi="Cambria Math"/>
+                          <w:lang w:val="en-US"/>
+                        </w:rPr>
+                        <m:t>1-p</m:t>
+                      </m:r>
+                    </m:e>
+                  </m:d>
+                </m:e>
+                <m:sup>
+                  <m:r>
+                    <w:rPr>
+                      <w:rFonts w:ascii="Cambria Math" w:eastAsiaTheme="minorEastAsia" w:hAnsi="Cambria Math"/>
+                      <w:lang w:val="en-US"/>
+                    </w:rPr>
+                    <m:t>3</m:t>
+                  </m:r>
+                </m:sup>
+              </m:sSup>
+            </m:e>
+          </m:d>
+        </m:oMath>
+      </m:oMathPara>
+    </w:p>
+    <w:p>
+      <w:pPr>
+        <w:rPr>
+          <w:rFonts w:eastAsiaTheme="minorEastAsia"/>
+          <w:lang w:val="en-US"/>
+        </w:rPr>
+      </w:pPr>
+      <m:oMathPara>
+        <m:oMath>
+          <m:f>
+            <m:fPr>
+              <m:ctrlPr>
+                <w:rPr>
+                  <w:rFonts w:ascii="Cambria Math" w:eastAsiaTheme="minorEastAsia" w:hAnsi="Cambria Math"/>
+                  <w:i/>
+                  <w:lang w:val="en-US"/>
+                </w:rPr>
+              </m:ctrlPr>
+            </m:fPr>
+            <m:num>
+              <m:r>
+                <w:rPr>
+                  <w:rFonts w:ascii="Cambria Math" w:eastAsiaTheme="minorEastAsia" w:hAnsi="Cambria Math"/>
+                  <w:lang w:val="en-US"/>
+                </w:rPr>
+                <m:t>dP</m:t>
+              </m:r>
+            </m:num>
+            <m:den>
+              <m:r>
+                <w:rPr>
+                  <w:rFonts w:ascii="Cambria Math" w:eastAsiaTheme="minorEastAsia" w:hAnsi="Cambria Math"/>
+                  <w:lang w:val="en-US"/>
+                </w:rPr>
+                <m:t>dp</m:t>
+              </m:r>
+            </m:den>
+          </m:f>
+          <m:d>
+            <m:dPr>
+              <m:ctrlPr>
+                <w:rPr>
+                  <w:rFonts w:ascii="Cambria Math" w:eastAsiaTheme="minorEastAsia" w:hAnsi="Cambria Math"/>
+                  <w:i/>
+                  <w:lang w:val="en-US"/>
+                </w:rPr>
+              </m:ctrlPr>
+            </m:dPr>
+            <m:e>
+              <m:sSub>
+                <m:sSubPr>
+                  <m:ctrlPr>
+                    <w:rPr>
+                      <w:rFonts w:ascii="Cambria Math" w:eastAsiaTheme="minorEastAsia" w:hAnsi="Cambria Math"/>
+                      <w:i/>
+                      <w:lang w:val="en-US"/>
+                    </w:rPr>
+                  </m:ctrlPr>
+                </m:sSubPr>
+                <m:e>
+                  <m:r>
+                    <w:rPr>
+                      <w:rFonts w:ascii="Cambria Math" w:eastAsiaTheme="minorEastAsia" w:hAnsi="Cambria Math"/>
+                      <w:lang w:val="en-US"/>
+                    </w:rPr>
+                    <m:t>p</m:t>
+                  </m:r>
+                </m:e>
+                <m:sub>
+                  <m:r>
+                    <w:rPr>
+                      <w:rFonts w:ascii="Cambria Math" w:eastAsiaTheme="minorEastAsia" w:hAnsi="Cambria Math"/>
+                      <w:lang w:val="en-US"/>
+                    </w:rPr>
+                    <m:t>c</m:t>
+                  </m:r>
+                </m:sub>
+              </m:sSub>
+              <m:r>
+                <w:rPr>
+                  <w:rFonts w:ascii="Cambria Math" w:eastAsiaTheme="minorEastAsia" w:hAnsi="Cambria Math"/>
+                  <w:lang w:val="en-US"/>
+                </w:rPr>
+                <m:t>=</m:t>
+              </m:r>
+              <m:f>
+                <m:fPr>
+                  <m:ctrlPr>
+                    <w:rPr>
+                      <w:rFonts w:ascii="Cambria Math" w:eastAsiaTheme="minorEastAsia" w:hAnsi="Cambria Math"/>
+                      <w:i/>
+                      <w:lang w:val="en-US"/>
+                    </w:rPr>
+                  </m:ctrlPr>
+                </m:fPr>
+                <m:num>
+                  <m:r>
+                    <w:rPr>
+                      <w:rFonts w:ascii="Cambria Math" w:eastAsiaTheme="minorEastAsia" w:hAnsi="Cambria Math"/>
+                      <w:lang w:val="en-US"/>
+                    </w:rPr>
+                    <m:t>1</m:t>
+                  </m:r>
+                </m:num>
+                <m:den>
+                  <m:r>
+                    <w:rPr>
+                      <w:rFonts w:ascii="Cambria Math" w:eastAsiaTheme="minorEastAsia" w:hAnsi="Cambria Math"/>
+                      <w:lang w:val="en-US"/>
+                    </w:rPr>
+                    <m:t>2</m:t>
+                  </m:r>
+                </m:den>
+              </m:f>
+            </m:e>
+          </m:d>
+          <m:r>
+            <w:rPr>
+              <w:rFonts w:ascii="Cambria Math" w:eastAsiaTheme="minorEastAsia" w:hAnsi="Cambria Math"/>
+              <w:lang w:val="en-US"/>
+            </w:rPr>
+            <m:t>=6&gt;0</m:t>
+          </m:r>
+        </m:oMath>
+      </m:oMathPara>
+    </w:p>
+    <w:p>
+      <w:pPr>
+        <w:rPr>
+          <w:rFonts w:eastAsiaTheme="minorEastAsia"/>
+          <w:lang w:val="en-US"/>
+        </w:rPr>
+      </w:pPr>
+      <w:r>
+        <w:rPr>
+          <w:rFonts w:eastAsiaTheme="minorEastAsia"/>
+          <w:lang w:val="en-US"/>
+        </w:rPr>
+        <w:t xml:space="preserve">And </w:t>
+      </w:r>
+      <m:oMath>
+        <m:r>
+          <w:rPr>
+            <w:rFonts w:ascii="Cambria Math" w:eastAsiaTheme="minorEastAsia" w:hAnsi="Cambria Math"/>
+            <w:lang w:val="en-US"/>
+          </w:rPr>
+          <m:t>P</m:t>
+        </m:r>
+        <m:d>
+          <m:dPr>
+            <m:ctrlPr>
+              <w:rPr>
+                <w:rFonts w:ascii="Cambria Math" w:eastAsiaTheme="minorEastAsia" w:hAnsi="Cambria Math"/>
+                <w:i/>
+                <w:lang w:val="en-US"/>
+              </w:rPr>
+            </m:ctrlPr>
+          </m:dPr>
+          <m:e>
+            <m:sSub>
+              <m:sSubPr>
+                <m:ctrlPr>
+                  <w:rPr>
+                    <w:rFonts w:ascii="Cambria Math" w:eastAsiaTheme="minorEastAsia" w:hAnsi="Cambria Math"/>
+                    <w:i/>
+                    <w:lang w:val="en-US"/>
+                  </w:rPr>
+                </m:ctrlPr>
+              </m:sSubPr>
+              <m:e>
+                <m:r>
+                  <w:rPr>
+                    <w:rFonts w:ascii="Cambria Math" w:eastAsiaTheme="minorEastAsia" w:hAnsi="Cambria Math"/>
+                    <w:lang w:val="en-US"/>
+                  </w:rPr>
+                  <m:t>p</m:t>
+                </m:r>
+              </m:e>
+              <m:sub>
+                <m:r>
+                  <w:rPr>
+                    <w:rFonts w:ascii="Cambria Math" w:eastAsiaTheme="minorEastAsia" w:hAnsi="Cambria Math"/>
+                    <w:lang w:val="en-US"/>
+                  </w:rPr>
+                  <m:t>c</m:t>
+                </m:r>
+              </m:sub>
+            </m:sSub>
+          </m:e>
+        </m:d>
+        <m:r>
+          <w:rPr>
+            <w:rFonts w:ascii="Cambria Math" w:eastAsiaTheme="minorEastAsia" w:hAnsi="Cambria Math"/>
+            <w:lang w:val="en-US"/>
+          </w:rPr>
+          <m:t>=0</m:t>
+        </m:r>
+      </m:oMath>
+    </w:p>
+    <w:p>
+      <w:pPr>
+        <w:rPr>
+          <w:rFonts w:eastAsiaTheme="minorEastAsia"/>
+          <w:lang w:val="en-US"/>
+        </w:rPr>
+      </w:pPr>
+      <m:oMathPara>
+        <m:oMath>
+          <m:r>
+            <w:rPr>
+              <w:rFonts w:ascii="Cambria Math" w:eastAsiaTheme="minorEastAsia" w:hAnsi="Cambria Math"/>
+              <w:lang w:val="en-US"/>
+            </w:rPr>
+            <m:t>P</m:t>
+          </m:r>
+          <m:d>
+            <m:dPr>
+              <m:ctrlPr>
+                <w:rPr>
+                  <w:rFonts w:ascii="Cambria Math" w:eastAsiaTheme="minorEastAsia" w:hAnsi="Cambria Math"/>
+                  <w:i/>
+                  <w:lang w:val="en-US"/>
+                </w:rPr>
+              </m:ctrlPr>
+            </m:dPr>
+            <m:e>
+              <m:r>
+                <w:rPr>
+                  <w:rFonts w:ascii="Cambria Math" w:eastAsiaTheme="minorEastAsia" w:hAnsi="Cambria Math"/>
+                  <w:lang w:val="en-US"/>
+                </w:rPr>
+                <m:t>p</m:t>
+              </m:r>
+            </m:e>
+          </m:d>
+          <m:r>
+            <w:rPr>
+              <w:rFonts w:ascii="Cambria Math" w:eastAsiaTheme="minorEastAsia" w:hAnsi="Cambria Math"/>
+              <w:lang w:val="en-US"/>
+            </w:rPr>
+            <m:t>≈6</m:t>
+          </m:r>
+          <m:d>
+            <m:dPr>
+              <m:ctrlPr>
+                <w:rPr>
+                  <w:rFonts w:ascii="Cambria Math" w:eastAsiaTheme="minorEastAsia" w:hAnsi="Cambria Math"/>
+                  <w:i/>
+                  <w:lang w:val="en-US"/>
+                </w:rPr>
+              </m:ctrlPr>
+            </m:dPr>
+            <m:e>
+              <m:r>
+                <w:rPr>
+                  <w:rFonts w:ascii="Cambria Math" w:eastAsiaTheme="minorEastAsia" w:hAnsi="Cambria Math"/>
+                  <w:lang w:val="en-US"/>
+                </w:rPr>
+                <m:t>p-</m:t>
+              </m:r>
+              <m:sSub>
+                <m:sSubPr>
+                  <m:ctrlPr>
+                    <w:rPr>
+                      <w:rFonts w:ascii="Cambria Math" w:eastAsiaTheme="minorEastAsia" w:hAnsi="Cambria Math"/>
+                      <w:i/>
+                      <w:lang w:val="en-US"/>
+                    </w:rPr>
+                  </m:ctrlPr>
+                </m:sSubPr>
+                <m:e>
+                  <m:r>
+                    <w:rPr>
+                      <w:rFonts w:ascii="Cambria Math" w:eastAsiaTheme="minorEastAsia" w:hAnsi="Cambria Math"/>
+                      <w:lang w:val="en-US"/>
+                    </w:rPr>
+                    <m:t>p</m:t>
+                  </m:r>
+                </m:e>
+                <m:sub>
+                  <m:r>
+                    <w:rPr>
+                      <w:rFonts w:ascii="Cambria Math" w:eastAsiaTheme="minorEastAsia" w:hAnsi="Cambria Math"/>
+                      <w:lang w:val="en-US"/>
+                    </w:rPr>
+                    <m:t>c</m:t>
+                  </m:r>
+                </m:sub>
+              </m:sSub>
+            </m:e>
+          </m:d>
+          <m:r>
+            <w:rPr>
+              <w:rFonts w:ascii="Cambria Math" w:eastAsiaTheme="minorEastAsia" w:hAnsi="Cambria Math"/>
+              <w:lang w:val="en-US"/>
+            </w:rPr>
+            <m:t>→β=1</m:t>
+          </m:r>
+        </m:oMath>
+      </m:oMathPara>
+    </w:p>
+    <w:p>
+      <w:pPr>
+        <w:rPr>
+          <w:rFonts w:eastAsiaTheme="minorEastAsia"/>
+          <w:lang w:val="en-US"/>
+        </w:rPr>
+      </w:pPr>
+      <w:r>
+        <w:rPr>
+          <w:rFonts w:eastAsiaTheme="minorEastAsia"/>
+          <w:lang w:val="en-US"/>
+        </w:rPr>
+        <w:t>3.4:</w:t>
+      </w:r>
+    </w:p>
+    <w:p>
+      <w:pPr>
+        <w:rPr>
+          <w:rFonts w:eastAsiaTheme="minorEastAsia"/>
+          <w:lang w:val="en-US"/>
+        </w:rPr>
+      </w:pPr>
+      <w:r>
+        <w:rPr>
+          <w:rFonts w:eastAsiaTheme="minorEastAsia"/>
+          <w:lang w:val="en-US"/>
+        </w:rPr>
+        <w:t>Mean cluster size:</w:t>
+      </w:r>
+    </w:p>
+    <w:p>
+      <w:pPr>
+        <w:rPr>
+          <w:rFonts w:eastAsiaTheme="minorEastAsia"/>
+          <w:lang w:val="en-US"/>
+        </w:rPr>
+      </w:pPr>
+      <m:oMathPara>
+        <m:oMath>
+          <m:r>
+            <w:rPr>
+              <w:rFonts w:ascii="Cambria Math" w:eastAsiaTheme="minorEastAsia" w:hAnsi="Cambria Math"/>
+              <w:lang w:val="en-US"/>
+            </w:rPr>
+            <m:t>S∝</m:t>
+          </m:r>
+          <m:sSup>
+            <m:sSupPr>
+              <m:ctrlPr>
+                <w:rPr>
+                  <w:rFonts w:ascii="Cambria Math" w:eastAsiaTheme="minorEastAsia" w:hAnsi="Cambria Math"/>
+                  <w:i/>
+                  <w:lang w:val="en-US"/>
+                </w:rPr>
+              </m:ctrlPr>
+            </m:sSupPr>
+            <m:e>
+              <m:d>
+                <m:dPr>
+                  <m:begChr m:val="|"/>
+                  <m:endChr m:val="|"/>
+                  <m:ctrlPr>
+                    <w:rPr>
+                      <w:rFonts w:ascii="Cambria Math" w:eastAsiaTheme="minorEastAsia" w:hAnsi="Cambria Math"/>
+                      <w:i/>
+                      <w:lang w:val="en-US"/>
+                    </w:rPr>
+                  </m:ctrlPr>
+                </m:dPr>
+                <m:e>
+                  <m:r>
+                    <w:rPr>
+                      <w:rFonts w:ascii="Cambria Math" w:eastAsiaTheme="minorEastAsia" w:hAnsi="Cambria Math"/>
+                      <w:lang w:val="en-US"/>
+                    </w:rPr>
+                    <m:t>p-</m:t>
+                  </m:r>
+                  <m:sSub>
+                    <m:sSubPr>
+                      <m:ctrlPr>
+                        <w:rPr>
+                          <w:rFonts w:ascii="Cambria Math" w:eastAsiaTheme="minorEastAsia" w:hAnsi="Cambria Math"/>
+                          <w:i/>
+                          <w:lang w:val="en-US"/>
+                        </w:rPr>
+                      </m:ctrlPr>
+                    </m:sSubPr>
+                    <m:e>
+                      <m:r>
+                        <w:rPr>
+                          <w:rFonts w:ascii="Cambria Math" w:eastAsiaTheme="minorEastAsia" w:hAnsi="Cambria Math"/>
+                          <w:lang w:val="en-US"/>
+                        </w:rPr>
+                        <m:t>p</m:t>
+                      </m:r>
+                    </m:e>
+                    <m:sub>
+                      <m:r>
+                        <w:rPr>
+                          <w:rFonts w:ascii="Cambria Math" w:eastAsiaTheme="minorEastAsia" w:hAnsi="Cambria Math"/>
+                          <w:lang w:val="en-US"/>
+                        </w:rPr>
+                        <m:t>c</m:t>
+                      </m:r>
+                    </m:sub>
+                  </m:sSub>
+                </m:e>
+              </m:d>
+            </m:e>
+            <m:sup>
+              <m:r>
+                <w:rPr>
+                  <w:rFonts w:ascii="Cambria Math" w:eastAsiaTheme="minorEastAsia" w:hAnsi="Cambria Math"/>
+                  <w:lang w:val="en-US"/>
+                </w:rPr>
+                <m:t>-γ</m:t>
+              </m:r>
+            </m:sup>
+          </m:sSup>
+        </m:oMath>
+      </m:oMathPara>
+    </w:p>
+    <w:p>
+      <w:pPr>
+        <w:rPr>
+          <w:rFonts w:eastAsiaTheme="minorEastAsia"/>
+          <w:lang w:val="en-US"/>
+        </w:rPr>
+      </w:pPr>
+      <w:r>
+        <w:rPr>
+          <w:rFonts w:eastAsiaTheme="minorEastAsia"/>
+          <w:lang w:val="en-US"/>
+        </w:rPr>
+        <w:t xml:space="preserve">If gamma larger, </w:t>
+      </w:r>
+      <w:proofErr w:type="gramStart"/>
+      <w:r>
+        <w:rPr>
+          <w:rFonts w:eastAsiaTheme="minorEastAsia"/>
+          <w:lang w:val="en-US"/>
+        </w:rPr>
+        <w:t>Mean</w:t>
+      </w:r>
+      <w:proofErr w:type="gramEnd"/>
+      <w:r>
+        <w:rPr>
+          <w:rFonts w:eastAsiaTheme="minorEastAsia"/>
+          <w:lang w:val="en-US"/>
+        </w:rPr>
+        <w:t xml:space="preserve"> cluster rises rapidly near </w:t>
+      </w:r>
+      <m:oMath>
+        <m:sSub>
+          <m:sSubPr>
+            <m:ctrlPr>
+              <w:rPr>
+                <w:rFonts w:ascii="Cambria Math" w:eastAsiaTheme="minorEastAsia" w:hAnsi="Cambria Math"/>
+                <w:i/>
+                <w:lang w:val="en-US"/>
+              </w:rPr>
+            </m:ctrlPr>
+          </m:sSubPr>
+          <m:e>
+            <m:r>
+              <w:rPr>
+                <w:rFonts w:ascii="Cambria Math" w:eastAsiaTheme="minorEastAsia" w:hAnsi="Cambria Math"/>
+                <w:lang w:val="en-US"/>
+              </w:rPr>
+              <m:t>p</m:t>
+            </m:r>
+          </m:e>
+          <m:sub>
+            <m:r>
+              <w:rPr>
+                <w:rFonts w:ascii="Cambria Math" w:eastAsiaTheme="minorEastAsia" w:hAnsi="Cambria Math"/>
+                <w:lang w:val="en-US"/>
+              </w:rPr>
+              <m:t>c</m:t>
+            </m:r>
+          </m:sub>
+        </m:sSub>
+      </m:oMath>
+      <w:r>
+        <w:rPr>
+          <w:rFonts w:eastAsiaTheme="minorEastAsia"/>
+          <w:lang w:val="en-US"/>
+        </w:rPr>
+        <w:t>.</w:t>
+      </w:r>
+    </w:p>
+    <w:p>
+      <w:pPr>
+        <w:rPr>
+          <w:rFonts w:eastAsiaTheme="minorEastAsia"/>
+          <w:lang w:val="en-US"/>
+        </w:rPr>
+      </w:pPr>
+      <w:r>
+        <w:rPr>
+          <w:rFonts w:eastAsiaTheme="minorEastAsia"/>
+          <w:lang w:val="en-US"/>
+        </w:rPr>
+        <w:t>3.5</w:t>
+      </w:r>
+    </w:p>
+    <w:p>
+      <w:pPr>
+        <w:rPr>
+          <w:rFonts w:eastAsiaTheme="minorEastAsia"/>
+          <w:lang w:val="en-US"/>
+        </w:rPr>
+      </w:pPr>
+      <w:proofErr w:type="spellStart"/>
+      <w:r>
+        <w:rPr>
+          <w:rFonts w:eastAsiaTheme="minorEastAsia"/>
+          <w:lang w:val="en-US"/>
+        </w:rPr>
+        <w:t>Renormalisation</w:t>
+      </w:r>
+      <w:proofErr w:type="spellEnd"/>
+      <w:r>
+        <w:rPr>
+          <w:rFonts w:eastAsiaTheme="minorEastAsia"/>
+          <w:lang w:val="en-US"/>
+        </w:rPr>
+        <w:t xml:space="preserve"> for 4 </w:t>
+      </w:r>
+      <w:proofErr w:type="gramStart"/>
+      <w:r>
+        <w:rPr>
+          <w:rFonts w:eastAsiaTheme="minorEastAsia"/>
+          <w:lang w:val="en-US"/>
+        </w:rPr>
+        <w:t>lattice</w:t>
+      </w:r>
+      <w:proofErr w:type="gramEnd"/>
+      <w:r>
+        <w:rPr>
+          <w:rFonts w:eastAsiaTheme="minorEastAsia"/>
+          <w:lang w:val="en-US"/>
+        </w:rPr>
+        <w:t>:</w:t>
+      </w:r>
+    </w:p>
+    <w:p>
+      <w:pPr>
+        <w:rPr>
+          <w:rFonts w:eastAsiaTheme="minorEastAsia"/>
+          <w:lang w:val="en-US"/>
+        </w:rPr>
+      </w:pPr>
+      <m:oMathPara>
+        <m:oMath>
+          <m:sSup>
+            <m:sSupPr>
+              <m:ctrlPr>
+                <w:rPr>
+                  <w:rFonts w:ascii="Cambria Math" w:eastAsiaTheme="minorEastAsia" w:hAnsi="Cambria Math"/>
+                  <w:i/>
+                  <w:lang w:val="en-US"/>
+                </w:rPr>
+              </m:ctrlPr>
+            </m:sSupPr>
+            <m:e>
+              <m:r>
+                <w:rPr>
+                  <w:rFonts w:ascii="Cambria Math" w:eastAsiaTheme="minorEastAsia" w:hAnsi="Cambria Math"/>
+                  <w:lang w:val="en-US"/>
+                </w:rPr>
+                <m:t>p</m:t>
+              </m:r>
+            </m:e>
+            <m:sup>
+              <m:r>
+                <w:rPr>
+                  <w:rFonts w:ascii="Cambria Math" w:eastAsiaTheme="minorEastAsia" w:hAnsi="Cambria Math"/>
+                  <w:lang w:val="en-US"/>
+                </w:rPr>
+                <m:t>'</m:t>
+              </m:r>
+            </m:sup>
+          </m:sSup>
+          <m:r>
+            <w:rPr>
+              <w:rFonts w:ascii="Cambria Math" w:eastAsiaTheme="minorEastAsia" w:hAnsi="Cambria Math"/>
+              <w:lang w:val="en-US"/>
+            </w:rPr>
+            <m:t>=</m:t>
+          </m:r>
+          <m:sSup>
+            <m:sSupPr>
+              <m:ctrlPr>
+                <w:rPr>
+                  <w:rFonts w:ascii="Cambria Math" w:eastAsiaTheme="minorEastAsia" w:hAnsi="Cambria Math"/>
+                  <w:i/>
+                  <w:lang w:val="en-US"/>
+                </w:rPr>
+              </m:ctrlPr>
+            </m:sSupPr>
+            <m:e>
+              <m:r>
+                <w:rPr>
+                  <w:rFonts w:ascii="Cambria Math" w:eastAsiaTheme="minorEastAsia" w:hAnsi="Cambria Math"/>
+                  <w:lang w:val="en-US"/>
+                </w:rPr>
+                <m:t>p</m:t>
+              </m:r>
+            </m:e>
+            <m:sup>
+              <m:r>
+                <w:rPr>
+                  <w:rFonts w:ascii="Cambria Math" w:eastAsiaTheme="minorEastAsia" w:hAnsi="Cambria Math"/>
+                  <w:lang w:val="en-US"/>
+                </w:rPr>
+                <m:t>4</m:t>
+              </m:r>
+            </m:sup>
+          </m:sSup>
+          <m:r>
+            <w:rPr>
+              <w:rFonts w:ascii="Cambria Math" w:eastAsiaTheme="minorEastAsia" w:hAnsi="Cambria Math"/>
+              <w:lang w:val="en-US"/>
+            </w:rPr>
+            <m:t>+4</m:t>
+          </m:r>
+          <m:sSup>
+            <m:sSupPr>
+              <m:ctrlPr>
+                <w:rPr>
+                  <w:rFonts w:ascii="Cambria Math" w:eastAsiaTheme="minorEastAsia" w:hAnsi="Cambria Math"/>
+                  <w:i/>
+                  <w:lang w:val="en-US"/>
+                </w:rPr>
+              </m:ctrlPr>
+            </m:sSupPr>
+            <m:e>
+              <m:r>
+                <w:rPr>
+                  <w:rFonts w:ascii="Cambria Math" w:eastAsiaTheme="minorEastAsia" w:hAnsi="Cambria Math"/>
+                  <w:lang w:val="en-US"/>
+                </w:rPr>
+                <m:t>p</m:t>
+              </m:r>
+            </m:e>
+            <m:sup>
+              <m:r>
+                <w:rPr>
+                  <w:rFonts w:ascii="Cambria Math" w:eastAsiaTheme="minorEastAsia" w:hAnsi="Cambria Math"/>
+                  <w:lang w:val="en-US"/>
+                </w:rPr>
+                <m:t>3</m:t>
+              </m:r>
+            </m:sup>
+          </m:sSup>
+          <m:d>
+            <m:dPr>
+              <m:ctrlPr>
+                <w:rPr>
+                  <w:rFonts w:ascii="Cambria Math" w:eastAsiaTheme="minorEastAsia" w:hAnsi="Cambria Math"/>
+                  <w:i/>
+                  <w:lang w:val="en-US"/>
+                </w:rPr>
+              </m:ctrlPr>
+            </m:dPr>
+            <m:e>
+              <m:r>
+                <w:rPr>
+                  <w:rFonts w:ascii="Cambria Math" w:eastAsiaTheme="minorEastAsia" w:hAnsi="Cambria Math"/>
+                  <w:lang w:val="en-US"/>
+                </w:rPr>
+                <m:t>1-p</m:t>
+              </m:r>
+            </m:e>
+          </m:d>
+          <m:r>
+            <w:rPr>
+              <w:rFonts w:ascii="Cambria Math" w:eastAsiaTheme="minorEastAsia" w:hAnsi="Cambria Math"/>
+              <w:lang w:val="en-US"/>
+            </w:rPr>
+            <m:t>+</m:t>
+          </m:r>
+          <m:f>
+            <m:fPr>
+              <m:ctrlPr>
+                <w:rPr>
+                  <w:rFonts w:ascii="Cambria Math" w:eastAsiaTheme="minorEastAsia" w:hAnsi="Cambria Math"/>
+                  <w:i/>
+                  <w:lang w:val="en-US"/>
+                </w:rPr>
+              </m:ctrlPr>
+            </m:fPr>
+            <m:num>
+              <m:r>
+                <w:rPr>
+                  <w:rFonts w:ascii="Cambria Math" w:eastAsiaTheme="minorEastAsia" w:hAnsi="Cambria Math"/>
+                  <w:lang w:val="en-US"/>
+                </w:rPr>
+                <m:t>1</m:t>
+              </m:r>
+            </m:num>
+            <m:den>
+              <m:r>
+                <w:rPr>
+                  <w:rFonts w:ascii="Cambria Math" w:eastAsiaTheme="minorEastAsia" w:hAnsi="Cambria Math"/>
+                  <w:lang w:val="en-US"/>
+                </w:rPr>
+                <m:t>2</m:t>
+              </m:r>
+            </m:den>
+          </m:f>
+          <m:d>
+            <m:dPr>
+              <m:ctrlPr>
+                <w:rPr>
+                  <w:rFonts w:ascii="Cambria Math" w:eastAsiaTheme="minorEastAsia" w:hAnsi="Cambria Math"/>
+                  <w:i/>
+                  <w:lang w:val="en-US"/>
+                </w:rPr>
+              </m:ctrlPr>
+            </m:dPr>
+            <m:e>
+              <m:eqArr>
+                <m:eqArrPr>
+                  <m:ctrlPr>
+                    <w:rPr>
+                      <w:rFonts w:ascii="Cambria Math" w:eastAsiaTheme="minorEastAsia" w:hAnsi="Cambria Math"/>
+                      <w:i/>
+                      <w:lang w:val="en-US"/>
+                    </w:rPr>
+                  </m:ctrlPr>
+                </m:eqArrPr>
+                <m:e>
+                  <m:r>
+                    <w:rPr>
+                      <w:rFonts w:ascii="Cambria Math" w:eastAsiaTheme="minorEastAsia" w:hAnsi="Cambria Math"/>
+                      <w:lang w:val="en-US"/>
+                    </w:rPr>
+                    <m:t>4</m:t>
+                  </m:r>
+                </m:e>
+                <m:e>
+                  <m:r>
+                    <w:rPr>
+                      <w:rFonts w:ascii="Cambria Math" w:eastAsiaTheme="minorEastAsia" w:hAnsi="Cambria Math"/>
+                      <w:lang w:val="en-US"/>
+                    </w:rPr>
+                    <m:t>2</m:t>
+                  </m:r>
+                </m:e>
+              </m:eqArr>
+            </m:e>
+          </m:d>
+          <m:sSup>
+            <m:sSupPr>
+              <m:ctrlPr>
+                <w:rPr>
+                  <w:rFonts w:ascii="Cambria Math" w:eastAsiaTheme="minorEastAsia" w:hAnsi="Cambria Math"/>
+                  <w:i/>
+                  <w:lang w:val="en-US"/>
+                </w:rPr>
+              </m:ctrlPr>
+            </m:sSupPr>
+            <m:e>
+              <m:r>
+                <w:rPr>
+                  <w:rFonts w:ascii="Cambria Math" w:eastAsiaTheme="minorEastAsia" w:hAnsi="Cambria Math"/>
+                  <w:lang w:val="en-US"/>
+                </w:rPr>
+                <m:t>p</m:t>
+              </m:r>
+            </m:e>
+            <m:sup>
+              <m:r>
+                <w:rPr>
+                  <w:rFonts w:ascii="Cambria Math" w:eastAsiaTheme="minorEastAsia" w:hAnsi="Cambria Math"/>
+                  <w:lang w:val="en-US"/>
+                </w:rPr>
+                <m:t>2</m:t>
+              </m:r>
+            </m:sup>
+          </m:sSup>
+          <m:d>
+            <m:dPr>
+              <m:ctrlPr>
+                <w:rPr>
+                  <w:rFonts w:ascii="Cambria Math" w:eastAsiaTheme="minorEastAsia" w:hAnsi="Cambria Math"/>
+                  <w:i/>
+                  <w:lang w:val="en-US"/>
+                </w:rPr>
+              </m:ctrlPr>
+            </m:dPr>
+            <m:e>
+              <m:r>
+                <w:rPr>
+                  <w:rFonts w:ascii="Cambria Math" w:eastAsiaTheme="minorEastAsia" w:hAnsi="Cambria Math"/>
+                  <w:lang w:val="en-US"/>
+                </w:rPr>
+                <m:t>1-</m:t>
+              </m:r>
+              <m:sSup>
+                <m:sSupPr>
+                  <m:ctrlPr>
+                    <w:rPr>
+                      <w:rFonts w:ascii="Cambria Math" w:eastAsiaTheme="minorEastAsia" w:hAnsi="Cambria Math"/>
+                      <w:i/>
+                      <w:lang w:val="en-US"/>
+                    </w:rPr>
+                  </m:ctrlPr>
+                </m:sSupPr>
+                <m:e>
+                  <m:r>
+                    <w:rPr>
+                      <w:rFonts w:ascii="Cambria Math" w:eastAsiaTheme="minorEastAsia" w:hAnsi="Cambria Math"/>
+                      <w:lang w:val="en-US"/>
+                    </w:rPr>
+                    <m:t>p</m:t>
+                  </m:r>
+                </m:e>
+                <m:sup>
+                  <m:r>
+                    <w:rPr>
+                      <w:rFonts w:ascii="Cambria Math" w:eastAsiaTheme="minorEastAsia" w:hAnsi="Cambria Math"/>
+                      <w:lang w:val="en-US"/>
+                    </w:rPr>
+                    <m:t>2</m:t>
+                  </m:r>
+                </m:sup>
+              </m:sSup>
+            </m:e>
+          </m:d>
+        </m:oMath>
+      </m:oMathPara>
+    </w:p>
+    <w:p>
+      <w:pPr>
+        <w:rPr>
+          <w:rFonts w:eastAsiaTheme="minorEastAsia"/>
+          <w:lang w:val="en-US"/>
+        </w:rPr>
+      </w:pPr>
+      <w:r>
+        <w:rPr>
+          <w:rFonts w:eastAsiaTheme="minorEastAsia"/>
+          <w:lang w:val="en-US"/>
+        </w:rPr>
+        <w:t>Or choose 3</w:t>
+      </w:r>
+    </w:p>
+    <w:p>
+      <w:pPr>
+        <w:rPr>
+          <w:rFonts w:eastAsiaTheme="minorEastAsia"/>
+          <w:lang w:val="en-US"/>
+        </w:rPr>
+      </w:pPr>
+      <m:oMathPara>
+        <m:oMath>
+          <m:f>
+            <m:fPr>
+              <m:ctrlPr>
+                <w:rPr>
+                  <w:rFonts w:ascii="Cambria Math" w:eastAsiaTheme="minorEastAsia" w:hAnsi="Cambria Math"/>
+                  <w:i/>
+                  <w:lang w:val="en-US"/>
+                </w:rPr>
+              </m:ctrlPr>
+            </m:fPr>
+            <m:num>
+              <m:r>
+                <w:rPr>
+                  <w:rFonts w:ascii="Cambria Math" w:eastAsiaTheme="minorEastAsia" w:hAnsi="Cambria Math"/>
+                  <w:lang w:val="en-US"/>
+                </w:rPr>
+                <m:t>4!</m:t>
+              </m:r>
+            </m:num>
+            <m:den>
+              <m:sSup>
+                <m:sSupPr>
+                  <m:ctrlPr>
+                    <w:rPr>
+                      <w:rFonts w:ascii="Cambria Math" w:eastAsiaTheme="minorEastAsia" w:hAnsi="Cambria Math"/>
+                      <w:i/>
+                      <w:lang w:val="en-US"/>
+                    </w:rPr>
+                  </m:ctrlPr>
+                </m:sSupPr>
+                <m:e>
+                  <m:d>
+                    <m:dPr>
+                      <m:ctrlPr>
+                        <w:rPr>
+                          <w:rFonts w:ascii="Cambria Math" w:eastAsiaTheme="minorEastAsia" w:hAnsi="Cambria Math"/>
+                          <w:i/>
+                          <w:lang w:val="en-US"/>
+                        </w:rPr>
+                      </m:ctrlPr>
+                    </m:dPr>
+                    <m:e>
+                      <m:r>
+                        <w:rPr>
+                          <w:rFonts w:ascii="Cambria Math" w:eastAsiaTheme="minorEastAsia" w:hAnsi="Cambria Math"/>
+                          <w:lang w:val="en-US"/>
+                        </w:rPr>
+                        <m:t>2!</m:t>
+                      </m:r>
+                    </m:e>
+                  </m:d>
+                </m:e>
+                <m:sup>
+                  <m:r>
+                    <w:rPr>
+                      <w:rFonts w:ascii="Cambria Math" w:eastAsiaTheme="minorEastAsia" w:hAnsi="Cambria Math"/>
+                      <w:lang w:val="en-US"/>
+                    </w:rPr>
+                    <m:t>2</m:t>
+                  </m:r>
+                </m:sup>
+              </m:sSup>
+            </m:den>
+          </m:f>
+          <m:r>
+            <w:rPr>
+              <w:rFonts w:ascii="Cambria Math" w:eastAsiaTheme="minorEastAsia" w:hAnsi="Cambria Math"/>
+              <w:lang w:val="en-US"/>
+            </w:rPr>
+            <m:t>=6</m:t>
+          </m:r>
+        </m:oMath>
+      </m:oMathPara>
+    </w:p>
+    <w:p>
+      <w:pPr>
+        <w:rPr>
+          <w:rFonts w:eastAsiaTheme="minorEastAsia"/>
+          <w:lang w:val="en-US"/>
+        </w:rPr>
+      </w:pPr>
+      <m:oMathPara>
+        <m:oMath>
+          <m:sSup>
+            <m:sSupPr>
+              <m:ctrlPr>
+                <w:rPr>
+                  <w:rFonts w:ascii="Cambria Math" w:eastAsiaTheme="minorEastAsia" w:hAnsi="Cambria Math"/>
+                  <w:i/>
+                  <w:lang w:val="en-US"/>
+                </w:rPr>
+              </m:ctrlPr>
+            </m:sSupPr>
+            <m:e>
+              <m:r>
+                <w:rPr>
+                  <w:rFonts w:ascii="Cambria Math" w:eastAsiaTheme="minorEastAsia" w:hAnsi="Cambria Math"/>
+                  <w:lang w:val="en-US"/>
+                </w:rPr>
+                <m:t>p</m:t>
+              </m:r>
+            </m:e>
+            <m:sup>
+              <m:r>
+                <w:rPr>
+                  <w:rFonts w:ascii="Cambria Math" w:eastAsiaTheme="minorEastAsia" w:hAnsi="Cambria Math"/>
+                  <w:lang w:val="en-US"/>
+                </w:rPr>
+                <m:t>'</m:t>
+              </m:r>
+            </m:sup>
+          </m:sSup>
+          <m:r>
+            <w:rPr>
+              <w:rFonts w:ascii="Cambria Math" w:eastAsiaTheme="minorEastAsia" w:hAnsi="Cambria Math"/>
+              <w:lang w:val="en-US"/>
+            </w:rPr>
+            <m:t>=</m:t>
+          </m:r>
+          <m:sSup>
+            <m:sSupPr>
+              <m:ctrlPr>
+                <w:rPr>
+                  <w:rFonts w:ascii="Cambria Math" w:eastAsiaTheme="minorEastAsia" w:hAnsi="Cambria Math"/>
+                  <w:i/>
+                  <w:lang w:val="en-US"/>
+                </w:rPr>
+              </m:ctrlPr>
+            </m:sSupPr>
+            <m:e>
+              <m:r>
+                <w:rPr>
+                  <w:rFonts w:ascii="Cambria Math" w:eastAsiaTheme="minorEastAsia" w:hAnsi="Cambria Math"/>
+                  <w:lang w:val="en-US"/>
+                </w:rPr>
+                <m:t>p</m:t>
+              </m:r>
+            </m:e>
+            <m:sup>
+              <m:r>
+                <w:rPr>
+                  <w:rFonts w:ascii="Cambria Math" w:eastAsiaTheme="minorEastAsia" w:hAnsi="Cambria Math"/>
+                  <w:lang w:val="en-US"/>
+                </w:rPr>
+                <m:t>4</m:t>
+              </m:r>
+            </m:sup>
+          </m:sSup>
+          <m:r>
+            <w:rPr>
+              <w:rFonts w:ascii="Cambria Math" w:eastAsiaTheme="minorEastAsia" w:hAnsi="Cambria Math"/>
+              <w:lang w:val="en-US"/>
+            </w:rPr>
+            <m:t>+4</m:t>
+          </m:r>
+          <m:sSup>
+            <m:sSupPr>
+              <m:ctrlPr>
+                <w:rPr>
+                  <w:rFonts w:ascii="Cambria Math" w:eastAsiaTheme="minorEastAsia" w:hAnsi="Cambria Math"/>
+                  <w:i/>
+                  <w:lang w:val="en-US"/>
+                </w:rPr>
+              </m:ctrlPr>
+            </m:sSupPr>
+            <m:e>
+              <m:r>
+                <w:rPr>
+                  <w:rFonts w:ascii="Cambria Math" w:eastAsiaTheme="minorEastAsia" w:hAnsi="Cambria Math"/>
+                  <w:lang w:val="en-US"/>
+                </w:rPr>
+                <m:t>p</m:t>
+              </m:r>
+            </m:e>
+            <m:sup>
+              <m:r>
+                <w:rPr>
+                  <w:rFonts w:ascii="Cambria Math" w:eastAsiaTheme="minorEastAsia" w:hAnsi="Cambria Math"/>
+                  <w:lang w:val="en-US"/>
+                </w:rPr>
+                <m:t>3</m:t>
+              </m:r>
+            </m:sup>
+          </m:sSup>
+          <m:d>
+            <m:dPr>
+              <m:ctrlPr>
+                <w:rPr>
+                  <w:rFonts w:ascii="Cambria Math" w:eastAsiaTheme="minorEastAsia" w:hAnsi="Cambria Math"/>
+                  <w:i/>
+                  <w:lang w:val="en-US"/>
+                </w:rPr>
+              </m:ctrlPr>
+            </m:dPr>
+            <m:e>
+              <m:r>
+                <w:rPr>
+                  <w:rFonts w:ascii="Cambria Math" w:eastAsiaTheme="minorEastAsia" w:hAnsi="Cambria Math"/>
+                  <w:lang w:val="en-US"/>
+                </w:rPr>
+                <m:t>1-p</m:t>
+              </m:r>
+            </m:e>
+          </m:d>
+          <m:r>
+            <w:rPr>
+              <w:rFonts w:ascii="Cambria Math" w:eastAsiaTheme="minorEastAsia" w:hAnsi="Cambria Math"/>
+              <w:lang w:val="en-US"/>
+            </w:rPr>
+            <m:t>+2</m:t>
+          </m:r>
+          <m:sSup>
+            <m:sSupPr>
+              <m:ctrlPr>
+                <w:rPr>
+                  <w:rFonts w:ascii="Cambria Math" w:eastAsiaTheme="minorEastAsia" w:hAnsi="Cambria Math"/>
+                  <w:i/>
+                  <w:lang w:val="en-US"/>
+                </w:rPr>
+              </m:ctrlPr>
+            </m:sSupPr>
+            <m:e>
+              <m:r>
+                <w:rPr>
+                  <w:rFonts w:ascii="Cambria Math" w:eastAsiaTheme="minorEastAsia" w:hAnsi="Cambria Math"/>
+                  <w:lang w:val="en-US"/>
+                </w:rPr>
+                <m:t>p</m:t>
+              </m:r>
+            </m:e>
+            <m:sup>
+              <m:r>
+                <w:rPr>
+                  <w:rFonts w:ascii="Cambria Math" w:eastAsiaTheme="minorEastAsia" w:hAnsi="Cambria Math"/>
+                  <w:lang w:val="en-US"/>
+                </w:rPr>
+                <m:t>2</m:t>
+              </m:r>
+            </m:sup>
+          </m:sSup>
+          <m:sSup>
+            <m:sSupPr>
+              <m:ctrlPr>
+                <w:rPr>
+                  <w:rFonts w:ascii="Cambria Math" w:eastAsiaTheme="minorEastAsia" w:hAnsi="Cambria Math"/>
+                  <w:i/>
+                  <w:lang w:val="en-US"/>
+                </w:rPr>
+              </m:ctrlPr>
+            </m:sSupPr>
+            <m:e>
+              <m:d>
+                <m:dPr>
+                  <m:ctrlPr>
+                    <w:rPr>
+                      <w:rFonts w:ascii="Cambria Math" w:eastAsiaTheme="minorEastAsia" w:hAnsi="Cambria Math"/>
+                      <w:i/>
+                      <w:lang w:val="en-US"/>
+                    </w:rPr>
+                  </m:ctrlPr>
+                </m:dPr>
+                <m:e>
+                  <m:r>
+                    <w:rPr>
+                      <w:rFonts w:ascii="Cambria Math" w:eastAsiaTheme="minorEastAsia" w:hAnsi="Cambria Math"/>
+                      <w:lang w:val="en-US"/>
+                    </w:rPr>
+                    <m:t>1-p</m:t>
+                  </m:r>
+                </m:e>
+              </m:d>
+            </m:e>
+            <m:sup>
+              <m:r>
+                <w:rPr>
+                  <w:rFonts w:ascii="Cambria Math" w:eastAsiaTheme="minorEastAsia" w:hAnsi="Cambria Math"/>
+                  <w:lang w:val="en-US"/>
+                </w:rPr>
+                <m:t>2</m:t>
+              </m:r>
+            </m:sup>
+          </m:sSup>
+        </m:oMath>
+      </m:oMathPara>
+    </w:p>
+    <w:p>
+      <w:pPr>
+        <w:rPr>
+          <w:rFonts w:eastAsiaTheme="minorEastAsia"/>
+          <w:lang w:val="en-US"/>
+        </w:rPr>
+      </w:pPr>
+      <m:oMathPara>
+        <m:oMath>
+          <m:r>
+            <w:rPr>
+              <w:rFonts w:ascii="Cambria Math" w:eastAsiaTheme="minorEastAsia" w:hAnsi="Cambria Math"/>
+              <w:lang w:val="en-US"/>
+            </w:rPr>
+            <m:t>p≔</m:t>
+          </m:r>
+          <m:f>
+            <m:fPr>
+              <m:ctrlPr>
+                <w:rPr>
+                  <w:rFonts w:ascii="Cambria Math" w:eastAsiaTheme="minorEastAsia" w:hAnsi="Cambria Math"/>
+                  <w:i/>
+                  <w:lang w:val="en-US"/>
+                </w:rPr>
+              </m:ctrlPr>
+            </m:fPr>
+            <m:num>
+              <m:r>
+                <w:rPr>
+                  <w:rFonts w:ascii="Cambria Math" w:eastAsiaTheme="minorEastAsia" w:hAnsi="Cambria Math"/>
+                  <w:lang w:val="en-US"/>
+                </w:rPr>
+                <m:t>1</m:t>
+              </m:r>
+            </m:num>
+            <m:den>
+              <m:r>
+                <w:rPr>
+                  <w:rFonts w:ascii="Cambria Math" w:eastAsiaTheme="minorEastAsia" w:hAnsi="Cambria Math"/>
+                  <w:lang w:val="en-US"/>
+                </w:rPr>
+                <m:t>2</m:t>
+              </m:r>
+            </m:den>
+          </m:f>
+        </m:oMath>
+      </m:oMathPara>
+    </w:p>
+    <w:p>
+      <w:pPr>
+        <w:rPr>
+          <w:rFonts w:eastAsiaTheme="minorEastAsia"/>
+          <w:lang w:val="en-US"/>
+        </w:rPr>
+      </w:pPr>
+      <m:oMathPara>
+        <m:oMath>
+          <m:r>
+            <w:rPr>
+              <w:rFonts w:ascii="Cambria Math" w:eastAsiaTheme="minorEastAsia" w:hAnsi="Cambria Math"/>
+              <w:lang w:val="en-US"/>
+            </w:rPr>
+            <m:t>p=</m:t>
+          </m:r>
+          <m:sSup>
+            <m:sSupPr>
+              <m:ctrlPr>
+                <w:rPr>
+                  <w:rFonts w:ascii="Cambria Math" w:eastAsiaTheme="minorEastAsia" w:hAnsi="Cambria Math"/>
+                  <w:i/>
+                  <w:lang w:val="en-US"/>
+                </w:rPr>
+              </m:ctrlPr>
+            </m:sSupPr>
+            <m:e>
+              <m:r>
+                <w:rPr>
+                  <w:rFonts w:ascii="Cambria Math" w:eastAsiaTheme="minorEastAsia" w:hAnsi="Cambria Math"/>
+                  <w:lang w:val="en-US"/>
+                </w:rPr>
+                <m:t>p</m:t>
+              </m:r>
+            </m:e>
+            <m:sup>
+              <m:r>
+                <w:rPr>
+                  <w:rFonts w:ascii="Cambria Math" w:eastAsiaTheme="minorEastAsia" w:hAnsi="Cambria Math"/>
+                  <w:lang w:val="en-US"/>
+                </w:rPr>
+                <m:t>4</m:t>
+              </m:r>
+            </m:sup>
+          </m:sSup>
+          <m:r>
+            <w:rPr>
+              <w:rFonts w:ascii="Cambria Math" w:eastAsiaTheme="minorEastAsia" w:hAnsi="Cambria Math"/>
+              <w:lang w:val="en-US"/>
+            </w:rPr>
+            <m:t>+4</m:t>
+          </m:r>
+          <m:sSup>
+            <m:sSupPr>
+              <m:ctrlPr>
+                <w:rPr>
+                  <w:rFonts w:ascii="Cambria Math" w:eastAsiaTheme="minorEastAsia" w:hAnsi="Cambria Math"/>
+                  <w:i/>
+                  <w:lang w:val="en-US"/>
+                </w:rPr>
+              </m:ctrlPr>
+            </m:sSupPr>
+            <m:e>
+              <m:r>
+                <w:rPr>
+                  <w:rFonts w:ascii="Cambria Math" w:eastAsiaTheme="minorEastAsia" w:hAnsi="Cambria Math"/>
+                  <w:lang w:val="en-US"/>
+                </w:rPr>
+                <m:t>p</m:t>
+              </m:r>
+            </m:e>
+            <m:sup>
+              <m:r>
+                <w:rPr>
+                  <w:rFonts w:ascii="Cambria Math" w:eastAsiaTheme="minorEastAsia" w:hAnsi="Cambria Math"/>
+                  <w:lang w:val="en-US"/>
+                </w:rPr>
+                <m:t>3</m:t>
+              </m:r>
+            </m:sup>
+          </m:sSup>
+          <m:d>
+            <m:dPr>
+              <m:ctrlPr>
+                <w:rPr>
+                  <w:rFonts w:ascii="Cambria Math" w:eastAsiaTheme="minorEastAsia" w:hAnsi="Cambria Math"/>
+                  <w:i/>
+                  <w:lang w:val="en-US"/>
+                </w:rPr>
+              </m:ctrlPr>
+            </m:dPr>
+            <m:e>
+              <m:r>
+                <w:rPr>
+                  <w:rFonts w:ascii="Cambria Math" w:eastAsiaTheme="minorEastAsia" w:hAnsi="Cambria Math"/>
+                  <w:lang w:val="en-US"/>
+                </w:rPr>
+                <m:t>1-p</m:t>
+              </m:r>
+            </m:e>
+          </m:d>
+          <m:r>
+            <w:rPr>
+              <w:rFonts w:ascii="Cambria Math" w:eastAsiaTheme="minorEastAsia" w:hAnsi="Cambria Math"/>
+              <w:lang w:val="en-US"/>
+            </w:rPr>
+            <m:t>+a·</m:t>
+          </m:r>
+          <m:sSup>
+            <m:sSupPr>
+              <m:ctrlPr>
+                <w:rPr>
+                  <w:rFonts w:ascii="Cambria Math" w:eastAsiaTheme="minorEastAsia" w:hAnsi="Cambria Math"/>
+                  <w:i/>
+                  <w:lang w:val="en-US"/>
+                </w:rPr>
+              </m:ctrlPr>
+            </m:sSupPr>
+            <m:e>
+              <m:r>
+                <w:rPr>
+                  <w:rFonts w:ascii="Cambria Math" w:eastAsiaTheme="minorEastAsia" w:hAnsi="Cambria Math"/>
+                  <w:lang w:val="en-US"/>
+                </w:rPr>
+                <m:t>p</m:t>
+              </m:r>
+            </m:e>
+            <m:sup>
+              <m:r>
+                <w:rPr>
+                  <w:rFonts w:ascii="Cambria Math" w:eastAsiaTheme="minorEastAsia" w:hAnsi="Cambria Math"/>
+                  <w:lang w:val="en-US"/>
+                </w:rPr>
+                <m:t>2</m:t>
+              </m:r>
+            </m:sup>
+          </m:sSup>
+          <m:sSup>
+            <m:sSupPr>
+              <m:ctrlPr>
+                <w:rPr>
+                  <w:rFonts w:ascii="Cambria Math" w:eastAsiaTheme="minorEastAsia" w:hAnsi="Cambria Math"/>
+                  <w:i/>
+                  <w:lang w:val="en-US"/>
+                </w:rPr>
+              </m:ctrlPr>
+            </m:sSupPr>
+            <m:e>
+              <m:d>
+                <m:dPr>
+                  <m:ctrlPr>
+                    <w:rPr>
+                      <w:rFonts w:ascii="Cambria Math" w:eastAsiaTheme="minorEastAsia" w:hAnsi="Cambria Math"/>
+                      <w:i/>
+                      <w:lang w:val="en-US"/>
+                    </w:rPr>
+                  </m:ctrlPr>
+                </m:dPr>
+                <m:e>
+                  <m:r>
+                    <w:rPr>
+                      <w:rFonts w:ascii="Cambria Math" w:eastAsiaTheme="minorEastAsia" w:hAnsi="Cambria Math"/>
+                      <w:lang w:val="en-US"/>
+                    </w:rPr>
+                    <m:t>1-p</m:t>
+                  </m:r>
+                </m:e>
+              </m:d>
+            </m:e>
+            <m:sup>
+              <m:r>
+                <w:rPr>
+                  <w:rFonts w:ascii="Cambria Math" w:eastAsiaTheme="minorEastAsia" w:hAnsi="Cambria Math"/>
+                  <w:lang w:val="en-US"/>
+                </w:rPr>
+                <m:t>2</m:t>
+              </m:r>
+            </m:sup>
+          </m:sSup>
+        </m:oMath>
+      </m:oMathPara>
+    </w:p>
+    <w:p>
+      <w:pPr>
+        <w:spacing w:after="40"/>
+        <w:rPr>
+          <w:rFonts w:eastAsiaTheme="minorEastAsia"/>
+          <w:i/>
+          <w:color w:val="808080"/>
+          <w:sz w:val="16"/>
+          <w:lang w:val="en-US"/>
+        </w:rPr>
+      </w:pPr>
+      <w:r>
+        <w:rPr>
+          <w:rFonts w:eastAsiaTheme="minorEastAsia"/>
+          <w:lang w:val="en-US"/>
+        </w:rPr>
+        <w:tab/>
+      </w:r>
+      <m:oMath>
+        <m:r>
+          <w:rPr>
+            <w:rFonts w:ascii="Cambria Math" w:eastAsiaTheme="minorEastAsia" w:hAnsi="Cambria Math"/>
+            <w:sz w:val="32"/>
+          </w:rPr>
+          <m:t>⇕</m:t>
+        </m:r>
+      </m:oMath>
+      <w:r>
+        <w:rPr>
+          <w:rFonts w:eastAsiaTheme="minorEastAsia"/>
+          <w:sz w:val="32"/>
+        </w:rPr>
+        <w:tab/>
+      </w:r>
+      <w:r>
+        <w:rPr>
+          <w:rFonts w:eastAsiaTheme="minorEastAsia"/>
+          <w:i/>
+          <w:color w:val="808080"/>
+          <w:sz w:val="16"/>
+        </w:rPr>
+        <w:t xml:space="preserve">Ligningen løses for a vha. </w:t>
+      </w:r>
+      <w:proofErr w:type="spellStart"/>
+      <w:r>
+        <w:rPr>
+          <w:rFonts w:eastAsiaTheme="minorEastAsia"/>
+          <w:i/>
+          <w:color w:val="808080"/>
+          <w:sz w:val="16"/>
+          <w:lang w:val="en-US"/>
+        </w:rPr>
+        <w:t>WordMat</w:t>
+      </w:r>
+      <w:proofErr w:type="spellEnd"/>
+      <w:r>
+        <w:rPr>
+          <w:rFonts w:eastAsiaTheme="minorEastAsia"/>
+          <w:i/>
+          <w:color w:val="808080"/>
+          <w:sz w:val="16"/>
+          <w:lang w:val="en-US"/>
+        </w:rPr>
+        <w:t xml:space="preserve">. </w:t>
+      </w:r>
+    </w:p>
+    <w:p>
+      <w:pPr>
+        <w:rPr>
+          <w:rFonts w:eastAsiaTheme="minorEastAsia"/>
+          <w:lang w:val="en-US"/>
+        </w:rPr>
+      </w:pPr>
+      <m:oMathPara>
+        <m:oMath>
+          <m:r>
+            <w:rPr>
+              <w:rFonts w:ascii="Cambria Math" w:eastAsiaTheme="minorEastAsia" w:hAnsi="Cambria Math"/>
+              <w:lang w:val="en-US"/>
+            </w:rPr>
+            <m:t>a=3</m:t>
+          </m:r>
+        </m:oMath>
+      </m:oMathPara>
+    </w:p>
+    <w:p>
+      <w:pPr>
+        <w:rPr>
+          <w:rFonts w:eastAsiaTheme="minorEastAsia"/>
+        </w:rPr>
+      </w:pPr>
+      <m:oMathPara>
+        <m:oMath>
+          <m:f>
+            <m:fPr>
+              <m:ctrlPr>
+                <w:rPr>
+                  <w:rFonts w:ascii="Cambria Math" w:eastAsiaTheme="minorEastAsia" w:hAnsi="Cambria Math"/>
+                  <w:i/>
+                </w:rPr>
+              </m:ctrlPr>
+            </m:fPr>
+            <m:num>
+              <m:r>
+                <w:rPr>
+                  <w:rFonts w:ascii="Cambria Math" w:eastAsiaTheme="minorEastAsia" w:hAnsi="Cambria Math"/>
+                </w:rPr>
+                <m:t>d</m:t>
+              </m:r>
+              <m:sSup>
+                <m:sSupPr>
+                  <m:ctrlPr>
+                    <w:rPr>
+                      <w:rFonts w:ascii="Cambria Math" w:eastAsiaTheme="minorEastAsia" w:hAnsi="Cambria Math"/>
+                      <w:i/>
+                    </w:rPr>
+                  </m:ctrlPr>
+                </m:sSupPr>
+                <m:e>
+                  <m:r>
+                    <w:rPr>
+                      <w:rFonts w:ascii="Cambria Math" w:eastAsiaTheme="minorEastAsia" w:hAnsi="Cambria Math"/>
+                    </w:rPr>
+                    <m:t>p</m:t>
+                  </m:r>
+                </m:e>
+                <m:sup>
+                  <m:r>
+                    <w:rPr>
+                      <w:rFonts w:ascii="Cambria Math" w:eastAsiaTheme="minorEastAsia" w:hAnsi="Cambria Math"/>
+                    </w:rPr>
+                    <m:t>'</m:t>
+                  </m:r>
+                </m:sup>
+              </m:sSup>
+            </m:num>
+            <m:den>
+              <m:r>
+                <w:rPr>
+                  <w:rFonts w:ascii="Cambria Math" w:eastAsiaTheme="minorEastAsia" w:hAnsi="Cambria Math"/>
+                </w:rPr>
+                <m:t>dp</m:t>
+              </m:r>
+            </m:den>
+          </m:f>
+          <m:r>
+            <w:rPr>
+              <w:rFonts w:ascii="Cambria Math" w:eastAsiaTheme="minorEastAsia" w:hAnsi="Cambria Math"/>
+            </w:rPr>
+            <m:t>=</m:t>
+          </m:r>
+        </m:oMath>
+      </m:oMathPara>
+    </w:p>
+    <w:p>
+      <w:pPr>
+        <w:rPr>
+          <w:rFonts w:eastAsiaTheme="minorEastAsia"/>
+          <w:lang w:val="en-US"/>
+        </w:rPr>
+      </w:pPr>
+      <m:oMathPara>
+        <m:oMath>
+          <m:sSubSup>
+            <m:sSubSupPr>
+              <m:ctrlPr>
+                <w:rPr>
+                  <w:rFonts w:ascii="Cambria Math" w:eastAsiaTheme="minorEastAsia" w:hAnsi="Cambria Math"/>
+                  <w:i/>
+                  <w:lang w:val="en-US"/>
+                </w:rPr>
+              </m:ctrlPr>
+            </m:sSubSupPr>
+            <m:e>
+              <m:r>
+                <w:rPr>
+                  <w:rFonts w:ascii="Cambria Math" w:eastAsiaTheme="minorEastAsia" w:hAnsi="Cambria Math"/>
+                  <w:lang w:val="en-US"/>
+                </w:rPr>
+                <m:t>R</m:t>
+              </m:r>
+            </m:e>
+            <m:sub>
+              <m:r>
+                <w:rPr>
+                  <w:rFonts w:ascii="Cambria Math" w:eastAsiaTheme="minorEastAsia" w:hAnsi="Cambria Math"/>
+                  <w:lang w:val="en-US"/>
+                </w:rPr>
+                <m:t>corr</m:t>
+              </m:r>
+            </m:sub>
+            <m:sup>
+              <m:r>
+                <w:rPr>
+                  <w:rFonts w:ascii="Cambria Math" w:eastAsiaTheme="minorEastAsia" w:hAnsi="Cambria Math"/>
+                  <w:lang w:val="en-US"/>
+                </w:rPr>
+                <m:t>'</m:t>
+              </m:r>
+            </m:sup>
+          </m:sSubSup>
+          <m:r>
+            <w:rPr>
+              <w:rFonts w:ascii="Cambria Math" w:eastAsiaTheme="minorEastAsia" w:hAnsi="Cambria Math"/>
+              <w:lang w:val="en-US"/>
+            </w:rPr>
+            <m:t>·b=</m:t>
+          </m:r>
+          <m:sSub>
+            <m:sSubPr>
+              <m:ctrlPr>
+                <w:rPr>
+                  <w:rFonts w:ascii="Cambria Math" w:eastAsiaTheme="minorEastAsia" w:hAnsi="Cambria Math"/>
+                  <w:i/>
+                  <w:lang w:val="en-US"/>
+                </w:rPr>
+              </m:ctrlPr>
+            </m:sSubPr>
+            <m:e>
+              <m:r>
+                <w:rPr>
+                  <w:rFonts w:ascii="Cambria Math" w:eastAsiaTheme="minorEastAsia" w:hAnsi="Cambria Math"/>
+                  <w:lang w:val="en-US"/>
+                </w:rPr>
+                <m:t>R</m:t>
+              </m:r>
+            </m:e>
+            <m:sub>
+              <m:r>
+                <w:rPr>
+                  <w:rFonts w:ascii="Cambria Math" w:eastAsiaTheme="minorEastAsia" w:hAnsi="Cambria Math"/>
+                  <w:lang w:val="en-US"/>
+                </w:rPr>
+                <m:t>corr</m:t>
+              </m:r>
+            </m:sub>
+          </m:sSub>
+        </m:oMath>
+      </m:oMathPara>
+    </w:p>
+    <w:p>
+      <w:pPr>
+        <w:rPr>
+          <w:rFonts w:eastAsiaTheme="minorEastAsia"/>
+          <w:lang w:val="en-US"/>
+        </w:rPr>
+      </w:pPr>
+      <m:oMathPara>
+        <m:oMath>
+          <m:r>
+            <w:rPr>
+              <w:rFonts w:ascii="Cambria Math" w:eastAsiaTheme="minorEastAsia" w:hAnsi="Cambria Math"/>
+              <w:lang w:val="en-US"/>
+            </w:rPr>
+            <m:t>b=2</m:t>
+          </m:r>
+        </m:oMath>
+      </m:oMathPara>
+    </w:p>
+    <w:p>
+      <w:pPr>
+        <w:rPr>
+          <w:rFonts w:eastAsiaTheme="minorEastAsia"/>
+          <w:lang w:val="en-US"/>
+        </w:rPr>
+      </w:pPr>
+      <m:oMathPara>
+        <m:oMath>
+          <m:r>
+            <w:rPr>
+              <w:rFonts w:ascii="Cambria Math" w:eastAsiaTheme="minorEastAsia" w:hAnsi="Cambria Math"/>
+              <w:lang w:val="en-US"/>
+            </w:rPr>
+            <m:t>b=</m:t>
+          </m:r>
+          <m:sSup>
+            <m:sSupPr>
+              <m:ctrlPr>
+                <w:rPr>
+                  <w:rFonts w:ascii="Cambria Math" w:eastAsiaTheme="minorEastAsia" w:hAnsi="Cambria Math"/>
+                  <w:i/>
+                  <w:lang w:val="en-US"/>
+                </w:rPr>
+              </m:ctrlPr>
+            </m:sSupPr>
+            <m:e>
+              <m:d>
+                <m:dPr>
+                  <m:ctrlPr>
+                    <w:rPr>
+                      <w:rFonts w:ascii="Cambria Math" w:eastAsiaTheme="minorEastAsia" w:hAnsi="Cambria Math"/>
+                      <w:i/>
+                      <w:lang w:val="en-US"/>
+                    </w:rPr>
+                  </m:ctrlPr>
+                </m:dPr>
+                <m:e>
+                  <m:f>
+                    <m:fPr>
+                      <m:ctrlPr>
+                        <w:rPr>
+                          <w:rFonts w:ascii="Cambria Math" w:eastAsiaTheme="minorEastAsia" w:hAnsi="Cambria Math"/>
+                          <w:i/>
+                          <w:lang w:val="en-US"/>
+                        </w:rPr>
+                      </m:ctrlPr>
+                    </m:fPr>
+                    <m:num>
+                      <m:r>
+                        <w:rPr>
+                          <w:rFonts w:ascii="Cambria Math" w:eastAsiaTheme="minorEastAsia" w:hAnsi="Cambria Math"/>
+                          <w:lang w:val="en-US"/>
+                        </w:rPr>
+                        <m:t>d</m:t>
+                      </m:r>
+                      <m:sSup>
+                        <m:sSupPr>
+                          <m:ctrlPr>
+                            <w:rPr>
+                              <w:rFonts w:ascii="Cambria Math" w:eastAsiaTheme="minorEastAsia" w:hAnsi="Cambria Math"/>
+                              <w:i/>
+                              <w:lang w:val="en-US"/>
+                            </w:rPr>
+                          </m:ctrlPr>
+                        </m:sSupPr>
+                        <m:e>
+                          <m:r>
+                            <w:rPr>
+                              <w:rFonts w:ascii="Cambria Math" w:eastAsiaTheme="minorEastAsia" w:hAnsi="Cambria Math"/>
+                              <w:lang w:val="en-US"/>
+                            </w:rPr>
+                            <m:t>p</m:t>
+                          </m:r>
+                        </m:e>
+                        <m:sup>
+                          <m:r>
+                            <w:rPr>
+                              <w:rFonts w:ascii="Cambria Math" w:eastAsiaTheme="minorEastAsia" w:hAnsi="Cambria Math"/>
+                              <w:lang w:val="en-US"/>
+                            </w:rPr>
+                            <m:t>'</m:t>
+                          </m:r>
+                        </m:sup>
+                      </m:sSup>
+                    </m:num>
+                    <m:den>
+                      <m:r>
+                        <w:rPr>
+                          <w:rFonts w:ascii="Cambria Math" w:eastAsiaTheme="minorEastAsia" w:hAnsi="Cambria Math"/>
+                          <w:lang w:val="en-US"/>
+                        </w:rPr>
+                        <m:t>dp</m:t>
+                      </m:r>
+                    </m:den>
+                  </m:f>
+                </m:e>
+              </m:d>
+            </m:e>
+            <m:sup>
+              <m:r>
+                <w:rPr>
+                  <w:rFonts w:ascii="Cambria Math" w:eastAsiaTheme="minorEastAsia" w:hAnsi="Cambria Math"/>
+                  <w:lang w:val="en-US"/>
+                </w:rPr>
+                <m:t>ν</m:t>
+              </m:r>
+            </m:sup>
+          </m:sSup>
+        </m:oMath>
+      </m:oMathPara>
+    </w:p>
+    <w:p>
+      <w:pPr>
+        <w:rPr>
+          <w:rFonts w:eastAsiaTheme="minorEastAsia"/>
+          <w:lang w:val="en-US"/>
+        </w:rPr>
+      </w:pPr>
+      <w:r>
+        <w:rPr>
+          <w:rFonts w:eastAsiaTheme="minorEastAsia"/>
+          <w:lang w:val="en-US"/>
+        </w:rPr>
+        <w:t>3.6</w:t>
+      </w:r>
+    </w:p>
+    <w:p>
+      <w:pPr>
+        <w:pStyle w:val="ListParagraph"/>
+        <w:numPr>
+          <w:ilvl w:val="0"/>
+          <w:numId w:val="2"/>
+        </w:numPr>
+        <w:rPr>
+          <w:rFonts w:eastAsiaTheme="minorEastAsia"/>
+          <w:lang w:val="en-US"/>
+        </w:rPr>
+      </w:pPr>
+      <m:oMath>
+        <m:sSub>
+          <m:sSubPr>
+            <m:ctrlPr>
+              <w:rPr>
+                <w:rFonts w:ascii="Cambria Math" w:eastAsiaTheme="minorEastAsia" w:hAnsi="Cambria Math"/>
+                <w:i/>
+                <w:lang w:val="en-US"/>
+              </w:rPr>
+            </m:ctrlPr>
+          </m:sSubPr>
+          <m:e>
+            <m:r>
+              <w:rPr>
+                <w:rFonts w:ascii="Cambria Math" w:eastAsiaTheme="minorEastAsia" w:hAnsi="Cambria Math"/>
+                <w:lang w:val="en-US"/>
+              </w:rPr>
+              <m:t>D</m:t>
+            </m:r>
+          </m:e>
+          <m:sub>
+            <m:r>
+              <w:rPr>
+                <w:rFonts w:ascii="Cambria Math" w:eastAsiaTheme="minorEastAsia" w:hAnsi="Cambria Math"/>
+                <w:lang w:val="en-US"/>
+              </w:rPr>
+              <m:t>tot</m:t>
+            </m:r>
+          </m:sub>
+        </m:sSub>
+      </m:oMath>
+      <w:r>
+        <w:rPr>
+          <w:rFonts w:eastAsiaTheme="minorEastAsia"/>
+          <w:lang w:val="en-US"/>
+        </w:rPr>
+        <w:t xml:space="preserve"> is dimension of everything: </w:t>
+      </w:r>
+      <w:proofErr w:type="spellStart"/>
+      <w:r>
+        <w:rPr>
+          <w:rFonts w:eastAsiaTheme="minorEastAsia"/>
+          <w:lang w:val="en-US"/>
+        </w:rPr>
+        <w:t>Fx</w:t>
+      </w:r>
+      <w:proofErr w:type="spellEnd"/>
+      <w:r>
+        <w:rPr>
+          <w:rFonts w:eastAsiaTheme="minorEastAsia"/>
+          <w:lang w:val="en-US"/>
+        </w:rPr>
+        <w:t xml:space="preserve"> 2 for 2d percolation</w:t>
+      </w:r>
+    </w:p>
+    <w:p>
+      <w:pPr>
+        <w:pStyle w:val="ListParagraph"/>
+        <w:numPr>
+          <w:ilvl w:val="0"/>
+          <w:numId w:val="2"/>
+        </w:numPr>
+        <w:rPr>
+          <w:rFonts w:eastAsiaTheme="minorEastAsia"/>
+          <w:lang w:val="en-US"/>
+        </w:rPr>
+      </w:pPr>
+      <m:oMath>
+        <m:sSub>
+          <m:sSubPr>
+            <m:ctrlPr>
+              <w:rPr>
+                <w:rFonts w:ascii="Cambria Math" w:eastAsiaTheme="minorEastAsia" w:hAnsi="Cambria Math"/>
+                <w:i/>
+                <w:lang w:val="en-US"/>
+              </w:rPr>
+            </m:ctrlPr>
+          </m:sSubPr>
+          <m:e>
+            <m:r>
+              <w:rPr>
+                <w:rFonts w:ascii="Cambria Math" w:eastAsiaTheme="minorEastAsia" w:hAnsi="Cambria Math"/>
+                <w:lang w:val="en-US"/>
+              </w:rPr>
+              <m:t>D</m:t>
+            </m:r>
+          </m:e>
+          <m:sub>
+            <m:r>
+              <w:rPr>
+                <w:rFonts w:ascii="Cambria Math" w:eastAsiaTheme="minorEastAsia" w:hAnsi="Cambria Math"/>
+                <w:lang w:val="en-US"/>
+              </w:rPr>
+              <m:t>num</m:t>
+            </m:r>
+          </m:sub>
+        </m:sSub>
+      </m:oMath>
+      <w:r>
+        <w:rPr>
+          <w:rFonts w:eastAsiaTheme="minorEastAsia"/>
+          <w:lang w:val="en-US"/>
+        </w:rPr>
+        <w:t xml:space="preserve">: put in point on each cluster. </w:t>
+      </w:r>
+      <m:oMath>
+        <m:sSub>
+          <m:sSubPr>
+            <m:ctrlPr>
+              <w:rPr>
+                <w:rFonts w:ascii="Cambria Math" w:eastAsiaTheme="minorEastAsia" w:hAnsi="Cambria Math"/>
+                <w:i/>
+                <w:lang w:val="en-US"/>
+              </w:rPr>
+            </m:ctrlPr>
+          </m:sSubPr>
+          <m:e>
+            <m:r>
+              <w:rPr>
+                <w:rFonts w:ascii="Cambria Math" w:eastAsiaTheme="minorEastAsia" w:hAnsi="Cambria Math"/>
+                <w:lang w:val="en-US"/>
+              </w:rPr>
+              <m:t>D</m:t>
+            </m:r>
+          </m:e>
+          <m:sub>
+            <m:r>
+              <w:rPr>
+                <w:rFonts w:ascii="Cambria Math" w:eastAsiaTheme="minorEastAsia" w:hAnsi="Cambria Math"/>
+                <w:lang w:val="en-US"/>
+              </w:rPr>
+              <m:t>num</m:t>
+            </m:r>
+          </m:sub>
+        </m:sSub>
+      </m:oMath>
+      <w:r>
+        <w:rPr>
+          <w:rFonts w:eastAsiaTheme="minorEastAsia"/>
+          <w:lang w:val="en-US"/>
+        </w:rPr>
+        <w:t xml:space="preserve"> is dimension of these points, </w:t>
+      </w:r>
+      <w:proofErr w:type="spellStart"/>
+      <w:r>
+        <w:rPr>
+          <w:rFonts w:eastAsiaTheme="minorEastAsia"/>
+          <w:lang w:val="en-US"/>
+        </w:rPr>
+        <w:t>fx</w:t>
+      </w:r>
+      <w:proofErr w:type="spellEnd"/>
+      <w:r>
+        <w:rPr>
+          <w:rFonts w:eastAsiaTheme="minorEastAsia"/>
+          <w:lang w:val="en-US"/>
+        </w:rPr>
+        <w:t xml:space="preserve"> dust on a line</w:t>
+      </w:r>
+    </w:p>
+    <w:p>
+      <w:pPr>
+        <w:pStyle w:val="ListParagraph"/>
+        <w:numPr>
+          <w:ilvl w:val="0"/>
+          <w:numId w:val="2"/>
+        </w:numPr>
+        <w:rPr>
+          <w:rFonts w:eastAsiaTheme="minorEastAsia"/>
+          <w:lang w:val="en-US"/>
+        </w:rPr>
+      </w:pPr>
+      <m:oMath>
+        <m:r>
+          <w:rPr>
+            <w:rFonts w:ascii="Cambria Math" w:eastAsiaTheme="minorEastAsia" w:hAnsi="Cambria Math"/>
+            <w:lang w:val="en-US"/>
+          </w:rPr>
+          <m:t>D</m:t>
+        </m:r>
+      </m:oMath>
+      <w:r>
+        <w:rPr>
+          <w:rFonts w:eastAsiaTheme="minorEastAsia"/>
+          <w:lang w:val="en-US"/>
+        </w:rPr>
+        <w:t xml:space="preserve"> is dimension of each fragment: </w:t>
+      </w:r>
+      <w:proofErr w:type="spellStart"/>
+      <w:r>
+        <w:rPr>
+          <w:rFonts w:eastAsiaTheme="minorEastAsia"/>
+          <w:lang w:val="en-US"/>
+        </w:rPr>
+        <w:t>Fx</w:t>
+      </w:r>
+      <w:proofErr w:type="spellEnd"/>
+      <w:r>
+        <w:rPr>
+          <w:rFonts w:eastAsiaTheme="minorEastAsia"/>
+          <w:lang w:val="en-US"/>
+        </w:rPr>
+        <w:t xml:space="preserve"> line fragments or 2d fragments when breaking glass.</w:t>
+      </w:r>
+    </w:p>
+    <w:p>
+      <w:pPr>
+        <w:rPr>
+          <w:rFonts w:eastAsiaTheme="minorEastAsia"/>
+          <w:lang w:val="en-US"/>
+        </w:rPr>
+      </w:pPr>
+    </w:p>
+    <w:p>
+      <w:pPr>
+        <w:rPr>
+          <w:rFonts w:eastAsiaTheme="minorEastAsia"/>
+          <w:lang w:val="en-US"/>
+        </w:rPr>
+      </w:pPr>
+      <m:oMathPara>
+        <m:oMath>
+          <m:sSub>
+            <m:sSubPr>
+              <m:ctrlPr>
+                <w:rPr>
+                  <w:rFonts w:ascii="Cambria Math" w:eastAsiaTheme="minorEastAsia" w:hAnsi="Cambria Math"/>
+                  <w:i/>
+                  <w:lang w:val="en-US"/>
+                </w:rPr>
+              </m:ctrlPr>
+            </m:sSubPr>
+            <m:e>
+              <m:r>
+                <w:rPr>
+                  <w:rFonts w:ascii="Cambria Math" w:eastAsiaTheme="minorEastAsia" w:hAnsi="Cambria Math"/>
+                  <w:lang w:val="en-US"/>
+                </w:rPr>
+                <m:t>D</m:t>
+              </m:r>
+            </m:e>
+            <m:sub>
+              <m:r>
+                <w:rPr>
+                  <w:rFonts w:ascii="Cambria Math" w:eastAsiaTheme="minorEastAsia" w:hAnsi="Cambria Math"/>
+                  <w:lang w:val="en-US"/>
+                </w:rPr>
+                <m:t>num</m:t>
+              </m:r>
+            </m:sub>
+          </m:sSub>
+          <m:r>
+            <w:rPr>
+              <w:rFonts w:ascii="Cambria Math" w:eastAsiaTheme="minorEastAsia" w:hAnsi="Cambria Math"/>
+              <w:lang w:val="en-US"/>
+            </w:rPr>
+            <m:t>=</m:t>
+          </m:r>
+          <m:sSub>
+            <m:sSubPr>
+              <m:ctrlPr>
+                <w:rPr>
+                  <w:rFonts w:ascii="Cambria Math" w:eastAsiaTheme="minorEastAsia" w:hAnsi="Cambria Math"/>
+                  <w:i/>
+                  <w:lang w:val="en-US"/>
+                </w:rPr>
+              </m:ctrlPr>
+            </m:sSubPr>
+            <m:e>
+              <m:r>
+                <w:rPr>
+                  <w:rFonts w:ascii="Cambria Math" w:eastAsiaTheme="minorEastAsia" w:hAnsi="Cambria Math"/>
+                  <w:lang w:val="en-US"/>
+                </w:rPr>
+                <m:t>D</m:t>
+              </m:r>
+            </m:e>
+            <m:sub>
+              <m:r>
+                <w:rPr>
+                  <w:rFonts w:ascii="Cambria Math" w:eastAsiaTheme="minorEastAsia" w:hAnsi="Cambria Math"/>
+                  <w:lang w:val="en-US"/>
+                </w:rPr>
+                <m:t>dust</m:t>
+              </m:r>
+            </m:sub>
+          </m:sSub>
+        </m:oMath>
+      </m:oMathPara>
+    </w:p>
+    <w:p>
+      <w:pPr>
+        <w:rPr>
+          <w:rFonts w:eastAsiaTheme="minorEastAsia"/>
+          <w:lang w:val="en-US"/>
+        </w:rPr>
+      </w:pPr>
+      <m:oMathPara>
+        <m:oMath>
+          <m:sSub>
+            <m:sSubPr>
+              <m:ctrlPr>
+                <w:rPr>
+                  <w:rFonts w:ascii="Cambria Math" w:eastAsiaTheme="minorEastAsia" w:hAnsi="Cambria Math"/>
+                  <w:i/>
+                  <w:lang w:val="en-US"/>
+                </w:rPr>
+              </m:ctrlPr>
+            </m:sSubPr>
+            <m:e>
+              <m:r>
+                <w:rPr>
+                  <w:rFonts w:ascii="Cambria Math" w:eastAsiaTheme="minorEastAsia" w:hAnsi="Cambria Math"/>
+                  <w:lang w:val="en-US"/>
+                </w:rPr>
+                <m:t>D</m:t>
+              </m:r>
+            </m:e>
+            <m:sub>
+              <m:r>
+                <w:rPr>
+                  <w:rFonts w:ascii="Cambria Math" w:eastAsiaTheme="minorEastAsia" w:hAnsi="Cambria Math"/>
+                  <w:lang w:val="en-US"/>
+                </w:rPr>
+                <m:t>tot</m:t>
+              </m:r>
+            </m:sub>
+          </m:sSub>
+          <m:r>
+            <w:rPr>
+              <w:rFonts w:ascii="Cambria Math" w:eastAsiaTheme="minorEastAsia" w:hAnsi="Cambria Math"/>
+              <w:lang w:val="en-US"/>
+            </w:rPr>
+            <m:t>=</m:t>
+          </m:r>
+          <m:sSub>
+            <m:sSubPr>
+              <m:ctrlPr>
+                <w:rPr>
+                  <w:rFonts w:ascii="Cambria Math" w:eastAsiaTheme="minorEastAsia" w:hAnsi="Cambria Math"/>
+                  <w:i/>
+                  <w:lang w:val="en-US"/>
+                </w:rPr>
+              </m:ctrlPr>
+            </m:sSubPr>
+            <m:e>
+              <m:r>
+                <w:rPr>
+                  <w:rFonts w:ascii="Cambria Math" w:eastAsiaTheme="minorEastAsia" w:hAnsi="Cambria Math"/>
+                  <w:lang w:val="en-US"/>
+                </w:rPr>
+                <m:t>D</m:t>
+              </m:r>
+            </m:e>
+            <m:sub>
+              <m:r>
+                <w:rPr>
+                  <w:rFonts w:ascii="Cambria Math" w:eastAsiaTheme="minorEastAsia" w:hAnsi="Cambria Math"/>
+                  <w:lang w:val="en-US"/>
+                </w:rPr>
+                <m:t>line</m:t>
+              </m:r>
+            </m:sub>
+          </m:sSub>
+          <m:r>
+            <w:rPr>
+              <w:rFonts w:ascii="Cambria Math" w:eastAsiaTheme="minorEastAsia" w:hAnsi="Cambria Math"/>
+              <w:lang w:val="en-US"/>
+            </w:rPr>
+            <m:t>=1</m:t>
+          </m:r>
+        </m:oMath>
+      </m:oMathPara>
+    </w:p>
+    <w:p>
+      <w:pPr>
+        <w:rPr>
+          <w:rFonts w:eastAsiaTheme="minorEastAsia"/>
+          <w:lang w:val="en-US"/>
+        </w:rPr>
+      </w:pPr>
+      <m:oMathPara>
+        <m:oMath>
+          <m:r>
+            <w:rPr>
+              <w:rFonts w:ascii="Cambria Math" w:eastAsiaTheme="minorEastAsia" w:hAnsi="Cambria Math"/>
+              <w:lang w:val="en-US"/>
+            </w:rPr>
+            <m:t>D=</m:t>
+          </m:r>
+          <m:sSub>
+            <m:sSubPr>
+              <m:ctrlPr>
+                <w:rPr>
+                  <w:rFonts w:ascii="Cambria Math" w:eastAsiaTheme="minorEastAsia" w:hAnsi="Cambria Math"/>
+                  <w:i/>
+                  <w:lang w:val="en-US"/>
+                </w:rPr>
+              </m:ctrlPr>
+            </m:sSubPr>
+            <m:e>
+              <m:r>
+                <w:rPr>
+                  <w:rFonts w:ascii="Cambria Math" w:eastAsiaTheme="minorEastAsia" w:hAnsi="Cambria Math"/>
+                  <w:lang w:val="en-US"/>
+                </w:rPr>
+                <m:t>D</m:t>
+              </m:r>
+            </m:e>
+            <m:sub>
+              <m:r>
+                <w:rPr>
+                  <w:rFonts w:ascii="Cambria Math" w:eastAsiaTheme="minorEastAsia" w:hAnsi="Cambria Math"/>
+                  <w:lang w:val="en-US"/>
+                </w:rPr>
+                <m:t>cluster</m:t>
+              </m:r>
+            </m:sub>
+          </m:sSub>
+          <m:r>
+            <w:rPr>
+              <w:rFonts w:ascii="Cambria Math" w:eastAsiaTheme="minorEastAsia" w:hAnsi="Cambria Math"/>
+              <w:lang w:val="en-US"/>
+            </w:rPr>
+            <m:t>=1</m:t>
+          </m:r>
+        </m:oMath>
+      </m:oMathPara>
+    </w:p>
+    <w:p>
+      <w:pPr>
+        <w:rPr>
+          <w:rFonts w:eastAsiaTheme="minorEastAsia"/>
+          <w:lang w:val="en-US"/>
+        </w:rPr>
+      </w:pPr>
+      <m:oMathPara>
+        <m:oMath>
+          <m:r>
+            <w:rPr>
+              <w:rFonts w:ascii="Cambria Math" w:eastAsiaTheme="minorEastAsia" w:hAnsi="Cambria Math"/>
+              <w:lang w:val="en-US"/>
+            </w:rPr>
+            <m:t>τ=2-</m:t>
+          </m:r>
+          <m:f>
+            <m:fPr>
+              <m:ctrlPr>
+                <w:rPr>
+                  <w:rFonts w:ascii="Cambria Math" w:eastAsiaTheme="minorEastAsia" w:hAnsi="Cambria Math"/>
+                  <w:i/>
+                  <w:lang w:val="en-US"/>
+                </w:rPr>
+              </m:ctrlPr>
+            </m:fPr>
+            <m:num>
+              <m:r>
+                <w:rPr>
+                  <w:rFonts w:ascii="Cambria Math" w:eastAsiaTheme="minorEastAsia" w:hAnsi="Cambria Math"/>
+                  <w:lang w:val="en-US"/>
+                </w:rPr>
+                <m:t>1-</m:t>
+              </m:r>
+              <m:sSub>
+                <m:sSubPr>
+                  <m:ctrlPr>
+                    <w:rPr>
+                      <w:rFonts w:ascii="Cambria Math" w:eastAsiaTheme="minorEastAsia" w:hAnsi="Cambria Math"/>
+                      <w:i/>
+                      <w:lang w:val="en-US"/>
+                    </w:rPr>
+                  </m:ctrlPr>
+                </m:sSubPr>
+                <m:e>
+                  <m:r>
+                    <w:rPr>
+                      <w:rFonts w:ascii="Cambria Math" w:eastAsiaTheme="minorEastAsia" w:hAnsi="Cambria Math"/>
+                      <w:lang w:val="en-US"/>
+                    </w:rPr>
+                    <m:t>D</m:t>
+                  </m:r>
+                </m:e>
+                <m:sub>
+                  <m:r>
+                    <w:rPr>
+                      <w:rFonts w:ascii="Cambria Math" w:eastAsiaTheme="minorEastAsia" w:hAnsi="Cambria Math"/>
+                      <w:lang w:val="en-US"/>
+                    </w:rPr>
+                    <m:t>dust</m:t>
+                  </m:r>
+                </m:sub>
+              </m:sSub>
+            </m:num>
+            <m:den>
+              <m:r>
+                <w:rPr>
+                  <w:rFonts w:ascii="Cambria Math" w:eastAsiaTheme="minorEastAsia" w:hAnsi="Cambria Math"/>
+                  <w:lang w:val="en-US"/>
+                </w:rPr>
+                <m:t>1</m:t>
+              </m:r>
+            </m:den>
+          </m:f>
+          <m:r>
+            <w:rPr>
+              <w:rFonts w:ascii="Cambria Math" w:eastAsiaTheme="minorEastAsia" w:hAnsi="Cambria Math"/>
+              <w:lang w:val="en-US"/>
+            </w:rPr>
+            <m:t>=2-1+</m:t>
+          </m:r>
+          <m:sSub>
+            <m:sSubPr>
+              <m:ctrlPr>
+                <w:rPr>
+                  <w:rFonts w:ascii="Cambria Math" w:eastAsiaTheme="minorEastAsia" w:hAnsi="Cambria Math"/>
+                  <w:i/>
+                  <w:lang w:val="en-US"/>
+                </w:rPr>
+              </m:ctrlPr>
+            </m:sSubPr>
+            <m:e>
+              <m:r>
+                <w:rPr>
+                  <w:rFonts w:ascii="Cambria Math" w:eastAsiaTheme="minorEastAsia" w:hAnsi="Cambria Math"/>
+                  <w:lang w:val="en-US"/>
+                </w:rPr>
+                <m:t>D</m:t>
+              </m:r>
+            </m:e>
+            <m:sub>
+              <m:r>
+                <w:rPr>
+                  <w:rFonts w:ascii="Cambria Math" w:eastAsiaTheme="minorEastAsia" w:hAnsi="Cambria Math"/>
+                  <w:lang w:val="en-US"/>
+                </w:rPr>
+                <m:t>dust</m:t>
+              </m:r>
+            </m:sub>
+          </m:sSub>
+        </m:oMath>
+      </m:oMathPara>
+    </w:p>
+    <w:p>
+      <w:pPr>
+        <w:rPr>
+          <w:rFonts w:eastAsiaTheme="minorEastAsia"/>
+          <w:lang w:val="en-US"/>
+        </w:rPr>
+      </w:pPr>
+      <w:r>
+        <w:rPr>
+          <w:rFonts w:eastAsiaTheme="minorEastAsia"/>
+          <w:lang w:val="en-US"/>
+        </w:rPr>
+        <w:t>L is length between dust:</w:t>
+      </w:r>
+    </w:p>
+    <w:p>
+      <w:pPr>
+        <w:rPr>
+          <w:rFonts w:eastAsiaTheme="minorEastAsia"/>
+          <w:lang w:val="en-US"/>
+        </w:rPr>
+      </w:pPr>
+      <m:oMathPara>
+        <m:oMath>
+          <m:r>
+            <w:rPr>
+              <w:rFonts w:ascii="Cambria Math" w:eastAsiaTheme="minorEastAsia" w:hAnsi="Cambria Math"/>
+              <w:lang w:val="en-US"/>
+            </w:rPr>
+            <m:t>n</m:t>
+          </m:r>
+          <m:d>
+            <m:dPr>
+              <m:ctrlPr>
+                <w:rPr>
+                  <w:rFonts w:ascii="Cambria Math" w:eastAsiaTheme="minorEastAsia" w:hAnsi="Cambria Math"/>
+                  <w:i/>
+                  <w:lang w:val="en-US"/>
+                </w:rPr>
+              </m:ctrlPr>
+            </m:dPr>
+            <m:e>
+              <m:r>
+                <w:rPr>
+                  <w:rFonts w:ascii="Cambria Math" w:eastAsiaTheme="minorEastAsia" w:hAnsi="Cambria Math"/>
+                  <w:lang w:val="en-US"/>
+                </w:rPr>
+                <m:t>l</m:t>
+              </m:r>
+            </m:e>
+          </m:d>
+          <m:r>
+            <w:rPr>
+              <w:rFonts w:ascii="Cambria Math" w:eastAsiaTheme="minorEastAsia" w:hAnsi="Cambria Math"/>
+              <w:lang w:val="en-US"/>
+            </w:rPr>
+            <m:t>=</m:t>
+          </m:r>
+          <m:f>
+            <m:fPr>
+              <m:ctrlPr>
+                <w:rPr>
+                  <w:rFonts w:ascii="Cambria Math" w:eastAsiaTheme="minorEastAsia" w:hAnsi="Cambria Math"/>
+                  <w:i/>
+                  <w:lang w:val="en-US"/>
+                </w:rPr>
+              </m:ctrlPr>
+            </m:fPr>
+            <m:num>
+              <m:r>
+                <w:rPr>
+                  <w:rFonts w:ascii="Cambria Math" w:eastAsiaTheme="minorEastAsia" w:hAnsi="Cambria Math"/>
+                  <w:lang w:val="en-US"/>
+                </w:rPr>
+                <m:t>1</m:t>
+              </m:r>
+            </m:num>
+            <m:den>
+              <m:sSup>
+                <m:sSupPr>
+                  <m:ctrlPr>
+                    <w:rPr>
+                      <w:rFonts w:ascii="Cambria Math" w:eastAsiaTheme="minorEastAsia" w:hAnsi="Cambria Math"/>
+                      <w:i/>
+                      <w:lang w:val="en-US"/>
+                    </w:rPr>
+                  </m:ctrlPr>
+                </m:sSupPr>
+                <m:e>
+                  <m:r>
+                    <w:rPr>
+                      <w:rFonts w:ascii="Cambria Math" w:eastAsiaTheme="minorEastAsia" w:hAnsi="Cambria Math"/>
+                      <w:lang w:val="en-US"/>
+                    </w:rPr>
+                    <m:t>l</m:t>
+                  </m:r>
+                </m:e>
+                <m:sup>
+                  <m:r>
+                    <w:rPr>
+                      <w:rFonts w:ascii="Cambria Math" w:eastAsiaTheme="minorEastAsia" w:hAnsi="Cambria Math"/>
+                      <w:lang w:val="en-US"/>
+                    </w:rPr>
+                    <m:t>1+</m:t>
+                  </m:r>
+                  <m:sSub>
+                    <m:sSubPr>
+                      <m:ctrlPr>
+                        <w:rPr>
+                          <w:rFonts w:ascii="Cambria Math" w:eastAsiaTheme="minorEastAsia" w:hAnsi="Cambria Math"/>
+                          <w:i/>
+                          <w:lang w:val="en-US"/>
+                        </w:rPr>
+                      </m:ctrlPr>
+                    </m:sSubPr>
+                    <m:e>
+                      <m:r>
+                        <w:rPr>
+                          <w:rFonts w:ascii="Cambria Math" w:eastAsiaTheme="minorEastAsia" w:hAnsi="Cambria Math"/>
+                          <w:lang w:val="en-US"/>
+                        </w:rPr>
+                        <m:t>D</m:t>
+                      </m:r>
+                    </m:e>
+                    <m:sub>
+                      <m:r>
+                        <w:rPr>
+                          <w:rFonts w:ascii="Cambria Math" w:eastAsiaTheme="minorEastAsia" w:hAnsi="Cambria Math"/>
+                          <w:lang w:val="en-US"/>
+                        </w:rPr>
+                        <m:t>dust</m:t>
+                      </m:r>
+                    </m:sub>
+                  </m:sSub>
+                </m:sup>
+              </m:sSup>
+            </m:den>
+          </m:f>
+        </m:oMath>
+      </m:oMathPara>
+    </w:p>
+    <w:p>
+      <w:pPr>
+        <w:rPr>
+          <w:rFonts w:eastAsiaTheme="minorEastAsia"/>
+          <w:lang w:val="en-US"/>
+        </w:rPr>
+      </w:pPr>
+      <m:oMathPara>
+        <m:oMath>
+          <m:r>
+            <w:rPr>
+              <w:rFonts w:ascii="Cambria Math" w:eastAsiaTheme="minorEastAsia" w:hAnsi="Cambria Math"/>
+              <w:lang w:val="en-US"/>
+            </w:rPr>
+            <m:t xml:space="preserve">n→∞ </m:t>
+          </m:r>
+        </m:oMath>
+      </m:oMathPara>
+    </w:p>
+    <w:p>
+      <w:pPr>
+        <w:rPr>
+          <w:rFonts w:eastAsiaTheme="minorEastAsia"/>
+          <w:lang w:val="en-US"/>
+        </w:rPr>
+      </w:pPr>
+      <w:r>
+        <w:rPr>
+          <w:rFonts w:eastAsiaTheme="minorEastAsia"/>
+          <w:lang w:val="en-US"/>
+        </w:rPr>
+        <w:t>3.7:</w:t>
+      </w:r>
+    </w:p>
+    <w:p>
+      <w:pPr>
+        <w:rPr>
+          <w:rFonts w:eastAsiaTheme="minorEastAsia"/>
+          <w:lang w:val="en-US"/>
+        </w:rPr>
+      </w:pPr>
+      <m:oMathPara>
+        <m:oMath>
+          <m:sSub>
+            <m:sSubPr>
+              <m:ctrlPr>
+                <w:rPr>
+                  <w:rFonts w:ascii="Cambria Math" w:eastAsiaTheme="minorEastAsia" w:hAnsi="Cambria Math"/>
+                  <w:i/>
+                  <w:lang w:val="en-US"/>
+                </w:rPr>
+              </m:ctrlPr>
+            </m:sSubPr>
+            <m:e>
+              <m:r>
+                <w:rPr>
+                  <w:rFonts w:ascii="Cambria Math" w:eastAsiaTheme="minorEastAsia" w:hAnsi="Cambria Math"/>
+                  <w:lang w:val="en-US"/>
+                </w:rPr>
+                <m:t>D</m:t>
+              </m:r>
+            </m:e>
+            <m:sub>
+              <m:r>
+                <w:rPr>
+                  <w:rFonts w:ascii="Cambria Math" w:eastAsiaTheme="minorEastAsia" w:hAnsi="Cambria Math"/>
+                  <w:lang w:val="en-US"/>
+                </w:rPr>
+                <m:t>cluster</m:t>
+              </m:r>
+            </m:sub>
+          </m:sSub>
+          <m:r>
+            <w:rPr>
+              <w:rFonts w:ascii="Cambria Math" w:eastAsiaTheme="minorEastAsia" w:hAnsi="Cambria Math"/>
+              <w:lang w:val="en-US"/>
+            </w:rPr>
+            <m:t>=1.9</m:t>
+          </m:r>
+        </m:oMath>
+      </m:oMathPara>
+    </w:p>
+    <w:p>
+      <w:pPr>
+        <w:rPr>
+          <w:rFonts w:eastAsiaTheme="minorEastAsia"/>
+          <w:lang w:val="en-US"/>
+        </w:rPr>
+      </w:pPr>
+      <m:oMathPara>
+        <m:oMath>
+          <m:r>
+            <w:rPr>
+              <w:rFonts w:ascii="Cambria Math" w:eastAsiaTheme="minorEastAsia" w:hAnsi="Cambria Math"/>
+              <w:lang w:val="en-US"/>
+            </w:rPr>
+            <m:t>D</m:t>
+          </m:r>
+          <m:d>
+            <m:dPr>
+              <m:ctrlPr>
+                <w:rPr>
+                  <w:rFonts w:ascii="Cambria Math" w:eastAsiaTheme="minorEastAsia" w:hAnsi="Cambria Math"/>
+                  <w:i/>
+                  <w:lang w:val="en-US"/>
+                </w:rPr>
+              </m:ctrlPr>
+            </m:dPr>
+            <m:e>
+              <m:r>
+                <w:rPr>
+                  <w:rFonts w:ascii="Cambria Math" w:eastAsiaTheme="minorEastAsia" w:hAnsi="Cambria Math"/>
+                  <w:lang w:val="en-US"/>
+                </w:rPr>
+                <m:t>cluster and line</m:t>
+              </m:r>
+            </m:e>
+          </m:d>
+          <m:r>
+            <w:rPr>
+              <w:rFonts w:ascii="Cambria Math" w:eastAsiaTheme="minorEastAsia" w:hAnsi="Cambria Math"/>
+              <w:lang w:val="en-US"/>
+            </w:rPr>
+            <m:t>=</m:t>
+          </m:r>
+          <m:sSub>
+            <m:sSubPr>
+              <m:ctrlPr>
+                <w:rPr>
+                  <w:rFonts w:ascii="Cambria Math" w:eastAsiaTheme="minorEastAsia" w:hAnsi="Cambria Math"/>
+                  <w:i/>
+                  <w:lang w:val="en-US"/>
+                </w:rPr>
+              </m:ctrlPr>
+            </m:sSubPr>
+            <m:e>
+              <m:r>
+                <w:rPr>
+                  <w:rFonts w:ascii="Cambria Math" w:eastAsiaTheme="minorEastAsia" w:hAnsi="Cambria Math"/>
+                  <w:lang w:val="en-US"/>
+                </w:rPr>
+                <m:t>D</m:t>
+              </m:r>
+            </m:e>
+            <m:sub>
+              <m:r>
+                <w:rPr>
+                  <w:rFonts w:ascii="Cambria Math" w:eastAsiaTheme="minorEastAsia" w:hAnsi="Cambria Math"/>
+                  <w:lang w:val="en-US"/>
+                </w:rPr>
+                <m:t>cluster</m:t>
+              </m:r>
+            </m:sub>
+          </m:sSub>
+          <m:r>
+            <w:rPr>
+              <w:rFonts w:ascii="Cambria Math" w:eastAsiaTheme="minorEastAsia" w:hAnsi="Cambria Math"/>
+              <w:lang w:val="en-US"/>
+            </w:rPr>
+            <m:t>+</m:t>
+          </m:r>
+          <m:sSub>
+            <m:sSubPr>
+              <m:ctrlPr>
+                <w:rPr>
+                  <w:rFonts w:ascii="Cambria Math" w:eastAsiaTheme="minorEastAsia" w:hAnsi="Cambria Math"/>
+                  <w:i/>
+                  <w:lang w:val="en-US"/>
+                </w:rPr>
+              </m:ctrlPr>
+            </m:sSubPr>
+            <m:e>
+              <m:r>
+                <w:rPr>
+                  <w:rFonts w:ascii="Cambria Math" w:eastAsiaTheme="minorEastAsia" w:hAnsi="Cambria Math"/>
+                  <w:lang w:val="en-US"/>
+                </w:rPr>
+                <m:t>D</m:t>
+              </m:r>
+            </m:e>
+            <m:sub>
+              <m:r>
+                <w:rPr>
+                  <w:rFonts w:ascii="Cambria Math" w:eastAsiaTheme="minorEastAsia" w:hAnsi="Cambria Math"/>
+                  <w:lang w:val="en-US"/>
+                </w:rPr>
+                <m:t>line</m:t>
+              </m:r>
+            </m:sub>
+          </m:sSub>
+          <m:r>
+            <w:rPr>
+              <w:rFonts w:ascii="Cambria Math" w:eastAsiaTheme="minorEastAsia" w:hAnsi="Cambria Math"/>
+              <w:lang w:val="en-US"/>
+            </w:rPr>
+            <m:t>-</m:t>
+          </m:r>
+          <m:sSub>
+            <m:sSubPr>
+              <m:ctrlPr>
+                <w:rPr>
+                  <w:rFonts w:ascii="Cambria Math" w:eastAsiaTheme="minorEastAsia" w:hAnsi="Cambria Math"/>
+                  <w:i/>
+                  <w:lang w:val="en-US"/>
+                </w:rPr>
+              </m:ctrlPr>
+            </m:sSubPr>
+            <m:e>
+              <m:r>
+                <w:rPr>
+                  <w:rFonts w:ascii="Cambria Math" w:eastAsiaTheme="minorEastAsia" w:hAnsi="Cambria Math"/>
+                  <w:lang w:val="en-US"/>
+                </w:rPr>
+                <m:t>d</m:t>
+              </m:r>
+            </m:e>
+            <m:sub>
+              <m:r>
+                <w:rPr>
+                  <w:rFonts w:ascii="Cambria Math" w:eastAsiaTheme="minorEastAsia" w:hAnsi="Cambria Math"/>
+                  <w:lang w:val="en-US"/>
+                </w:rPr>
+                <m:t>2</m:t>
+              </m:r>
+            </m:sub>
+          </m:sSub>
+          <m:r>
+            <w:rPr>
+              <w:rFonts w:ascii="Cambria Math" w:eastAsiaTheme="minorEastAsia" w:hAnsi="Cambria Math"/>
+              <w:lang w:val="en-US"/>
+            </w:rPr>
+            <m:t>=1.9+1-2=0.9</m:t>
+          </m:r>
+        </m:oMath>
+      </m:oMathPara>
+    </w:p>
+    <w:p>
+      <w:pPr>
+        <w:rPr>
+          <w:rFonts w:eastAsiaTheme="minorEastAsia"/>
+          <w:lang w:val="en-US"/>
+        </w:rPr>
+      </w:pPr>
+      <w:r>
+        <w:rPr>
+          <w:rFonts w:eastAsiaTheme="minorEastAsia"/>
+          <w:lang w:val="en-US"/>
+        </w:rPr>
+        <w:lastRenderedPageBreak/>
+        <w:t>Intersects give dust on line:</w:t>
+      </w:r>
+    </w:p>
+    <w:p>
+      <w:pPr>
+        <w:rPr>
+          <w:rFonts w:eastAsiaTheme="minorEastAsia"/>
+          <w:lang w:val="en-US"/>
+        </w:rPr>
+      </w:pPr>
+      <m:oMathPara>
+        <m:oMath>
+          <m:r>
+            <w:rPr>
+              <w:rFonts w:ascii="Cambria Math" w:eastAsiaTheme="minorEastAsia" w:hAnsi="Cambria Math"/>
+              <w:lang w:val="en-US"/>
+            </w:rPr>
+            <m:t>n</m:t>
+          </m:r>
+          <m:d>
+            <m:dPr>
+              <m:ctrlPr>
+                <w:rPr>
+                  <w:rFonts w:ascii="Cambria Math" w:eastAsiaTheme="minorEastAsia" w:hAnsi="Cambria Math"/>
+                  <w:i/>
+                  <w:lang w:val="en-US"/>
+                </w:rPr>
+              </m:ctrlPr>
+            </m:dPr>
+            <m:e>
+              <m:r>
+                <w:rPr>
+                  <w:rFonts w:ascii="Cambria Math" w:eastAsiaTheme="minorEastAsia" w:hAnsi="Cambria Math"/>
+                  <w:lang w:val="en-US"/>
+                </w:rPr>
+                <m:t>l</m:t>
+              </m:r>
+            </m:e>
+          </m:d>
+          <m:r>
+            <w:rPr>
+              <w:rFonts w:ascii="Cambria Math" w:eastAsiaTheme="minorEastAsia" w:hAnsi="Cambria Math"/>
+              <w:lang w:val="en-US"/>
+            </w:rPr>
+            <m:t>=</m:t>
+          </m:r>
+          <m:f>
+            <m:fPr>
+              <m:ctrlPr>
+                <w:rPr>
+                  <w:rFonts w:ascii="Cambria Math" w:eastAsiaTheme="minorEastAsia" w:hAnsi="Cambria Math"/>
+                  <w:i/>
+                  <w:lang w:val="en-US"/>
+                </w:rPr>
+              </m:ctrlPr>
+            </m:fPr>
+            <m:num>
+              <m:r>
+                <w:rPr>
+                  <w:rFonts w:ascii="Cambria Math" w:eastAsiaTheme="minorEastAsia" w:hAnsi="Cambria Math"/>
+                  <w:lang w:val="en-US"/>
+                </w:rPr>
+                <m:t>1</m:t>
+              </m:r>
+            </m:num>
+            <m:den>
+              <m:sSup>
+                <m:sSupPr>
+                  <m:ctrlPr>
+                    <w:rPr>
+                      <w:rFonts w:ascii="Cambria Math" w:eastAsiaTheme="minorEastAsia" w:hAnsi="Cambria Math"/>
+                      <w:i/>
+                      <w:lang w:val="en-US"/>
+                    </w:rPr>
+                  </m:ctrlPr>
+                </m:sSupPr>
+                <m:e>
+                  <m:r>
+                    <w:rPr>
+                      <w:rFonts w:ascii="Cambria Math" w:eastAsiaTheme="minorEastAsia" w:hAnsi="Cambria Math"/>
+                      <w:lang w:val="en-US"/>
+                    </w:rPr>
+                    <m:t>l</m:t>
+                  </m:r>
+                </m:e>
+                <m:sup>
+                  <m:r>
+                    <w:rPr>
+                      <w:rFonts w:ascii="Cambria Math" w:eastAsiaTheme="minorEastAsia" w:hAnsi="Cambria Math"/>
+                      <w:lang w:val="en-US"/>
+                    </w:rPr>
+                    <m:t>1+</m:t>
+                  </m:r>
+                  <m:sSub>
+                    <m:sSubPr>
+                      <m:ctrlPr>
+                        <w:rPr>
+                          <w:rFonts w:ascii="Cambria Math" w:eastAsiaTheme="minorEastAsia" w:hAnsi="Cambria Math"/>
+                          <w:i/>
+                          <w:lang w:val="en-US"/>
+                        </w:rPr>
+                      </m:ctrlPr>
+                    </m:sSubPr>
+                    <m:e>
+                      <m:r>
+                        <w:rPr>
+                          <w:rFonts w:ascii="Cambria Math" w:eastAsiaTheme="minorEastAsia" w:hAnsi="Cambria Math"/>
+                          <w:lang w:val="en-US"/>
+                        </w:rPr>
+                        <m:t>D</m:t>
+                      </m:r>
+                    </m:e>
+                    <m:sub>
+                      <m:r>
+                        <w:rPr>
+                          <w:rFonts w:ascii="Cambria Math" w:eastAsiaTheme="minorEastAsia" w:hAnsi="Cambria Math"/>
+                          <w:lang w:val="en-US"/>
+                        </w:rPr>
+                        <m:t>dust</m:t>
+                      </m:r>
+                    </m:sub>
+                  </m:sSub>
+                </m:sup>
+              </m:sSup>
+            </m:den>
+          </m:f>
+          <m:r>
+            <w:rPr>
+              <w:rFonts w:ascii="Cambria Math" w:eastAsiaTheme="minorEastAsia" w:hAnsi="Cambria Math"/>
+              <w:lang w:val="en-US"/>
+            </w:rPr>
+            <m:t>=</m:t>
+          </m:r>
+          <m:f>
+            <m:fPr>
+              <m:ctrlPr>
+                <w:rPr>
+                  <w:rFonts w:ascii="Cambria Math" w:eastAsiaTheme="minorEastAsia" w:hAnsi="Cambria Math"/>
+                  <w:i/>
+                  <w:lang w:val="en-US"/>
+                </w:rPr>
+              </m:ctrlPr>
+            </m:fPr>
+            <m:num>
+              <m:r>
+                <w:rPr>
+                  <w:rFonts w:ascii="Cambria Math" w:eastAsiaTheme="minorEastAsia" w:hAnsi="Cambria Math"/>
+                  <w:lang w:val="en-US"/>
+                </w:rPr>
+                <m:t>1</m:t>
+              </m:r>
+            </m:num>
+            <m:den>
+              <m:sSup>
+                <m:sSupPr>
+                  <m:ctrlPr>
+                    <w:rPr>
+                      <w:rFonts w:ascii="Cambria Math" w:eastAsiaTheme="minorEastAsia" w:hAnsi="Cambria Math"/>
+                      <w:i/>
+                      <w:lang w:val="en-US"/>
+                    </w:rPr>
+                  </m:ctrlPr>
+                </m:sSupPr>
+                <m:e>
+                  <m:r>
+                    <w:rPr>
+                      <w:rFonts w:ascii="Cambria Math" w:eastAsiaTheme="minorEastAsia" w:hAnsi="Cambria Math"/>
+                      <w:lang w:val="en-US"/>
+                    </w:rPr>
+                    <m:t>l</m:t>
+                  </m:r>
+                </m:e>
+                <m:sup>
+                  <m:r>
+                    <w:rPr>
+                      <w:rFonts w:ascii="Cambria Math" w:eastAsiaTheme="minorEastAsia" w:hAnsi="Cambria Math"/>
+                      <w:lang w:val="en-US"/>
+                    </w:rPr>
+                    <m:t>1.9</m:t>
+                  </m:r>
+                </m:sup>
+              </m:sSup>
+            </m:den>
+          </m:f>
+        </m:oMath>
+      </m:oMathPara>
+    </w:p>
+    <w:p>
+      <w:pPr>
+        <w:rPr>
+          <w:rFonts w:eastAsiaTheme="minorEastAsia"/>
+          <w:lang w:val="en-US"/>
+        </w:rPr>
+      </w:pPr>
+      <w:r>
+        <w:rPr>
+          <w:rFonts w:eastAsiaTheme="minorEastAsia"/>
+          <w:lang w:val="en-US"/>
+        </w:rPr>
+        <w:t>Steep: Dense fractal</w:t>
+      </w:r>
+      <w:r>
+        <w:rPr>
+          <w:rFonts w:eastAsiaTheme="minorEastAsia"/>
+          <w:lang w:val="en-US"/>
+        </w:rPr>
+        <w:t xml:space="preserve"> leads to dense dust, so average l is very small.</w:t>
+      </w:r>
+    </w:p>
+    <w:p>
+      <w:pPr>
+        <w:rPr>
+          <w:rFonts w:eastAsiaTheme="minorEastAsia"/>
+          <w:lang w:val="en-US"/>
+        </w:rPr>
+      </w:pPr>
+      <w:r>
+        <w:rPr>
+          <w:rFonts w:eastAsiaTheme="minorEastAsia"/>
+          <w:lang w:val="en-US"/>
+        </w:rPr>
+        <w:t>3.9</w:t>
+      </w:r>
+    </w:p>
+    <w:p>
+      <w:pPr>
+        <w:rPr>
+          <w:rFonts w:eastAsiaTheme="minorEastAsia"/>
+          <w:lang w:val="en-US"/>
+        </w:rPr>
+      </w:pPr>
+      <w:r>
+        <w:rPr>
+          <w:rFonts w:eastAsiaTheme="minorEastAsia"/>
+          <w:lang w:val="en-US"/>
+        </w:rPr>
+        <w:t xml:space="preserve">D is dimension of each fragment, </w:t>
+      </w:r>
+      <m:oMath>
+        <m:sSub>
+          <m:sSubPr>
+            <m:ctrlPr>
+              <w:rPr>
+                <w:rFonts w:ascii="Cambria Math" w:eastAsiaTheme="minorEastAsia" w:hAnsi="Cambria Math"/>
+                <w:i/>
+                <w:lang w:val="en-US"/>
+              </w:rPr>
+            </m:ctrlPr>
+          </m:sSubPr>
+          <m:e>
+            <m:r>
+              <w:rPr>
+                <w:rFonts w:ascii="Cambria Math" w:eastAsiaTheme="minorEastAsia" w:hAnsi="Cambria Math"/>
+                <w:lang w:val="en-US"/>
+              </w:rPr>
+              <m:t>D</m:t>
+            </m:r>
+          </m:e>
+          <m:sub>
+            <m:r>
+              <w:rPr>
+                <w:rFonts w:ascii="Cambria Math" w:eastAsiaTheme="minorEastAsia" w:hAnsi="Cambria Math"/>
+                <w:lang w:val="en-US"/>
+              </w:rPr>
+              <m:t>num</m:t>
+            </m:r>
+          </m:sub>
+        </m:sSub>
+      </m:oMath>
+      <w:r>
+        <w:rPr>
+          <w:rFonts w:eastAsiaTheme="minorEastAsia"/>
+          <w:lang w:val="en-US"/>
+        </w:rPr>
+        <w:t xml:space="preserve"> is dimensions of points defined by the fragments. </w:t>
+      </w:r>
+      <m:oMath>
+        <m:sSub>
+          <m:sSubPr>
+            <m:ctrlPr>
+              <w:rPr>
+                <w:rFonts w:ascii="Cambria Math" w:eastAsiaTheme="minorEastAsia" w:hAnsi="Cambria Math"/>
+                <w:i/>
+                <w:lang w:val="en-US"/>
+              </w:rPr>
+            </m:ctrlPr>
+          </m:sSubPr>
+          <m:e>
+            <m:r>
+              <w:rPr>
+                <w:rFonts w:ascii="Cambria Math" w:eastAsiaTheme="minorEastAsia" w:hAnsi="Cambria Math"/>
+                <w:lang w:val="en-US"/>
+              </w:rPr>
+              <m:t>D</m:t>
+            </m:r>
+          </m:e>
+          <m:sub>
+            <m:r>
+              <w:rPr>
+                <w:rFonts w:ascii="Cambria Math" w:eastAsiaTheme="minorEastAsia" w:hAnsi="Cambria Math"/>
+                <w:lang w:val="en-US"/>
+              </w:rPr>
+              <m:t>tot</m:t>
+            </m:r>
+          </m:sub>
+        </m:sSub>
+      </m:oMath>
+      <w:r>
+        <w:rPr>
+          <w:rFonts w:eastAsiaTheme="minorEastAsia"/>
+          <w:lang w:val="en-US"/>
+        </w:rPr>
+        <w:t xml:space="preserve"> is dimension of all fragments.</w:t>
+      </w:r>
+    </w:p>
+    <w:p>
+      <w:pPr>
+        <w:rPr>
+          <w:rFonts w:eastAsiaTheme="minorEastAsia"/>
+          <w:sz w:val="24"/>
+          <w:szCs w:val="24"/>
+        </w:rPr>
+      </w:pPr>
+      <m:oMathPara>
+        <m:oMath>
+          <m:r>
+            <w:rPr>
+              <w:rFonts w:ascii="Cambria Math" w:eastAsiaTheme="minorEastAsia" w:hAnsi="Cambria Math"/>
+              <w:lang w:val="en-US"/>
+            </w:rPr>
+            <m:t>meaninfull mass=total cluster mass-largest cluster mass=</m:t>
+          </m:r>
+          <m:d>
+            <m:dPr>
+              <m:ctrlPr>
+                <w:rPr>
+                  <w:rFonts w:ascii="Cambria Math" w:hAnsi="Cambria Math" w:cs="CMR12"/>
+                  <w:sz w:val="24"/>
+                  <w:szCs w:val="24"/>
+                </w:rPr>
+              </m:ctrlPr>
+            </m:dPr>
+            <m:e>
+              <m:r>
+                <m:rPr>
+                  <m:sty m:val="p"/>
+                </m:rPr>
+                <w:rPr>
+                  <w:rFonts w:ascii="Cambria Math" w:hAnsi="Cambria Math" w:cs="CMR12"/>
+                  <w:sz w:val="24"/>
+                  <w:szCs w:val="24"/>
+                </w:rPr>
+                <m:t>number of clusters</m:t>
+              </m:r>
+            </m:e>
+          </m:d>
+          <m:r>
+            <m:rPr>
+              <m:sty m:val="p"/>
+            </m:rPr>
+            <w:rPr>
+              <w:rFonts w:ascii="Cambria Math" w:hAnsi="Cambria Math" w:cs="CMR12"/>
+              <w:sz w:val="24"/>
+              <w:szCs w:val="24"/>
+            </w:rPr>
+            <m:t>×</m:t>
+          </m:r>
+          <m:d>
+            <m:dPr>
+              <m:ctrlPr>
+                <w:rPr>
+                  <w:rFonts w:ascii="Cambria Math" w:hAnsi="Cambria Math" w:cs="CMR12"/>
+                  <w:sz w:val="24"/>
+                  <w:szCs w:val="24"/>
+                </w:rPr>
+              </m:ctrlPr>
+            </m:dPr>
+            <m:e>
+              <m:r>
+                <m:rPr>
+                  <m:sty m:val="p"/>
+                </m:rPr>
+                <w:rPr>
+                  <w:rFonts w:ascii="Cambria Math" w:hAnsi="Cambria Math" w:cs="CMR12"/>
+                  <w:sz w:val="24"/>
+                  <w:szCs w:val="24"/>
+                </w:rPr>
+                <m:t>average cluster mass</m:t>
+              </m:r>
+            </m:e>
+          </m:d>
+        </m:oMath>
+      </m:oMathPara>
+    </w:p>
+    <w:p>
+      <w:pPr>
+        <w:rPr>
+          <w:rFonts w:eastAsiaTheme="minorEastAsia"/>
+          <w:lang w:val="en-US"/>
+        </w:rPr>
+      </w:pPr>
+      <m:oMathPara>
+        <m:oMath>
+          <m:sSup>
+            <m:sSupPr>
+              <m:ctrlPr>
+                <w:rPr>
+                  <w:rFonts w:ascii="Cambria Math" w:eastAsiaTheme="minorEastAsia" w:hAnsi="Cambria Math"/>
+                  <w:i/>
+                  <w:lang w:val="en-US"/>
+                </w:rPr>
+              </m:ctrlPr>
+            </m:sSupPr>
+            <m:e>
+              <m:r>
+                <w:rPr>
+                  <w:rFonts w:ascii="Cambria Math" w:eastAsiaTheme="minorEastAsia" w:hAnsi="Cambria Math"/>
+                  <w:lang w:val="en-US"/>
+                </w:rPr>
+                <m:t>L</m:t>
+              </m:r>
+            </m:e>
+            <m:sup>
+              <m:sSub>
+                <m:sSubPr>
+                  <m:ctrlPr>
+                    <w:rPr>
+                      <w:rFonts w:ascii="Cambria Math" w:eastAsiaTheme="minorEastAsia" w:hAnsi="Cambria Math"/>
+                      <w:i/>
+                      <w:lang w:val="en-US"/>
+                    </w:rPr>
+                  </m:ctrlPr>
+                </m:sSubPr>
+                <m:e>
+                  <m:r>
+                    <w:rPr>
+                      <w:rFonts w:ascii="Cambria Math" w:eastAsiaTheme="minorEastAsia" w:hAnsi="Cambria Math"/>
+                      <w:lang w:val="en-US"/>
+                    </w:rPr>
+                    <m:t>D</m:t>
+                  </m:r>
+                </m:e>
+                <m:sub>
+                  <m:r>
+                    <w:rPr>
+                      <w:rFonts w:ascii="Cambria Math" w:eastAsiaTheme="minorEastAsia" w:hAnsi="Cambria Math"/>
+                      <w:lang w:val="en-US"/>
+                    </w:rPr>
+                    <m:t>tot</m:t>
+                  </m:r>
+                </m:sub>
+              </m:sSub>
+            </m:sup>
+          </m:sSup>
+          <m:r>
+            <w:rPr>
+              <w:rFonts w:ascii="Cambria Math" w:eastAsiaTheme="minorEastAsia" w:hAnsi="Cambria Math"/>
+              <w:lang w:val="en-US"/>
+            </w:rPr>
+            <m:t>-</m:t>
+          </m:r>
+          <m:sSup>
+            <m:sSupPr>
+              <m:ctrlPr>
+                <w:rPr>
+                  <w:rFonts w:ascii="Cambria Math" w:eastAsiaTheme="minorEastAsia" w:hAnsi="Cambria Math"/>
+                  <w:i/>
+                  <w:lang w:val="en-US"/>
+                </w:rPr>
+              </m:ctrlPr>
+            </m:sSupPr>
+            <m:e>
+              <m:r>
+                <w:rPr>
+                  <w:rFonts w:ascii="Cambria Math" w:eastAsiaTheme="minorEastAsia" w:hAnsi="Cambria Math"/>
+                  <w:lang w:val="en-US"/>
+                </w:rPr>
+                <m:t>L</m:t>
+              </m:r>
+            </m:e>
+            <m:sup>
+              <m:r>
+                <w:rPr>
+                  <w:rFonts w:ascii="Cambria Math" w:eastAsiaTheme="minorEastAsia" w:hAnsi="Cambria Math"/>
+                  <w:lang w:val="en-US"/>
+                </w:rPr>
+                <m:t>D</m:t>
+              </m:r>
+            </m:sup>
+          </m:sSup>
+          <m:r>
+            <w:rPr>
+              <w:rFonts w:ascii="Cambria Math" w:eastAsiaTheme="minorEastAsia" w:hAnsi="Cambria Math"/>
+              <w:lang w:val="en-US"/>
+            </w:rPr>
+            <m:t>=</m:t>
+          </m:r>
+          <m:sSup>
+            <m:sSupPr>
+              <m:ctrlPr>
+                <w:rPr>
+                  <w:rFonts w:ascii="Cambria Math" w:eastAsiaTheme="minorEastAsia" w:hAnsi="Cambria Math"/>
+                  <w:i/>
+                  <w:lang w:val="en-US"/>
+                </w:rPr>
+              </m:ctrlPr>
+            </m:sSupPr>
+            <m:e>
+              <m:r>
+                <w:rPr>
+                  <w:rFonts w:ascii="Cambria Math" w:eastAsiaTheme="minorEastAsia" w:hAnsi="Cambria Math"/>
+                  <w:lang w:val="en-US"/>
+                </w:rPr>
+                <m:t>L</m:t>
+              </m:r>
+            </m:e>
+            <m:sup>
+              <m:sSub>
+                <m:sSubPr>
+                  <m:ctrlPr>
+                    <w:rPr>
+                      <w:rFonts w:ascii="Cambria Math" w:eastAsiaTheme="minorEastAsia" w:hAnsi="Cambria Math"/>
+                      <w:i/>
+                      <w:lang w:val="en-US"/>
+                    </w:rPr>
+                  </m:ctrlPr>
+                </m:sSubPr>
+                <m:e>
+                  <m:r>
+                    <w:rPr>
+                      <w:rFonts w:ascii="Cambria Math" w:eastAsiaTheme="minorEastAsia" w:hAnsi="Cambria Math"/>
+                      <w:lang w:val="en-US"/>
+                    </w:rPr>
+                    <m:t>D</m:t>
+                  </m:r>
+                </m:e>
+                <m:sub>
+                  <m:r>
+                    <w:rPr>
+                      <w:rFonts w:ascii="Cambria Math" w:eastAsiaTheme="minorEastAsia" w:hAnsi="Cambria Math"/>
+                      <w:lang w:val="en-US"/>
+                    </w:rPr>
+                    <m:t>num</m:t>
+                  </m:r>
+                </m:sub>
+              </m:sSub>
+            </m:sup>
+          </m:sSup>
+          <m:r>
+            <w:rPr>
+              <w:rFonts w:ascii="Cambria Math" w:eastAsiaTheme="minorEastAsia" w:hAnsi="Cambria Math"/>
+              <w:lang w:val="en-US"/>
+            </w:rPr>
+            <m:t>·</m:t>
+          </m:r>
+          <m:nary>
+            <m:naryPr>
+              <m:limLoc m:val="subSup"/>
+              <m:ctrlPr>
+                <w:rPr>
+                  <w:rFonts w:ascii="Cambria Math" w:eastAsiaTheme="minorEastAsia" w:hAnsi="Cambria Math"/>
+                  <w:i/>
+                  <w:lang w:val="en-US"/>
+                </w:rPr>
+              </m:ctrlPr>
+            </m:naryPr>
+            <m:sub>
+              <m:r>
+                <w:rPr>
+                  <w:rFonts w:ascii="Cambria Math" w:eastAsiaTheme="minorEastAsia" w:hAnsi="Cambria Math"/>
+                  <w:lang w:val="en-US"/>
+                </w:rPr>
+                <m:t>1</m:t>
+              </m:r>
+            </m:sub>
+            <m:sup>
+              <m:r>
+                <w:rPr>
+                  <w:rFonts w:ascii="Cambria Math" w:eastAsiaTheme="minorEastAsia" w:hAnsi="Cambria Math"/>
+                  <w:lang w:val="en-US"/>
+                </w:rPr>
+                <m:t>∞</m:t>
+              </m:r>
+            </m:sup>
+            <m:e>
+              <m:r>
+                <w:rPr>
+                  <w:rFonts w:ascii="Cambria Math" w:eastAsiaTheme="minorEastAsia" w:hAnsi="Cambria Math"/>
+                  <w:lang w:val="en-US"/>
+                </w:rPr>
+                <m:t>ds</m:t>
+              </m:r>
+              <m:f>
+                <m:fPr>
+                  <m:ctrlPr>
+                    <w:rPr>
+                      <w:rFonts w:ascii="Cambria Math" w:eastAsiaTheme="minorEastAsia" w:hAnsi="Cambria Math"/>
+                      <w:i/>
+                      <w:lang w:val="en-US"/>
+                    </w:rPr>
+                  </m:ctrlPr>
+                </m:fPr>
+                <m:num>
+                  <m:r>
+                    <w:rPr>
+                      <w:rFonts w:ascii="Cambria Math" w:eastAsiaTheme="minorEastAsia" w:hAnsi="Cambria Math"/>
+                      <w:lang w:val="en-US"/>
+                    </w:rPr>
+                    <m:t>1</m:t>
+                  </m:r>
+                </m:num>
+                <m:den>
+                  <m:sSup>
+                    <m:sSupPr>
+                      <m:ctrlPr>
+                        <w:rPr>
+                          <w:rFonts w:ascii="Cambria Math" w:eastAsiaTheme="minorEastAsia" w:hAnsi="Cambria Math"/>
+                          <w:i/>
+                          <w:lang w:val="en-US"/>
+                        </w:rPr>
+                      </m:ctrlPr>
+                    </m:sSupPr>
+                    <m:e>
+                      <m:r>
+                        <w:rPr>
+                          <w:rFonts w:ascii="Cambria Math" w:eastAsiaTheme="minorEastAsia" w:hAnsi="Cambria Math"/>
+                          <w:lang w:val="en-US"/>
+                        </w:rPr>
+                        <m:t>s</m:t>
+                      </m:r>
+                    </m:e>
+                    <m:sup>
+                      <m:r>
+                        <w:rPr>
+                          <w:rFonts w:ascii="Cambria Math" w:eastAsiaTheme="minorEastAsia" w:hAnsi="Cambria Math"/>
+                          <w:lang w:val="en-US"/>
+                        </w:rPr>
+                        <m:t>τ-1</m:t>
+                      </m:r>
+                    </m:sup>
+                  </m:sSup>
+                </m:den>
+              </m:f>
+              <m:r>
+                <w:rPr>
+                  <w:rFonts w:ascii="Cambria Math" w:eastAsiaTheme="minorEastAsia" w:hAnsi="Cambria Math"/>
+                  <w:lang w:val="en-US"/>
+                </w:rPr>
+                <m:t>f</m:t>
+              </m:r>
+              <m:d>
+                <m:dPr>
+                  <m:ctrlPr>
+                    <w:rPr>
+                      <w:rFonts w:ascii="Cambria Math" w:eastAsiaTheme="minorEastAsia" w:hAnsi="Cambria Math"/>
+                      <w:i/>
+                      <w:lang w:val="en-US"/>
+                    </w:rPr>
+                  </m:ctrlPr>
+                </m:dPr>
+                <m:e>
+                  <m:f>
+                    <m:fPr>
+                      <m:ctrlPr>
+                        <w:rPr>
+                          <w:rFonts w:ascii="Cambria Math" w:eastAsiaTheme="minorEastAsia" w:hAnsi="Cambria Math"/>
+                          <w:i/>
+                          <w:lang w:val="en-US"/>
+                        </w:rPr>
+                      </m:ctrlPr>
+                    </m:fPr>
+                    <m:num>
+                      <m:r>
+                        <w:rPr>
+                          <w:rFonts w:ascii="Cambria Math" w:eastAsiaTheme="minorEastAsia" w:hAnsi="Cambria Math"/>
+                          <w:lang w:val="en-US"/>
+                        </w:rPr>
+                        <m:t>s</m:t>
+                      </m:r>
+                    </m:num>
+                    <m:den>
+                      <m:sSup>
+                        <m:sSupPr>
+                          <m:ctrlPr>
+                            <w:rPr>
+                              <w:rFonts w:ascii="Cambria Math" w:eastAsiaTheme="minorEastAsia" w:hAnsi="Cambria Math"/>
+                              <w:i/>
+                              <w:lang w:val="en-US"/>
+                            </w:rPr>
+                          </m:ctrlPr>
+                        </m:sSupPr>
+                        <m:e>
+                          <m:r>
+                            <w:rPr>
+                              <w:rFonts w:ascii="Cambria Math" w:eastAsiaTheme="minorEastAsia" w:hAnsi="Cambria Math"/>
+                              <w:lang w:val="en-US"/>
+                            </w:rPr>
+                            <m:t>L</m:t>
+                          </m:r>
+                        </m:e>
+                        <m:sup>
+                          <m:r>
+                            <w:rPr>
+                              <w:rFonts w:ascii="Cambria Math" w:eastAsiaTheme="minorEastAsia" w:hAnsi="Cambria Math"/>
+                              <w:lang w:val="en-US"/>
+                            </w:rPr>
+                            <m:t>D</m:t>
+                          </m:r>
+                        </m:sup>
+                      </m:sSup>
+                    </m:den>
+                  </m:f>
+                </m:e>
+              </m:d>
+            </m:e>
+          </m:nary>
+        </m:oMath>
+      </m:oMathPara>
+    </w:p>
+    <w:p>
+      <w:pPr>
+        <w:rPr>
+          <w:rFonts w:eastAsiaTheme="minorEastAsia"/>
+          <w:lang w:val="en-US"/>
+        </w:rPr>
+      </w:pPr>
+      <m:oMathPara>
+        <m:oMath>
+          <m:r>
+            <w:rPr>
+              <w:rFonts w:ascii="Cambria Math" w:eastAsiaTheme="minorEastAsia" w:hAnsi="Cambria Math"/>
+              <w:lang w:val="en-US"/>
+            </w:rPr>
+            <m:t>≈</m:t>
+          </m:r>
+          <m:sSup>
+            <m:sSupPr>
+              <m:ctrlPr>
+                <w:rPr>
+                  <w:rFonts w:ascii="Cambria Math" w:eastAsiaTheme="minorEastAsia" w:hAnsi="Cambria Math"/>
+                  <w:i/>
+                  <w:lang w:val="en-US"/>
+                </w:rPr>
+              </m:ctrlPr>
+            </m:sSupPr>
+            <m:e>
+              <m:r>
+                <w:rPr>
+                  <w:rFonts w:ascii="Cambria Math" w:eastAsiaTheme="minorEastAsia" w:hAnsi="Cambria Math"/>
+                  <w:lang w:val="en-US"/>
+                </w:rPr>
+                <m:t>L</m:t>
+              </m:r>
+            </m:e>
+            <m:sup>
+              <m:sSub>
+                <m:sSubPr>
+                  <m:ctrlPr>
+                    <w:rPr>
+                      <w:rFonts w:ascii="Cambria Math" w:eastAsiaTheme="minorEastAsia" w:hAnsi="Cambria Math"/>
+                      <w:i/>
+                      <w:lang w:val="en-US"/>
+                    </w:rPr>
+                  </m:ctrlPr>
+                </m:sSubPr>
+                <m:e>
+                  <m:r>
+                    <w:rPr>
+                      <w:rFonts w:ascii="Cambria Math" w:eastAsiaTheme="minorEastAsia" w:hAnsi="Cambria Math"/>
+                      <w:lang w:val="en-US"/>
+                    </w:rPr>
+                    <m:t>D</m:t>
+                  </m:r>
+                </m:e>
+                <m:sub>
+                  <m:r>
+                    <w:rPr>
+                      <w:rFonts w:ascii="Cambria Math" w:eastAsiaTheme="minorEastAsia" w:hAnsi="Cambria Math"/>
+                      <w:lang w:val="en-US"/>
+                    </w:rPr>
+                    <m:t>num</m:t>
+                  </m:r>
+                </m:sub>
+              </m:sSub>
+            </m:sup>
+          </m:sSup>
+          <m:r>
+            <w:rPr>
+              <w:rFonts w:ascii="Cambria Math" w:eastAsiaTheme="minorEastAsia" w:hAnsi="Cambria Math"/>
+              <w:lang w:val="en-US"/>
+            </w:rPr>
+            <m:t>·</m:t>
+          </m:r>
+          <m:nary>
+            <m:naryPr>
+              <m:limLoc m:val="subSup"/>
+              <m:ctrlPr>
+                <w:rPr>
+                  <w:rFonts w:ascii="Cambria Math" w:eastAsiaTheme="minorEastAsia" w:hAnsi="Cambria Math"/>
+                  <w:i/>
+                  <w:lang w:val="en-US"/>
+                </w:rPr>
+              </m:ctrlPr>
+            </m:naryPr>
+            <m:sub>
+              <m:r>
+                <w:rPr>
+                  <w:rFonts w:ascii="Cambria Math" w:eastAsiaTheme="minorEastAsia" w:hAnsi="Cambria Math"/>
+                  <w:lang w:val="en-US"/>
+                </w:rPr>
+                <m:t>1</m:t>
+              </m:r>
+            </m:sub>
+            <m:sup>
+              <m:sSup>
+                <m:sSupPr>
+                  <m:ctrlPr>
+                    <w:rPr>
+                      <w:rFonts w:ascii="Cambria Math" w:eastAsiaTheme="minorEastAsia" w:hAnsi="Cambria Math"/>
+                      <w:i/>
+                      <w:lang w:val="en-US"/>
+                    </w:rPr>
+                  </m:ctrlPr>
+                </m:sSupPr>
+                <m:e>
+                  <m:r>
+                    <w:rPr>
+                      <w:rFonts w:ascii="Cambria Math" w:eastAsiaTheme="minorEastAsia" w:hAnsi="Cambria Math"/>
+                      <w:lang w:val="en-US"/>
+                    </w:rPr>
+                    <m:t>L</m:t>
+                  </m:r>
+                </m:e>
+                <m:sup>
+                  <m:r>
+                    <w:rPr>
+                      <w:rFonts w:ascii="Cambria Math" w:eastAsiaTheme="minorEastAsia" w:hAnsi="Cambria Math"/>
+                      <w:lang w:val="en-US"/>
+                    </w:rPr>
+                    <m:t>D</m:t>
+                  </m:r>
+                </m:sup>
+              </m:sSup>
+            </m:sup>
+            <m:e>
+              <m:r>
+                <w:rPr>
+                  <w:rFonts w:ascii="Cambria Math" w:eastAsiaTheme="minorEastAsia" w:hAnsi="Cambria Math"/>
+                  <w:lang w:val="en-US"/>
+                </w:rPr>
+                <m:t>ds</m:t>
+              </m:r>
+              <m:f>
+                <m:fPr>
+                  <m:ctrlPr>
+                    <w:rPr>
+                      <w:rFonts w:ascii="Cambria Math" w:eastAsiaTheme="minorEastAsia" w:hAnsi="Cambria Math"/>
+                      <w:i/>
+                      <w:lang w:val="en-US"/>
+                    </w:rPr>
+                  </m:ctrlPr>
+                </m:fPr>
+                <m:num>
+                  <m:r>
+                    <w:rPr>
+                      <w:rFonts w:ascii="Cambria Math" w:eastAsiaTheme="minorEastAsia" w:hAnsi="Cambria Math"/>
+                      <w:lang w:val="en-US"/>
+                    </w:rPr>
+                    <m:t>1</m:t>
+                  </m:r>
+                </m:num>
+                <m:den>
+                  <m:sSup>
+                    <m:sSupPr>
+                      <m:ctrlPr>
+                        <w:rPr>
+                          <w:rFonts w:ascii="Cambria Math" w:eastAsiaTheme="minorEastAsia" w:hAnsi="Cambria Math"/>
+                          <w:i/>
+                          <w:lang w:val="en-US"/>
+                        </w:rPr>
+                      </m:ctrlPr>
+                    </m:sSupPr>
+                    <m:e>
+                      <m:r>
+                        <w:rPr>
+                          <w:rFonts w:ascii="Cambria Math" w:eastAsiaTheme="minorEastAsia" w:hAnsi="Cambria Math"/>
+                          <w:lang w:val="en-US"/>
+                        </w:rPr>
+                        <m:t>s</m:t>
+                      </m:r>
+                    </m:e>
+                    <m:sup>
+                      <m:r>
+                        <w:rPr>
+                          <w:rFonts w:ascii="Cambria Math" w:eastAsiaTheme="minorEastAsia" w:hAnsi="Cambria Math"/>
+                          <w:lang w:val="en-US"/>
+                        </w:rPr>
+                        <m:t>τ-1</m:t>
+                      </m:r>
+                    </m:sup>
+                  </m:sSup>
+                </m:den>
+              </m:f>
+            </m:e>
+          </m:nary>
+        </m:oMath>
+      </m:oMathPara>
+    </w:p>
+    <w:p>
+      <w:pPr>
+        <w:rPr>
+          <w:rFonts w:eastAsiaTheme="minorEastAsia"/>
+          <w:lang w:val="en-US"/>
+        </w:rPr>
+      </w:pPr>
+      <m:oMathPara>
+        <m:oMath>
+          <m:r>
+            <w:rPr>
+              <w:rFonts w:ascii="Cambria Math" w:eastAsiaTheme="minorEastAsia" w:hAnsi="Cambria Math"/>
+              <w:lang w:val="en-US"/>
+            </w:rPr>
+            <m:t>→-</m:t>
+          </m:r>
+          <m:sSup>
+            <m:sSupPr>
+              <m:ctrlPr>
+                <w:rPr>
+                  <w:rFonts w:ascii="Cambria Math" w:eastAsiaTheme="minorEastAsia" w:hAnsi="Cambria Math"/>
+                  <w:i/>
+                  <w:lang w:val="en-US"/>
+                </w:rPr>
+              </m:ctrlPr>
+            </m:sSupPr>
+            <m:e>
+              <m:r>
+                <w:rPr>
+                  <w:rFonts w:ascii="Cambria Math" w:eastAsiaTheme="minorEastAsia" w:hAnsi="Cambria Math"/>
+                  <w:lang w:val="en-US"/>
+                </w:rPr>
+                <m:t>L</m:t>
+              </m:r>
+            </m:e>
+            <m:sup>
+              <m:sSub>
+                <m:sSubPr>
+                  <m:ctrlPr>
+                    <w:rPr>
+                      <w:rFonts w:ascii="Cambria Math" w:eastAsiaTheme="minorEastAsia" w:hAnsi="Cambria Math"/>
+                      <w:i/>
+                      <w:lang w:val="en-US"/>
+                    </w:rPr>
+                  </m:ctrlPr>
+                </m:sSubPr>
+                <m:e>
+                  <m:r>
+                    <w:rPr>
+                      <w:rFonts w:ascii="Cambria Math" w:eastAsiaTheme="minorEastAsia" w:hAnsi="Cambria Math"/>
+                      <w:lang w:val="en-US"/>
+                    </w:rPr>
+                    <m:t>D</m:t>
+                  </m:r>
+                </m:e>
+                <m:sub>
+                  <m:r>
+                    <w:rPr>
+                      <w:rFonts w:ascii="Cambria Math" w:eastAsiaTheme="minorEastAsia" w:hAnsi="Cambria Math"/>
+                      <w:lang w:val="en-US"/>
+                    </w:rPr>
+                    <m:t>num</m:t>
+                  </m:r>
+                </m:sub>
+              </m:sSub>
+            </m:sup>
+          </m:sSup>
+          <m:sSubSup>
+            <m:sSubSupPr>
+              <m:ctrlPr>
+                <w:rPr>
+                  <w:rFonts w:ascii="Cambria Math" w:eastAsiaTheme="minorEastAsia" w:hAnsi="Cambria Math"/>
+                  <w:i/>
+                  <w:lang w:val="en-US"/>
+                </w:rPr>
+              </m:ctrlPr>
+            </m:sSubSupPr>
+            <m:e>
+              <m:d>
+                <m:dPr>
+                  <m:begChr m:val="["/>
+                  <m:endChr m:val="]"/>
+                  <m:ctrlPr>
+                    <w:rPr>
+                      <w:rFonts w:ascii="Cambria Math" w:eastAsiaTheme="minorEastAsia" w:hAnsi="Cambria Math"/>
+                      <w:i/>
+                      <w:lang w:val="en-US"/>
+                    </w:rPr>
+                  </m:ctrlPr>
+                </m:dPr>
+                <m:e>
+                  <m:sSup>
+                    <m:sSupPr>
+                      <m:ctrlPr>
+                        <w:rPr>
+                          <w:rFonts w:ascii="Cambria Math" w:eastAsiaTheme="minorEastAsia" w:hAnsi="Cambria Math"/>
+                          <w:i/>
+                          <w:lang w:val="en-US"/>
+                        </w:rPr>
+                      </m:ctrlPr>
+                    </m:sSupPr>
+                    <m:e>
+                      <m:r>
+                        <w:rPr>
+                          <w:rFonts w:ascii="Cambria Math" w:eastAsiaTheme="minorEastAsia" w:hAnsi="Cambria Math"/>
+                          <w:lang w:val="en-US"/>
+                        </w:rPr>
+                        <m:t>s</m:t>
+                      </m:r>
+                    </m:e>
+                    <m:sup>
+                      <m:r>
+                        <w:rPr>
+                          <w:rFonts w:ascii="Cambria Math" w:eastAsiaTheme="minorEastAsia" w:hAnsi="Cambria Math"/>
+                          <w:lang w:val="en-US"/>
+                        </w:rPr>
+                        <m:t>2-τ</m:t>
+                      </m:r>
+                    </m:sup>
+                  </m:sSup>
+                </m:e>
+              </m:d>
+            </m:e>
+            <m:sub>
+              <m:r>
+                <w:rPr>
+                  <w:rFonts w:ascii="Cambria Math" w:eastAsiaTheme="minorEastAsia" w:hAnsi="Cambria Math"/>
+                  <w:lang w:val="en-US"/>
+                </w:rPr>
+                <m:t>1</m:t>
+              </m:r>
+            </m:sub>
+            <m:sup>
+              <m:sSup>
+                <m:sSupPr>
+                  <m:ctrlPr>
+                    <w:rPr>
+                      <w:rFonts w:ascii="Cambria Math" w:eastAsiaTheme="minorEastAsia" w:hAnsi="Cambria Math"/>
+                      <w:i/>
+                      <w:lang w:val="en-US"/>
+                    </w:rPr>
+                  </m:ctrlPr>
+                </m:sSupPr>
+                <m:e>
+                  <m:r>
+                    <w:rPr>
+                      <w:rFonts w:ascii="Cambria Math" w:eastAsiaTheme="minorEastAsia" w:hAnsi="Cambria Math"/>
+                      <w:lang w:val="en-US"/>
+                    </w:rPr>
+                    <m:t>L</m:t>
+                  </m:r>
+                </m:e>
+                <m:sup>
+                  <m:r>
+                    <w:rPr>
+                      <w:rFonts w:ascii="Cambria Math" w:eastAsiaTheme="minorEastAsia" w:hAnsi="Cambria Math"/>
+                      <w:lang w:val="en-US"/>
+                    </w:rPr>
+                    <m:t>D</m:t>
+                  </m:r>
+                </m:sup>
+              </m:sSup>
+            </m:sup>
+          </m:sSubSup>
+        </m:oMath>
+      </m:oMathPara>
+    </w:p>
+    <w:p>
+      <w:pPr>
+        <w:rPr>
+          <w:rFonts w:eastAsiaTheme="minorEastAsia"/>
+          <w:lang w:val="en-US"/>
+        </w:rPr>
+      </w:pPr>
+    </w:p>
+    <w:p>
+      <w:pPr>
+        <w:rPr>
+          <w:rFonts w:eastAsiaTheme="minorEastAsia"/>
+          <w:lang w:val="en-US"/>
+        </w:rPr>
+      </w:pPr>
+      <m:oMathPara>
+        <m:oMath>
+          <m:r>
+            <w:rPr>
+              <w:rFonts w:ascii="Cambria Math" w:eastAsiaTheme="minorEastAsia" w:hAnsi="Cambria Math"/>
+              <w:lang w:val="en-US"/>
+            </w:rPr>
+            <m:t>D=</m:t>
+          </m:r>
+          <m:sSub>
+            <m:sSubPr>
+              <m:ctrlPr>
+                <w:rPr>
+                  <w:rFonts w:ascii="Cambria Math" w:eastAsiaTheme="minorEastAsia" w:hAnsi="Cambria Math"/>
+                  <w:i/>
+                  <w:lang w:val="en-US"/>
+                </w:rPr>
+              </m:ctrlPr>
+            </m:sSubPr>
+            <m:e>
+              <m:r>
+                <w:rPr>
+                  <w:rFonts w:ascii="Cambria Math" w:eastAsiaTheme="minorEastAsia" w:hAnsi="Cambria Math"/>
+                  <w:lang w:val="en-US"/>
+                </w:rPr>
+                <m:t>D</m:t>
+              </m:r>
+            </m:e>
+            <m:sub>
+              <m:r>
+                <w:rPr>
+                  <w:rFonts w:ascii="Cambria Math" w:eastAsiaTheme="minorEastAsia" w:hAnsi="Cambria Math"/>
+                  <w:lang w:val="en-US"/>
+                </w:rPr>
+                <m:t>num</m:t>
+              </m:r>
+            </m:sub>
+          </m:sSub>
+          <m:r>
+            <w:rPr>
+              <w:rFonts w:ascii="Cambria Math" w:eastAsiaTheme="minorEastAsia" w:hAnsi="Cambria Math"/>
+              <w:lang w:val="en-US"/>
+            </w:rPr>
+            <m:t>+D·</m:t>
+          </m:r>
+          <m:d>
+            <m:dPr>
+              <m:ctrlPr>
+                <w:rPr>
+                  <w:rFonts w:ascii="Cambria Math" w:eastAsiaTheme="minorEastAsia" w:hAnsi="Cambria Math"/>
+                  <w:i/>
+                  <w:lang w:val="en-US"/>
+                </w:rPr>
+              </m:ctrlPr>
+            </m:dPr>
+            <m:e>
+              <m:r>
+                <w:rPr>
+                  <w:rFonts w:ascii="Cambria Math" w:eastAsiaTheme="minorEastAsia" w:hAnsi="Cambria Math"/>
+                  <w:lang w:val="en-US"/>
+                </w:rPr>
+                <m:t>2-τ</m:t>
+              </m:r>
+            </m:e>
+          </m:d>
+        </m:oMath>
+      </m:oMathPara>
+    </w:p>
+    <w:p>
+      <w:pPr>
+        <w:rPr>
+          <w:rFonts w:eastAsiaTheme="minorEastAsia"/>
+          <w:lang w:val="en-US"/>
+        </w:rPr>
+      </w:pPr>
+    </w:p>
+    <w:p>
+      <w:pPr>
+        <w:rPr>
+          <w:rFonts w:eastAsiaTheme="minorEastAsia"/>
+          <w:lang w:val="en-US"/>
+        </w:rPr>
+      </w:pPr>
+    </w:p>
+    <w:p>
+      <w:pPr>
+        <w:rPr>
           <w:lang w:val="en-US"/>
         </w:rPr>
       </w:pPr>
@@ -3864,6 +9328,119 @@
 <file path=word/numbering.xml><?xml version="1.0" encoding="utf-8"?>
 <w:numbering xmlns:wpc="http://schemas.microsoft.com/office/word/2010/wordprocessingCanvas" xmlns:cx="http://schemas.microsoft.com/office/drawing/2014/chartex" xmlns:cx1="http://schemas.microsoft.com/office/drawing/2015/9/8/chartex" xmlns:cx2="http://schemas.microsoft.com/office/drawing/2015/10/21/chartex" xmlns:cx3="http://schemas.microsoft.com/office/drawing/2016/5/9/chartex" xmlns:cx4="http://schemas.microsoft.com/office/drawing/2016/5/10/chartex" xmlns:cx5="http://schemas.microsoft.com/office/drawing/2016/5/11/chartex" xmlns:cx6="http://schemas.microsoft.com/office/drawing/2016/5/12/chartex" xmlns:cx7="http://schemas.microsoft.com/office/drawing/2016/5/13/chartex" xmlns:cx8="http://schemas.microsoft.com/office/drawing/2016/5/14/chartex" xmlns:mc="http://schemas.openxmlformats.org/markup-compatibility/2006" xmlns:aink="http://schemas.microsoft.com/office/drawing/2016/ink" xmlns:am3d="http://schemas.microsoft.com/office/drawing/2017/model3d" xmlns:o="urn:schemas-microsoft-com:office:office" xmlns:r="http://schemas.openxmlformats.org/officeDocument/2006/relationships" xmlns:m="http://schemas.openxmlformats.org/officeDocument/2006/math" xmlns:v="urn:schemas-microsoft-com:vml" xmlns:wp14="http://schemas.microsoft.com/office/word/2010/wordprocessingDrawing" xmlns:wp="http://schemas.openxmlformats.org/drawingml/2006/wordprocessingDrawing" xmlns:w10="urn:schemas-microsoft-com:office:word" xmlns:w="http://schemas.openxmlformats.org/wordprocessingml/2006/main" xmlns:w14="http://schemas.microsoft.com/office/word/2010/wordml" xmlns:w15="http://schemas.microsoft.com/office/word/2012/wordml" xmlns:w16cex="http://schemas.microsoft.com/office/word/2018/wordml/cex" xmlns:w16cid="http://schemas.microsoft.com/office/word/2016/wordml/cid" xmlns:w16="http://schemas.microsoft.com/office/word/2018/wordml" xmlns:w16sdtdh="http://schemas.microsoft.com/office/word/2020/wordml/sdtdatahash" xmlns:w16se="http://schemas.microsoft.com/office/word/2015/wordml/symex" xmlns:wpg="http://schemas.microsoft.com/office/word/2010/wordprocessingGroup" xmlns:wpi="http://schemas.microsoft.com/office/word/2010/wordprocessingInk" xmlns:wne="http://schemas.microsoft.com/office/word/2006/wordml" xmlns:wps="http://schemas.microsoft.com/office/word/2010/wordprocessingShape" mc:Ignorable="w14 w15 w16se w16cid w16 w16cex w16sdtdh wp14">
   <w:abstractNum w:abstractNumId="0" w15:restartNumberingAfterBreak="0">
+    <w:nsid w:val="0515368B"/>
+    <w:multiLevelType w:val="hybridMultilevel"/>
+    <w:tmpl w:val="52283A92"/>
+    <w:lvl w:ilvl="0" w:tplc="04060001">
+      <w:start w:val="1"/>
+      <w:numFmt w:val="bullet"/>
+      <w:lvlText w:val=""/>
+      <w:lvlJc w:val="left"/>
+      <w:pPr>
+        <w:ind w:left="720" w:hanging="360"/>
+      </w:pPr>
+      <w:rPr>
+        <w:rFonts w:ascii="Symbol" w:hAnsi="Symbol" w:hint="default"/>
+      </w:rPr>
+    </w:lvl>
+    <w:lvl w:ilvl="1" w:tplc="04060003" w:tentative="1">
+      <w:start w:val="1"/>
+      <w:numFmt w:val="bullet"/>
+      <w:lvlText w:val="o"/>
+      <w:lvlJc w:val="left"/>
+      <w:pPr>
+        <w:ind w:left="1440" w:hanging="360"/>
+      </w:pPr>
+      <w:rPr>
+        <w:rFonts w:ascii="Courier New" w:hAnsi="Courier New" w:cs="Courier New" w:hint="default"/>
+      </w:rPr>
+    </w:lvl>
+    <w:lvl w:ilvl="2" w:tplc="04060005" w:tentative="1">
+      <w:start w:val="1"/>
+      <w:numFmt w:val="bullet"/>
+      <w:lvlText w:val=""/>
+      <w:lvlJc w:val="left"/>
+      <w:pPr>
+        <w:ind w:left="2160" w:hanging="360"/>
+      </w:pPr>
+      <w:rPr>
+        <w:rFonts w:ascii="Wingdings" w:hAnsi="Wingdings" w:hint="default"/>
+      </w:rPr>
+    </w:lvl>
+    <w:lvl w:ilvl="3" w:tplc="04060001" w:tentative="1">
+      <w:start w:val="1"/>
+      <w:numFmt w:val="bullet"/>
+      <w:lvlText w:val=""/>
+      <w:lvlJc w:val="left"/>
+      <w:pPr>
+        <w:ind w:left="2880" w:hanging="360"/>
+      </w:pPr>
+      <w:rPr>
+        <w:rFonts w:ascii="Symbol" w:hAnsi="Symbol" w:hint="default"/>
+      </w:rPr>
+    </w:lvl>
+    <w:lvl w:ilvl="4" w:tplc="04060003" w:tentative="1">
+      <w:start w:val="1"/>
+      <w:numFmt w:val="bullet"/>
+      <w:lvlText w:val="o"/>
+      <w:lvlJc w:val="left"/>
+      <w:pPr>
+        <w:ind w:left="3600" w:hanging="360"/>
+      </w:pPr>
+      <w:rPr>
+        <w:rFonts w:ascii="Courier New" w:hAnsi="Courier New" w:cs="Courier New" w:hint="default"/>
+      </w:rPr>
+    </w:lvl>
+    <w:lvl w:ilvl="5" w:tplc="04060005" w:tentative="1">
+      <w:start w:val="1"/>
+      <w:numFmt w:val="bullet"/>
+      <w:lvlText w:val=""/>
+      <w:lvlJc w:val="left"/>
+      <w:pPr>
+        <w:ind w:left="4320" w:hanging="360"/>
+      </w:pPr>
+      <w:rPr>
+        <w:rFonts w:ascii="Wingdings" w:hAnsi="Wingdings" w:hint="default"/>
+      </w:rPr>
+    </w:lvl>
+    <w:lvl w:ilvl="6" w:tplc="04060001" w:tentative="1">
+      <w:start w:val="1"/>
+      <w:numFmt w:val="bullet"/>
+      <w:lvlText w:val=""/>
+      <w:lvlJc w:val="left"/>
+      <w:pPr>
+        <w:ind w:left="5040" w:hanging="360"/>
+      </w:pPr>
+      <w:rPr>
+        <w:rFonts w:ascii="Symbol" w:hAnsi="Symbol" w:hint="default"/>
+      </w:rPr>
+    </w:lvl>
+    <w:lvl w:ilvl="7" w:tplc="04060003" w:tentative="1">
+      <w:start w:val="1"/>
+      <w:numFmt w:val="bullet"/>
+      <w:lvlText w:val="o"/>
+      <w:lvlJc w:val="left"/>
+      <w:pPr>
+        <w:ind w:left="5760" w:hanging="360"/>
+      </w:pPr>
+      <w:rPr>
+        <w:rFonts w:ascii="Courier New" w:hAnsi="Courier New" w:cs="Courier New" w:hint="default"/>
+      </w:rPr>
+    </w:lvl>
+    <w:lvl w:ilvl="8" w:tplc="04060005" w:tentative="1">
+      <w:start w:val="1"/>
+      <w:numFmt w:val="bullet"/>
+      <w:lvlText w:val=""/>
+      <w:lvlJc w:val="left"/>
+      <w:pPr>
+        <w:ind w:left="6480" w:hanging="360"/>
+      </w:pPr>
+      <w:rPr>
+        <w:rFonts w:ascii="Wingdings" w:hAnsi="Wingdings" w:hint="default"/>
+      </w:rPr>
+    </w:lvl>
+  </w:abstractNum>
+  <w:abstractNum w:abstractNumId="1" w15:restartNumberingAfterBreak="0">
     <w:nsid w:val="518817EA"/>
     <w:multiLevelType w:val="hybridMultilevel"/>
     <w:tmpl w:val="4AA4C9F0"/>
@@ -3953,6 +9530,9 @@
     </w:lvl>
   </w:abstractNum>
   <w:num w:numId="1">
+    <w:abstractNumId w:val="1"/>
+  </w:num>
+  <w:num w:numId="2">
     <w:abstractNumId w:val="0"/>
   </w:num>
 </w:numbering>

--- a/Exersices.docx
+++ b/Exersices.docx
@@ -7238,23 +7238,7 @@
           <w:rFonts w:eastAsiaTheme="minorEastAsia"/>
           <w:lang w:val="en-US"/>
         </w:rPr>
-        <w:t xml:space="preserve"> is dimension of everything: </w:t>
-      </w:r>
-      <w:proofErr w:type="spellStart"/>
-      <w:r>
-        <w:rPr>
-          <w:rFonts w:eastAsiaTheme="minorEastAsia"/>
-          <w:lang w:val="en-US"/>
-        </w:rPr>
-        <w:t>Fx</w:t>
-      </w:r>
-      <w:proofErr w:type="spellEnd"/>
-      <w:r>
-        <w:rPr>
-          <w:rFonts w:eastAsiaTheme="minorEastAsia"/>
-          <w:lang w:val="en-US"/>
-        </w:rPr>
-        <w:t xml:space="preserve"> 2 for 2d percolation</w:t>
+        <w:t xml:space="preserve"> is dimension of everything: Fx 2 for 2d percolation</w:t>
       </w:r>
     </w:p>
     <w:p>
@@ -7343,23 +7327,7 @@
           <w:rFonts w:eastAsiaTheme="minorEastAsia"/>
           <w:lang w:val="en-US"/>
         </w:rPr>
-        <w:t xml:space="preserve"> is dimension of these points, </w:t>
-      </w:r>
-      <w:proofErr w:type="spellStart"/>
-      <w:r>
-        <w:rPr>
-          <w:rFonts w:eastAsiaTheme="minorEastAsia"/>
-          <w:lang w:val="en-US"/>
-        </w:rPr>
-        <w:t>fx</w:t>
-      </w:r>
-      <w:proofErr w:type="spellEnd"/>
-      <w:r>
-        <w:rPr>
-          <w:rFonts w:eastAsiaTheme="minorEastAsia"/>
-          <w:lang w:val="en-US"/>
-        </w:rPr>
-        <w:t xml:space="preserve"> dust on a line</w:t>
+        <w:t xml:space="preserve"> is dimension of these points, fx dust on a line</w:t>
       </w:r>
     </w:p>
     <w:p>
@@ -7388,23 +7356,7 @@
           <w:rFonts w:eastAsiaTheme="minorEastAsia"/>
           <w:lang w:val="en-US"/>
         </w:rPr>
-        <w:t xml:space="preserve"> is dimension of each fragment: </w:t>
-      </w:r>
-      <w:proofErr w:type="spellStart"/>
-      <w:r>
-        <w:rPr>
-          <w:rFonts w:eastAsiaTheme="minorEastAsia"/>
-          <w:lang w:val="en-US"/>
-        </w:rPr>
-        <w:t>Fx</w:t>
-      </w:r>
-      <w:proofErr w:type="spellEnd"/>
-      <w:r>
-        <w:rPr>
-          <w:rFonts w:eastAsiaTheme="minorEastAsia"/>
-          <w:lang w:val="en-US"/>
-        </w:rPr>
-        <w:t xml:space="preserve"> line fragments or 2d fragments when breaking glass.</w:t>
+        <w:t xml:space="preserve"> is dimension of each fragment: Fx line fragments or 2d fragments when breaking glass.</w:t>
       </w:r>
     </w:p>
     <w:p>
@@ -9289,6 +9241,2191 @@
               </m:r>
             </m:e>
           </m:d>
+        </m:oMath>
+      </m:oMathPara>
+    </w:p>
+    <w:p>
+      <w:pPr>
+        <w:rPr>
+          <w:rFonts w:eastAsiaTheme="minorEastAsia"/>
+          <w:lang w:val="en-US"/>
+        </w:rPr>
+      </w:pPr>
+    </w:p>
+    <w:p>
+      <w:pPr>
+        <w:rPr>
+          <w:rFonts w:eastAsiaTheme="minorEastAsia"/>
+          <w:lang w:val="en-US"/>
+        </w:rPr>
+      </w:pPr>
+      <w:r>
+        <w:rPr>
+          <w:rFonts w:eastAsiaTheme="minorEastAsia"/>
+          <w:lang w:val="en-US"/>
+        </w:rPr>
+        <w:br w:type="page"/>
+      </w:r>
+    </w:p>
+    <w:p>
+      <w:pPr>
+        <w:rPr>
+          <w:rFonts w:eastAsiaTheme="minorEastAsia"/>
+          <w:lang w:val="en-US"/>
+        </w:rPr>
+      </w:pPr>
+      <w:r>
+        <w:rPr>
+          <w:rFonts w:eastAsiaTheme="minorEastAsia"/>
+          <w:lang w:val="en-US"/>
+        </w:rPr>
+        <w:lastRenderedPageBreak/>
+        <w:t>7.8</w:t>
+      </w:r>
+    </w:p>
+    <w:p>
+      <w:pPr>
+        <w:rPr>
+          <w:rFonts w:eastAsiaTheme="minorEastAsia"/>
+          <w:lang w:val="en-US"/>
+        </w:rPr>
+      </w:pPr>
+      <m:oMathPara>
+        <m:oMath>
+          <m:r>
+            <m:rPr>
+              <m:sty m:val="p"/>
+            </m:rPr>
+            <w:rPr>
+              <w:rFonts w:ascii="Cambria Math" w:eastAsiaTheme="minorEastAsia" w:hAnsi="Cambria Math"/>
+              <w:lang w:val="en-US"/>
+            </w:rPr>
+            <m:t>Λ</m:t>
+          </m:r>
+          <m:d>
+            <m:dPr>
+              <m:ctrlPr>
+                <w:rPr>
+                  <w:rFonts w:ascii="Cambria Math" w:eastAsiaTheme="minorEastAsia" w:hAnsi="Cambria Math"/>
+                  <w:i/>
+                  <w:lang w:val="en-US"/>
+                </w:rPr>
+              </m:ctrlPr>
+            </m:dPr>
+            <m:e>
+              <m:r>
+                <w:rPr>
+                  <w:rFonts w:ascii="Cambria Math" w:eastAsiaTheme="minorEastAsia" w:hAnsi="Cambria Math"/>
+                  <w:lang w:val="en-US"/>
+                </w:rPr>
+                <m:t>x</m:t>
+              </m:r>
+            </m:e>
+          </m:d>
+          <m:r>
+            <w:rPr>
+              <w:rFonts w:ascii="Cambria Math" w:eastAsiaTheme="minorEastAsia" w:hAnsi="Cambria Math"/>
+              <w:lang w:val="en-US"/>
+            </w:rPr>
+            <m:t>=</m:t>
+          </m:r>
+          <m:d>
+            <m:dPr>
+              <m:ctrlPr>
+                <w:rPr>
+                  <w:rFonts w:ascii="Cambria Math" w:eastAsiaTheme="minorEastAsia" w:hAnsi="Cambria Math"/>
+                  <w:i/>
+                  <w:lang w:val="en-US"/>
+                </w:rPr>
+              </m:ctrlPr>
+            </m:dPr>
+            <m:e>
+              <m:r>
+                <w:rPr>
+                  <w:rFonts w:ascii="Cambria Math" w:eastAsiaTheme="minorEastAsia" w:hAnsi="Cambria Math"/>
+                  <w:lang w:val="en-US"/>
+                </w:rPr>
+                <m:t>1-p</m:t>
+              </m:r>
+            </m:e>
+          </m:d>
+          <m:func>
+            <m:funcPr>
+              <m:ctrlPr>
+                <w:rPr>
+                  <w:rFonts w:ascii="Cambria Math" w:eastAsiaTheme="minorEastAsia" w:hAnsi="Cambria Math"/>
+                  <w:i/>
+                  <w:lang w:val="en-US"/>
+                </w:rPr>
+              </m:ctrlPr>
+            </m:funcPr>
+            <m:fName>
+              <m:r>
+                <m:rPr>
+                  <m:sty m:val="p"/>
+                </m:rPr>
+                <w:rPr>
+                  <w:rFonts w:ascii="Cambria Math" w:eastAsiaTheme="minorEastAsia" w:hAnsi="Cambria Math"/>
+                  <w:lang w:val="en-US"/>
+                </w:rPr>
+                <m:t>log</m:t>
+              </m:r>
+            </m:fName>
+            <m:e>
+              <m:d>
+                <m:dPr>
+                  <m:ctrlPr>
+                    <w:rPr>
+                      <w:rFonts w:ascii="Cambria Math" w:eastAsiaTheme="minorEastAsia" w:hAnsi="Cambria Math"/>
+                      <w:i/>
+                      <w:lang w:val="en-US"/>
+                    </w:rPr>
+                  </m:ctrlPr>
+                </m:dPr>
+                <m:e>
+                  <m:r>
+                    <m:rPr>
+                      <m:sty m:val="p"/>
+                    </m:rPr>
+                    <w:rPr>
+                      <w:rFonts w:ascii="Cambria Math" w:eastAsiaTheme="minorEastAsia" w:hAnsi="Cambria Math"/>
+                      <w:lang w:val="en-US"/>
+                    </w:rPr>
+                    <m:t>Ω</m:t>
+                  </m:r>
+                  <m:d>
+                    <m:dPr>
+                      <m:ctrlPr>
+                        <w:rPr>
+                          <w:rFonts w:ascii="Cambria Math" w:eastAsiaTheme="minorEastAsia" w:hAnsi="Cambria Math"/>
+                          <w:i/>
+                          <w:lang w:val="en-US"/>
+                        </w:rPr>
+                      </m:ctrlPr>
+                    </m:dPr>
+                    <m:e>
+                      <m:r>
+                        <w:rPr>
+                          <w:rFonts w:ascii="Cambria Math" w:eastAsiaTheme="minorEastAsia" w:hAnsi="Cambria Math"/>
+                          <w:lang w:val="en-US"/>
+                        </w:rPr>
+                        <m:t>1-x</m:t>
+                      </m:r>
+                    </m:e>
+                  </m:d>
+                  <m:r>
+                    <w:rPr>
+                      <w:rFonts w:ascii="Cambria Math" w:eastAsiaTheme="minorEastAsia" w:hAnsi="Cambria Math"/>
+                      <w:lang w:val="en-US"/>
+                    </w:rPr>
+                    <m:t>+x</m:t>
+                  </m:r>
+                </m:e>
+              </m:d>
+              <m:r>
+                <w:rPr>
+                  <w:rFonts w:ascii="Cambria Math" w:eastAsiaTheme="minorEastAsia" w:hAnsi="Cambria Math"/>
+                  <w:lang w:val="en-US"/>
+                </w:rPr>
+                <m:t>+p·</m:t>
+              </m:r>
+              <m:func>
+                <m:funcPr>
+                  <m:ctrlPr>
+                    <w:rPr>
+                      <w:rFonts w:ascii="Cambria Math" w:eastAsiaTheme="minorEastAsia" w:hAnsi="Cambria Math"/>
+                      <w:i/>
+                      <w:lang w:val="en-US"/>
+                    </w:rPr>
+                  </m:ctrlPr>
+                </m:funcPr>
+                <m:fName>
+                  <m:r>
+                    <m:rPr>
+                      <m:sty m:val="p"/>
+                    </m:rPr>
+                    <w:rPr>
+                      <w:rFonts w:ascii="Cambria Math" w:eastAsiaTheme="minorEastAsia" w:hAnsi="Cambria Math"/>
+                      <w:lang w:val="en-US"/>
+                    </w:rPr>
+                    <m:t>log</m:t>
+                  </m:r>
+                </m:fName>
+                <m:e>
+                  <m:d>
+                    <m:dPr>
+                      <m:ctrlPr>
+                        <w:rPr>
+                          <w:rFonts w:ascii="Cambria Math" w:eastAsiaTheme="minorEastAsia" w:hAnsi="Cambria Math"/>
+                          <w:i/>
+                          <w:lang w:val="en-US"/>
+                        </w:rPr>
+                      </m:ctrlPr>
+                    </m:dPr>
+                    <m:e>
+                      <m:r>
+                        <w:rPr>
+                          <w:rFonts w:ascii="Cambria Math" w:eastAsiaTheme="minorEastAsia" w:hAnsi="Cambria Math"/>
+                          <w:lang w:val="en-US"/>
+                        </w:rPr>
+                        <m:t>ω</m:t>
+                      </m:r>
+                      <m:d>
+                        <m:dPr>
+                          <m:ctrlPr>
+                            <w:rPr>
+                              <w:rFonts w:ascii="Cambria Math" w:eastAsiaTheme="minorEastAsia" w:hAnsi="Cambria Math"/>
+                              <w:i/>
+                              <w:lang w:val="en-US"/>
+                            </w:rPr>
+                          </m:ctrlPr>
+                        </m:dPr>
+                        <m:e>
+                          <m:r>
+                            <w:rPr>
+                              <w:rFonts w:ascii="Cambria Math" w:eastAsiaTheme="minorEastAsia" w:hAnsi="Cambria Math"/>
+                              <w:lang w:val="en-US"/>
+                            </w:rPr>
+                            <m:t>1-x</m:t>
+                          </m:r>
+                        </m:e>
+                      </m:d>
+                      <m:r>
+                        <w:rPr>
+                          <w:rFonts w:ascii="Cambria Math" w:eastAsiaTheme="minorEastAsia" w:hAnsi="Cambria Math"/>
+                          <w:lang w:val="en-US"/>
+                        </w:rPr>
+                        <m:t>+x</m:t>
+                      </m:r>
+                    </m:e>
+                  </m:d>
+                </m:e>
+              </m:func>
+            </m:e>
+          </m:func>
+        </m:oMath>
+      </m:oMathPara>
+    </w:p>
+    <w:p>
+      <w:pPr>
+        <w:rPr>
+          <w:rFonts w:eastAsiaTheme="minorEastAsia"/>
+          <w:lang w:val="en-US"/>
+        </w:rPr>
+      </w:pPr>
+      <m:oMathPara>
+        <m:oMath>
+          <m:f>
+            <m:fPr>
+              <m:ctrlPr>
+                <w:rPr>
+                  <w:rFonts w:ascii="Cambria Math" w:eastAsiaTheme="minorEastAsia" w:hAnsi="Cambria Math"/>
+                  <w:i/>
+                  <w:lang w:val="en-US"/>
+                </w:rPr>
+              </m:ctrlPr>
+            </m:fPr>
+            <m:num>
+              <m:r>
+                <w:rPr>
+                  <w:rFonts w:ascii="Cambria Math" w:eastAsiaTheme="minorEastAsia" w:hAnsi="Cambria Math"/>
+                  <w:lang w:val="en-US"/>
+                </w:rPr>
+                <m:t>d</m:t>
+              </m:r>
+              <m:r>
+                <m:rPr>
+                  <m:sty m:val="p"/>
+                </m:rPr>
+                <w:rPr>
+                  <w:rFonts w:ascii="Cambria Math" w:eastAsiaTheme="minorEastAsia" w:hAnsi="Cambria Math"/>
+                  <w:lang w:val="en-US"/>
+                </w:rPr>
+                <m:t>Λ</m:t>
+              </m:r>
+              <m:ctrlPr>
+                <w:rPr>
+                  <w:rFonts w:ascii="Cambria Math" w:eastAsiaTheme="minorEastAsia" w:hAnsi="Cambria Math"/>
+                  <w:lang w:val="en-US"/>
+                </w:rPr>
+              </m:ctrlPr>
+            </m:num>
+            <m:den>
+              <m:r>
+                <w:rPr>
+                  <w:rFonts w:ascii="Cambria Math" w:eastAsiaTheme="minorEastAsia" w:hAnsi="Cambria Math"/>
+                  <w:lang w:val="en-US"/>
+                </w:rPr>
+                <m:t>dx</m:t>
+              </m:r>
+            </m:den>
+          </m:f>
+          <m:r>
+            <w:rPr>
+              <w:rFonts w:ascii="Cambria Math" w:eastAsiaTheme="minorEastAsia" w:hAnsi="Cambria Math"/>
+              <w:lang w:val="en-US"/>
+            </w:rPr>
+            <m:t>=</m:t>
+          </m:r>
+          <m:d>
+            <m:dPr>
+              <m:ctrlPr>
+                <w:rPr>
+                  <w:rFonts w:ascii="Cambria Math" w:eastAsiaTheme="minorEastAsia" w:hAnsi="Cambria Math"/>
+                  <w:i/>
+                  <w:lang w:val="en-US"/>
+                </w:rPr>
+              </m:ctrlPr>
+            </m:dPr>
+            <m:e>
+              <m:r>
+                <w:rPr>
+                  <w:rFonts w:ascii="Cambria Math" w:eastAsiaTheme="minorEastAsia" w:hAnsi="Cambria Math"/>
+                  <w:lang w:val="en-US"/>
+                </w:rPr>
+                <m:t>1-p</m:t>
+              </m:r>
+            </m:e>
+          </m:d>
+          <m:f>
+            <m:fPr>
+              <m:ctrlPr>
+                <w:rPr>
+                  <w:rFonts w:ascii="Cambria Math" w:eastAsiaTheme="minorEastAsia" w:hAnsi="Cambria Math"/>
+                  <w:i/>
+                  <w:lang w:val="en-US"/>
+                </w:rPr>
+              </m:ctrlPr>
+            </m:fPr>
+            <m:num>
+              <m:r>
+                <w:rPr>
+                  <w:rFonts w:ascii="Cambria Math" w:eastAsiaTheme="minorEastAsia" w:hAnsi="Cambria Math"/>
+                  <w:lang w:val="en-US"/>
+                </w:rPr>
+                <m:t>1-</m:t>
+              </m:r>
+              <m:r>
+                <m:rPr>
+                  <m:sty m:val="p"/>
+                </m:rPr>
+                <w:rPr>
+                  <w:rFonts w:ascii="Cambria Math" w:eastAsiaTheme="minorEastAsia" w:hAnsi="Cambria Math"/>
+                  <w:lang w:val="en-US"/>
+                </w:rPr>
+                <m:t>Ω</m:t>
+              </m:r>
+            </m:num>
+            <m:den>
+              <m:r>
+                <m:rPr>
+                  <m:sty m:val="p"/>
+                </m:rPr>
+                <w:rPr>
+                  <w:rFonts w:ascii="Cambria Math" w:eastAsiaTheme="minorEastAsia" w:hAnsi="Cambria Math"/>
+                  <w:lang w:val="en-US"/>
+                </w:rPr>
+                <m:t>Ω</m:t>
+              </m:r>
+              <m:d>
+                <m:dPr>
+                  <m:ctrlPr>
+                    <w:rPr>
+                      <w:rFonts w:ascii="Cambria Math" w:eastAsiaTheme="minorEastAsia" w:hAnsi="Cambria Math"/>
+                      <w:i/>
+                      <w:lang w:val="en-US"/>
+                    </w:rPr>
+                  </m:ctrlPr>
+                </m:dPr>
+                <m:e>
+                  <m:r>
+                    <w:rPr>
+                      <w:rFonts w:ascii="Cambria Math" w:eastAsiaTheme="minorEastAsia" w:hAnsi="Cambria Math"/>
+                      <w:lang w:val="en-US"/>
+                    </w:rPr>
+                    <m:t>1-x</m:t>
+                  </m:r>
+                </m:e>
+              </m:d>
+              <m:r>
+                <w:rPr>
+                  <w:rFonts w:ascii="Cambria Math" w:eastAsiaTheme="minorEastAsia" w:hAnsi="Cambria Math"/>
+                  <w:lang w:val="en-US"/>
+                </w:rPr>
+                <m:t>+x</m:t>
+              </m:r>
+            </m:den>
+          </m:f>
+          <m:r>
+            <w:rPr>
+              <w:rFonts w:ascii="Cambria Math" w:eastAsiaTheme="minorEastAsia" w:hAnsi="Cambria Math"/>
+              <w:lang w:val="en-US"/>
+            </w:rPr>
+            <m:t>+p</m:t>
+          </m:r>
+          <m:f>
+            <m:fPr>
+              <m:ctrlPr>
+                <w:rPr>
+                  <w:rFonts w:ascii="Cambria Math" w:eastAsiaTheme="minorEastAsia" w:hAnsi="Cambria Math"/>
+                  <w:i/>
+                  <w:lang w:val="en-US"/>
+                </w:rPr>
+              </m:ctrlPr>
+            </m:fPr>
+            <m:num>
+              <m:r>
+                <w:rPr>
+                  <w:rFonts w:ascii="Cambria Math" w:eastAsiaTheme="minorEastAsia" w:hAnsi="Cambria Math"/>
+                  <w:lang w:val="en-US"/>
+                </w:rPr>
+                <m:t>1-ω</m:t>
+              </m:r>
+            </m:num>
+            <m:den>
+              <m:r>
+                <w:rPr>
+                  <w:rFonts w:ascii="Cambria Math" w:eastAsiaTheme="minorEastAsia" w:hAnsi="Cambria Math"/>
+                  <w:lang w:val="en-US"/>
+                </w:rPr>
+                <m:t>ω</m:t>
+              </m:r>
+              <m:d>
+                <m:dPr>
+                  <m:ctrlPr>
+                    <w:rPr>
+                      <w:rFonts w:ascii="Cambria Math" w:eastAsiaTheme="minorEastAsia" w:hAnsi="Cambria Math"/>
+                      <w:i/>
+                      <w:lang w:val="en-US"/>
+                    </w:rPr>
+                  </m:ctrlPr>
+                </m:dPr>
+                <m:e>
+                  <m:r>
+                    <w:rPr>
+                      <w:rFonts w:ascii="Cambria Math" w:eastAsiaTheme="minorEastAsia" w:hAnsi="Cambria Math"/>
+                      <w:lang w:val="en-US"/>
+                    </w:rPr>
+                    <m:t>1-x</m:t>
+                  </m:r>
+                </m:e>
+              </m:d>
+              <m:r>
+                <w:rPr>
+                  <w:rFonts w:ascii="Cambria Math" w:eastAsiaTheme="minorEastAsia" w:hAnsi="Cambria Math"/>
+                  <w:lang w:val="en-US"/>
+                </w:rPr>
+                <m:t>+x</m:t>
+              </m:r>
+            </m:den>
+          </m:f>
+          <m:r>
+            <w:rPr>
+              <w:rFonts w:ascii="Cambria Math" w:eastAsiaTheme="minorEastAsia" w:hAnsi="Cambria Math"/>
+              <w:lang w:val="en-US"/>
+            </w:rPr>
+            <m:t>=0</m:t>
+          </m:r>
+        </m:oMath>
+      </m:oMathPara>
+    </w:p>
+    <w:p>
+      <w:pPr>
+        <w:rPr>
+          <w:rFonts w:eastAsiaTheme="minorEastAsia"/>
+          <w:lang w:val="en-US"/>
+        </w:rPr>
+      </w:pPr>
+      <m:oMathPara>
+        <m:oMath>
+          <m:f>
+            <m:fPr>
+              <m:ctrlPr>
+                <w:rPr>
+                  <w:rFonts w:ascii="Cambria Math" w:eastAsiaTheme="minorEastAsia" w:hAnsi="Cambria Math"/>
+                  <w:i/>
+                  <w:lang w:val="en-US"/>
+                </w:rPr>
+              </m:ctrlPr>
+            </m:fPr>
+            <m:num>
+              <m:d>
+                <m:dPr>
+                  <m:ctrlPr>
+                    <w:rPr>
+                      <w:rFonts w:ascii="Cambria Math" w:eastAsiaTheme="minorEastAsia" w:hAnsi="Cambria Math"/>
+                      <w:i/>
+                      <w:lang w:val="en-US"/>
+                    </w:rPr>
+                  </m:ctrlPr>
+                </m:dPr>
+                <m:e>
+                  <m:r>
+                    <w:rPr>
+                      <w:rFonts w:ascii="Cambria Math" w:eastAsiaTheme="minorEastAsia" w:hAnsi="Cambria Math"/>
+                      <w:lang w:val="en-US"/>
+                    </w:rPr>
+                    <m:t>p-1</m:t>
+                  </m:r>
+                </m:e>
+              </m:d>
+              <m:d>
+                <m:dPr>
+                  <m:ctrlPr>
+                    <w:rPr>
+                      <w:rFonts w:ascii="Cambria Math" w:eastAsiaTheme="minorEastAsia" w:hAnsi="Cambria Math"/>
+                      <w:i/>
+                      <w:lang w:val="en-US"/>
+                    </w:rPr>
+                  </m:ctrlPr>
+                </m:dPr>
+                <m:e>
+                  <m:r>
+                    <w:rPr>
+                      <w:rFonts w:ascii="Cambria Math" w:eastAsiaTheme="minorEastAsia" w:hAnsi="Cambria Math"/>
+                      <w:lang w:val="en-US"/>
+                    </w:rPr>
+                    <m:t>1-</m:t>
+                  </m:r>
+                  <m:r>
+                    <m:rPr>
+                      <m:sty m:val="p"/>
+                    </m:rPr>
+                    <w:rPr>
+                      <w:rFonts w:ascii="Cambria Math" w:eastAsiaTheme="minorEastAsia" w:hAnsi="Cambria Math"/>
+                      <w:lang w:val="en-US"/>
+                    </w:rPr>
+                    <m:t>Ω</m:t>
+                  </m:r>
+                  <m:ctrlPr>
+                    <w:rPr>
+                      <w:rFonts w:ascii="Cambria Math" w:eastAsiaTheme="minorEastAsia" w:hAnsi="Cambria Math"/>
+                      <w:lang w:val="en-US"/>
+                    </w:rPr>
+                  </m:ctrlPr>
+                </m:e>
+              </m:d>
+            </m:num>
+            <m:den>
+              <m:r>
+                <m:rPr>
+                  <m:sty m:val="p"/>
+                </m:rPr>
+                <w:rPr>
+                  <w:rFonts w:ascii="Cambria Math" w:eastAsiaTheme="minorEastAsia" w:hAnsi="Cambria Math"/>
+                  <w:lang w:val="en-US"/>
+                </w:rPr>
+                <m:t>Ω</m:t>
+              </m:r>
+              <m:d>
+                <m:dPr>
+                  <m:ctrlPr>
+                    <w:rPr>
+                      <w:rFonts w:ascii="Cambria Math" w:eastAsiaTheme="minorEastAsia" w:hAnsi="Cambria Math"/>
+                      <w:i/>
+                      <w:lang w:val="en-US"/>
+                    </w:rPr>
+                  </m:ctrlPr>
+                </m:dPr>
+                <m:e>
+                  <m:r>
+                    <w:rPr>
+                      <w:rFonts w:ascii="Cambria Math" w:eastAsiaTheme="minorEastAsia" w:hAnsi="Cambria Math"/>
+                      <w:lang w:val="en-US"/>
+                    </w:rPr>
+                    <m:t>1-x</m:t>
+                  </m:r>
+                </m:e>
+              </m:d>
+              <m:r>
+                <w:rPr>
+                  <w:rFonts w:ascii="Cambria Math" w:eastAsiaTheme="minorEastAsia" w:hAnsi="Cambria Math"/>
+                  <w:lang w:val="en-US"/>
+                </w:rPr>
+                <m:t>+</m:t>
+              </m:r>
+            </m:den>
+          </m:f>
+          <m:r>
+            <w:rPr>
+              <w:rFonts w:ascii="Cambria Math" w:eastAsiaTheme="minorEastAsia" w:hAnsi="Cambria Math"/>
+              <w:lang w:val="en-US"/>
+            </w:rPr>
+            <m:t>=</m:t>
+          </m:r>
+          <m:f>
+            <m:fPr>
+              <m:ctrlPr>
+                <w:rPr>
+                  <w:rFonts w:ascii="Cambria Math" w:eastAsiaTheme="minorEastAsia" w:hAnsi="Cambria Math"/>
+                  <w:i/>
+                  <w:lang w:val="en-US"/>
+                </w:rPr>
+              </m:ctrlPr>
+            </m:fPr>
+            <m:num>
+              <m:r>
+                <w:rPr>
+                  <w:rFonts w:ascii="Cambria Math" w:eastAsiaTheme="minorEastAsia" w:hAnsi="Cambria Math"/>
+                  <w:lang w:val="en-US"/>
+                </w:rPr>
+                <m:t>p</m:t>
+              </m:r>
+              <m:d>
+                <m:dPr>
+                  <m:ctrlPr>
+                    <w:rPr>
+                      <w:rFonts w:ascii="Cambria Math" w:eastAsiaTheme="minorEastAsia" w:hAnsi="Cambria Math"/>
+                      <w:i/>
+                      <w:lang w:val="en-US"/>
+                    </w:rPr>
+                  </m:ctrlPr>
+                </m:dPr>
+                <m:e>
+                  <m:r>
+                    <w:rPr>
+                      <w:rFonts w:ascii="Cambria Math" w:eastAsiaTheme="minorEastAsia" w:hAnsi="Cambria Math"/>
+                      <w:lang w:val="en-US"/>
+                    </w:rPr>
+                    <m:t>1-ω</m:t>
+                  </m:r>
+                </m:e>
+              </m:d>
+            </m:num>
+            <m:den>
+              <m:r>
+                <w:rPr>
+                  <w:rFonts w:ascii="Cambria Math" w:eastAsiaTheme="minorEastAsia" w:hAnsi="Cambria Math"/>
+                  <w:lang w:val="en-US"/>
+                </w:rPr>
+                <m:t>ω</m:t>
+              </m:r>
+              <m:d>
+                <m:dPr>
+                  <m:ctrlPr>
+                    <w:rPr>
+                      <w:rFonts w:ascii="Cambria Math" w:eastAsiaTheme="minorEastAsia" w:hAnsi="Cambria Math"/>
+                      <w:i/>
+                      <w:lang w:val="en-US"/>
+                    </w:rPr>
+                  </m:ctrlPr>
+                </m:dPr>
+                <m:e>
+                  <m:r>
+                    <w:rPr>
+                      <w:rFonts w:ascii="Cambria Math" w:eastAsiaTheme="minorEastAsia" w:hAnsi="Cambria Math"/>
+                      <w:lang w:val="en-US"/>
+                    </w:rPr>
+                    <m:t>1-x</m:t>
+                  </m:r>
+                </m:e>
+              </m:d>
+              <m:r>
+                <w:rPr>
+                  <w:rFonts w:ascii="Cambria Math" w:eastAsiaTheme="minorEastAsia" w:hAnsi="Cambria Math"/>
+                  <w:lang w:val="en-US"/>
+                </w:rPr>
+                <m:t>+x</m:t>
+              </m:r>
+            </m:den>
+          </m:f>
+        </m:oMath>
+      </m:oMathPara>
+    </w:p>
+    <w:p>
+      <w:pPr>
+        <w:rPr>
+          <w:rFonts w:eastAsiaTheme="minorEastAsia"/>
+          <w:lang w:val="en-US"/>
+        </w:rPr>
+      </w:pPr>
+      <m:oMathPara>
+        <m:oMath>
+          <m:r>
+            <m:rPr>
+              <m:sty m:val="p"/>
+            </m:rPr>
+            <w:rPr>
+              <w:rFonts w:ascii="Cambria Math" w:eastAsiaTheme="minorEastAsia" w:hAnsi="Cambria Math"/>
+              <w:lang w:val="en-US"/>
+            </w:rPr>
+            <m:t>Ω</m:t>
+          </m:r>
+          <m:d>
+            <m:dPr>
+              <m:ctrlPr>
+                <w:rPr>
+                  <w:rFonts w:ascii="Cambria Math" w:eastAsiaTheme="minorEastAsia" w:hAnsi="Cambria Math"/>
+                  <w:i/>
+                  <w:lang w:val="en-US"/>
+                </w:rPr>
+              </m:ctrlPr>
+            </m:dPr>
+            <m:e>
+              <m:r>
+                <w:rPr>
+                  <w:rFonts w:ascii="Cambria Math" w:eastAsiaTheme="minorEastAsia" w:hAnsi="Cambria Math"/>
+                  <w:lang w:val="en-US"/>
+                </w:rPr>
+                <m:t>1-x</m:t>
+              </m:r>
+            </m:e>
+          </m:d>
+          <m:r>
+            <w:rPr>
+              <w:rFonts w:ascii="Cambria Math" w:eastAsiaTheme="minorEastAsia" w:hAnsi="Cambria Math"/>
+              <w:lang w:val="en-US"/>
+            </w:rPr>
+            <m:t>+x=</m:t>
+          </m:r>
+          <m:d>
+            <m:dPr>
+              <m:ctrlPr>
+                <w:rPr>
+                  <w:rFonts w:ascii="Cambria Math" w:eastAsiaTheme="minorEastAsia" w:hAnsi="Cambria Math"/>
+                  <w:i/>
+                  <w:lang w:val="en-US"/>
+                </w:rPr>
+              </m:ctrlPr>
+            </m:dPr>
+            <m:e>
+              <m:r>
+                <w:rPr>
+                  <w:rFonts w:ascii="Cambria Math" w:eastAsiaTheme="minorEastAsia" w:hAnsi="Cambria Math"/>
+                  <w:lang w:val="en-US"/>
+                </w:rPr>
+                <m:t>ω</m:t>
+              </m:r>
+              <m:d>
+                <m:dPr>
+                  <m:ctrlPr>
+                    <w:rPr>
+                      <w:rFonts w:ascii="Cambria Math" w:eastAsiaTheme="minorEastAsia" w:hAnsi="Cambria Math"/>
+                      <w:i/>
+                      <w:lang w:val="en-US"/>
+                    </w:rPr>
+                  </m:ctrlPr>
+                </m:dPr>
+                <m:e>
+                  <m:r>
+                    <w:rPr>
+                      <w:rFonts w:ascii="Cambria Math" w:eastAsiaTheme="minorEastAsia" w:hAnsi="Cambria Math"/>
+                      <w:lang w:val="en-US"/>
+                    </w:rPr>
+                    <m:t>1-x</m:t>
+                  </m:r>
+                </m:e>
+              </m:d>
+              <m:r>
+                <w:rPr>
+                  <w:rFonts w:ascii="Cambria Math" w:eastAsiaTheme="minorEastAsia" w:hAnsi="Cambria Math"/>
+                  <w:lang w:val="en-US"/>
+                </w:rPr>
+                <m:t>+x</m:t>
+              </m:r>
+            </m:e>
+          </m:d>
+          <m:r>
+            <w:rPr>
+              <w:rFonts w:ascii="Cambria Math" w:eastAsiaTheme="minorEastAsia" w:hAnsi="Cambria Math"/>
+              <w:lang w:val="en-US"/>
+            </w:rPr>
+            <m:t>·</m:t>
+          </m:r>
+          <m:d>
+            <m:dPr>
+              <m:ctrlPr>
+                <w:rPr>
+                  <w:rFonts w:ascii="Cambria Math" w:eastAsiaTheme="minorEastAsia" w:hAnsi="Cambria Math"/>
+                  <w:i/>
+                  <w:lang w:val="en-US"/>
+                </w:rPr>
+              </m:ctrlPr>
+            </m:dPr>
+            <m:e>
+              <m:f>
+                <m:fPr>
+                  <m:ctrlPr>
+                    <w:rPr>
+                      <w:rFonts w:ascii="Cambria Math" w:eastAsiaTheme="minorEastAsia" w:hAnsi="Cambria Math"/>
+                      <w:i/>
+                      <w:lang w:val="en-US"/>
+                    </w:rPr>
+                  </m:ctrlPr>
+                </m:fPr>
+                <m:num>
+                  <m:d>
+                    <m:dPr>
+                      <m:ctrlPr>
+                        <w:rPr>
+                          <w:rFonts w:ascii="Cambria Math" w:eastAsiaTheme="minorEastAsia" w:hAnsi="Cambria Math"/>
+                          <w:i/>
+                          <w:lang w:val="en-US"/>
+                        </w:rPr>
+                      </m:ctrlPr>
+                    </m:dPr>
+                    <m:e>
+                      <m:r>
+                        <w:rPr>
+                          <w:rFonts w:ascii="Cambria Math" w:eastAsiaTheme="minorEastAsia" w:hAnsi="Cambria Math"/>
+                          <w:lang w:val="en-US"/>
+                        </w:rPr>
+                        <m:t>p-1</m:t>
+                      </m:r>
+                    </m:e>
+                  </m:d>
+                  <m:d>
+                    <m:dPr>
+                      <m:ctrlPr>
+                        <w:rPr>
+                          <w:rFonts w:ascii="Cambria Math" w:eastAsiaTheme="minorEastAsia" w:hAnsi="Cambria Math"/>
+                          <w:i/>
+                          <w:lang w:val="en-US"/>
+                        </w:rPr>
+                      </m:ctrlPr>
+                    </m:dPr>
+                    <m:e>
+                      <m:r>
+                        <w:rPr>
+                          <w:rFonts w:ascii="Cambria Math" w:eastAsiaTheme="minorEastAsia" w:hAnsi="Cambria Math"/>
+                          <w:lang w:val="en-US"/>
+                        </w:rPr>
+                        <m:t>1-</m:t>
+                      </m:r>
+                      <m:r>
+                        <m:rPr>
+                          <m:sty m:val="p"/>
+                        </m:rPr>
+                        <w:rPr>
+                          <w:rFonts w:ascii="Cambria Math" w:eastAsiaTheme="minorEastAsia" w:hAnsi="Cambria Math"/>
+                          <w:lang w:val="en-US"/>
+                        </w:rPr>
+                        <m:t>Ω</m:t>
+                      </m:r>
+                      <m:ctrlPr>
+                        <w:rPr>
+                          <w:rFonts w:ascii="Cambria Math" w:eastAsiaTheme="minorEastAsia" w:hAnsi="Cambria Math"/>
+                          <w:lang w:val="en-US"/>
+                        </w:rPr>
+                      </m:ctrlPr>
+                    </m:e>
+                  </m:d>
+                </m:num>
+                <m:den>
+                  <m:r>
+                    <w:rPr>
+                      <w:rFonts w:ascii="Cambria Math" w:eastAsiaTheme="minorEastAsia" w:hAnsi="Cambria Math"/>
+                      <w:lang w:val="en-US"/>
+                    </w:rPr>
+                    <m:t>p</m:t>
+                  </m:r>
+                  <m:d>
+                    <m:dPr>
+                      <m:ctrlPr>
+                        <w:rPr>
+                          <w:rFonts w:ascii="Cambria Math" w:eastAsiaTheme="minorEastAsia" w:hAnsi="Cambria Math"/>
+                          <w:i/>
+                          <w:lang w:val="en-US"/>
+                        </w:rPr>
+                      </m:ctrlPr>
+                    </m:dPr>
+                    <m:e>
+                      <m:r>
+                        <w:rPr>
+                          <w:rFonts w:ascii="Cambria Math" w:eastAsiaTheme="minorEastAsia" w:hAnsi="Cambria Math"/>
+                          <w:lang w:val="en-US"/>
+                        </w:rPr>
+                        <m:t>1-ω</m:t>
+                      </m:r>
+                    </m:e>
+                  </m:d>
+                </m:den>
+              </m:f>
+            </m:e>
+          </m:d>
+        </m:oMath>
+      </m:oMathPara>
+    </w:p>
+    <w:p>
+      <w:pPr>
+        <w:rPr>
+          <w:rFonts w:eastAsiaTheme="minorEastAsia"/>
+          <w:lang w:val="en-US"/>
+        </w:rPr>
+      </w:pPr>
+      <m:oMathPara>
+        <m:oMath>
+          <m:r>
+            <w:rPr>
+              <w:rFonts w:ascii="Cambria Math" w:eastAsiaTheme="minorEastAsia" w:hAnsi="Cambria Math"/>
+              <w:lang w:val="en-US"/>
+            </w:rPr>
+            <m:t>x</m:t>
+          </m:r>
+          <m:d>
+            <m:dPr>
+              <m:ctrlPr>
+                <w:rPr>
+                  <w:rFonts w:ascii="Cambria Math" w:eastAsiaTheme="minorEastAsia" w:hAnsi="Cambria Math"/>
+                  <w:i/>
+                  <w:lang w:val="en-US"/>
+                </w:rPr>
+              </m:ctrlPr>
+            </m:dPr>
+            <m:e>
+              <m:d>
+                <m:dPr>
+                  <m:ctrlPr>
+                    <w:rPr>
+                      <w:rFonts w:ascii="Cambria Math" w:eastAsiaTheme="minorEastAsia" w:hAnsi="Cambria Math"/>
+                      <w:i/>
+                      <w:lang w:val="en-US"/>
+                    </w:rPr>
+                  </m:ctrlPr>
+                </m:dPr>
+                <m:e>
+                  <m:r>
+                    <w:rPr>
+                      <w:rFonts w:ascii="Cambria Math" w:eastAsiaTheme="minorEastAsia" w:hAnsi="Cambria Math"/>
+                      <w:lang w:val="en-US"/>
+                    </w:rPr>
+                    <m:t>1-</m:t>
+                  </m:r>
+                  <m:r>
+                    <m:rPr>
+                      <m:sty m:val="p"/>
+                    </m:rPr>
+                    <w:rPr>
+                      <w:rFonts w:ascii="Cambria Math" w:eastAsiaTheme="minorEastAsia" w:hAnsi="Cambria Math"/>
+                      <w:lang w:val="en-US"/>
+                    </w:rPr>
+                    <m:t>Ω</m:t>
+                  </m:r>
+                </m:e>
+              </m:d>
+              <m:r>
+                <w:rPr>
+                  <w:rFonts w:ascii="Cambria Math" w:eastAsiaTheme="minorEastAsia" w:hAnsi="Cambria Math"/>
+                  <w:lang w:val="en-US"/>
+                </w:rPr>
+                <m:t>+</m:t>
+              </m:r>
+              <m:d>
+                <m:dPr>
+                  <m:ctrlPr>
+                    <w:rPr>
+                      <w:rFonts w:ascii="Cambria Math" w:eastAsiaTheme="minorEastAsia" w:hAnsi="Cambria Math"/>
+                      <w:i/>
+                      <w:lang w:val="en-US"/>
+                    </w:rPr>
+                  </m:ctrlPr>
+                </m:dPr>
+                <m:e>
+                  <m:r>
+                    <w:rPr>
+                      <w:rFonts w:ascii="Cambria Math" w:eastAsiaTheme="minorEastAsia" w:hAnsi="Cambria Math"/>
+                      <w:lang w:val="en-US"/>
+                    </w:rPr>
+                    <m:t>ω-1</m:t>
+                  </m:r>
+                </m:e>
+              </m:d>
+              <m:d>
+                <m:dPr>
+                  <m:ctrlPr>
+                    <w:rPr>
+                      <w:rFonts w:ascii="Cambria Math" w:eastAsiaTheme="minorEastAsia" w:hAnsi="Cambria Math"/>
+                      <w:i/>
+                      <w:lang w:val="en-US"/>
+                    </w:rPr>
+                  </m:ctrlPr>
+                </m:dPr>
+                <m:e>
+                  <m:f>
+                    <m:fPr>
+                      <m:ctrlPr>
+                        <w:rPr>
+                          <w:rFonts w:ascii="Cambria Math" w:eastAsiaTheme="minorEastAsia" w:hAnsi="Cambria Math"/>
+                          <w:i/>
+                          <w:lang w:val="en-US"/>
+                        </w:rPr>
+                      </m:ctrlPr>
+                    </m:fPr>
+                    <m:num>
+                      <m:d>
+                        <m:dPr>
+                          <m:ctrlPr>
+                            <w:rPr>
+                              <w:rFonts w:ascii="Cambria Math" w:eastAsiaTheme="minorEastAsia" w:hAnsi="Cambria Math"/>
+                              <w:i/>
+                              <w:lang w:val="en-US"/>
+                            </w:rPr>
+                          </m:ctrlPr>
+                        </m:dPr>
+                        <m:e>
+                          <m:r>
+                            <w:rPr>
+                              <w:rFonts w:ascii="Cambria Math" w:eastAsiaTheme="minorEastAsia" w:hAnsi="Cambria Math"/>
+                              <w:lang w:val="en-US"/>
+                            </w:rPr>
+                            <m:t>p-1</m:t>
+                          </m:r>
+                        </m:e>
+                      </m:d>
+                      <m:d>
+                        <m:dPr>
+                          <m:ctrlPr>
+                            <w:rPr>
+                              <w:rFonts w:ascii="Cambria Math" w:eastAsiaTheme="minorEastAsia" w:hAnsi="Cambria Math"/>
+                              <w:i/>
+                              <w:lang w:val="en-US"/>
+                            </w:rPr>
+                          </m:ctrlPr>
+                        </m:dPr>
+                        <m:e>
+                          <m:r>
+                            <w:rPr>
+                              <w:rFonts w:ascii="Cambria Math" w:eastAsiaTheme="minorEastAsia" w:hAnsi="Cambria Math"/>
+                              <w:lang w:val="en-US"/>
+                            </w:rPr>
+                            <m:t>1-</m:t>
+                          </m:r>
+                          <m:r>
+                            <m:rPr>
+                              <m:sty m:val="p"/>
+                            </m:rPr>
+                            <w:rPr>
+                              <w:rFonts w:ascii="Cambria Math" w:eastAsiaTheme="minorEastAsia" w:hAnsi="Cambria Math"/>
+                              <w:lang w:val="en-US"/>
+                            </w:rPr>
+                            <m:t>Ω</m:t>
+                          </m:r>
+                          <m:ctrlPr>
+                            <w:rPr>
+                              <w:rFonts w:ascii="Cambria Math" w:eastAsiaTheme="minorEastAsia" w:hAnsi="Cambria Math"/>
+                              <w:lang w:val="en-US"/>
+                            </w:rPr>
+                          </m:ctrlPr>
+                        </m:e>
+                      </m:d>
+                    </m:num>
+                    <m:den>
+                      <m:r>
+                        <w:rPr>
+                          <w:rFonts w:ascii="Cambria Math" w:eastAsiaTheme="minorEastAsia" w:hAnsi="Cambria Math"/>
+                          <w:lang w:val="en-US"/>
+                        </w:rPr>
+                        <m:t>p</m:t>
+                      </m:r>
+                      <m:d>
+                        <m:dPr>
+                          <m:ctrlPr>
+                            <w:rPr>
+                              <w:rFonts w:ascii="Cambria Math" w:eastAsiaTheme="minorEastAsia" w:hAnsi="Cambria Math"/>
+                              <w:i/>
+                              <w:lang w:val="en-US"/>
+                            </w:rPr>
+                          </m:ctrlPr>
+                        </m:dPr>
+                        <m:e>
+                          <m:r>
+                            <w:rPr>
+                              <w:rFonts w:ascii="Cambria Math" w:eastAsiaTheme="minorEastAsia" w:hAnsi="Cambria Math"/>
+                              <w:lang w:val="en-US"/>
+                            </w:rPr>
+                            <m:t>1-ω</m:t>
+                          </m:r>
+                        </m:e>
+                      </m:d>
+                    </m:den>
+                  </m:f>
+                </m:e>
+              </m:d>
+            </m:e>
+          </m:d>
+          <m:r>
+            <w:rPr>
+              <w:rFonts w:ascii="Cambria Math" w:eastAsiaTheme="minorEastAsia" w:hAnsi="Cambria Math"/>
+              <w:lang w:val="en-US"/>
+            </w:rPr>
+            <m:t>=ω·</m:t>
+          </m:r>
+          <m:d>
+            <m:dPr>
+              <m:ctrlPr>
+                <w:rPr>
+                  <w:rFonts w:ascii="Cambria Math" w:eastAsiaTheme="minorEastAsia" w:hAnsi="Cambria Math"/>
+                  <w:i/>
+                  <w:lang w:val="en-US"/>
+                </w:rPr>
+              </m:ctrlPr>
+            </m:dPr>
+            <m:e>
+              <m:f>
+                <m:fPr>
+                  <m:ctrlPr>
+                    <w:rPr>
+                      <w:rFonts w:ascii="Cambria Math" w:eastAsiaTheme="minorEastAsia" w:hAnsi="Cambria Math"/>
+                      <w:i/>
+                      <w:lang w:val="en-US"/>
+                    </w:rPr>
+                  </m:ctrlPr>
+                </m:fPr>
+                <m:num>
+                  <m:d>
+                    <m:dPr>
+                      <m:ctrlPr>
+                        <w:rPr>
+                          <w:rFonts w:ascii="Cambria Math" w:eastAsiaTheme="minorEastAsia" w:hAnsi="Cambria Math"/>
+                          <w:i/>
+                          <w:lang w:val="en-US"/>
+                        </w:rPr>
+                      </m:ctrlPr>
+                    </m:dPr>
+                    <m:e>
+                      <m:r>
+                        <w:rPr>
+                          <w:rFonts w:ascii="Cambria Math" w:eastAsiaTheme="minorEastAsia" w:hAnsi="Cambria Math"/>
+                          <w:lang w:val="en-US"/>
+                        </w:rPr>
+                        <m:t>p-1</m:t>
+                      </m:r>
+                    </m:e>
+                  </m:d>
+                  <m:d>
+                    <m:dPr>
+                      <m:ctrlPr>
+                        <w:rPr>
+                          <w:rFonts w:ascii="Cambria Math" w:eastAsiaTheme="minorEastAsia" w:hAnsi="Cambria Math"/>
+                          <w:i/>
+                          <w:lang w:val="en-US"/>
+                        </w:rPr>
+                      </m:ctrlPr>
+                    </m:dPr>
+                    <m:e>
+                      <m:r>
+                        <w:rPr>
+                          <w:rFonts w:ascii="Cambria Math" w:eastAsiaTheme="minorEastAsia" w:hAnsi="Cambria Math"/>
+                          <w:lang w:val="en-US"/>
+                        </w:rPr>
+                        <m:t>1-</m:t>
+                      </m:r>
+                      <m:r>
+                        <m:rPr>
+                          <m:sty m:val="p"/>
+                        </m:rPr>
+                        <w:rPr>
+                          <w:rFonts w:ascii="Cambria Math" w:eastAsiaTheme="minorEastAsia" w:hAnsi="Cambria Math"/>
+                          <w:lang w:val="en-US"/>
+                        </w:rPr>
+                        <m:t>Ω</m:t>
+                      </m:r>
+                      <m:ctrlPr>
+                        <w:rPr>
+                          <w:rFonts w:ascii="Cambria Math" w:eastAsiaTheme="minorEastAsia" w:hAnsi="Cambria Math"/>
+                          <w:lang w:val="en-US"/>
+                        </w:rPr>
+                      </m:ctrlPr>
+                    </m:e>
+                  </m:d>
+                </m:num>
+                <m:den>
+                  <m:r>
+                    <w:rPr>
+                      <w:rFonts w:ascii="Cambria Math" w:eastAsiaTheme="minorEastAsia" w:hAnsi="Cambria Math"/>
+                      <w:lang w:val="en-US"/>
+                    </w:rPr>
+                    <m:t>p</m:t>
+                  </m:r>
+                  <m:d>
+                    <m:dPr>
+                      <m:ctrlPr>
+                        <w:rPr>
+                          <w:rFonts w:ascii="Cambria Math" w:eastAsiaTheme="minorEastAsia" w:hAnsi="Cambria Math"/>
+                          <w:i/>
+                          <w:lang w:val="en-US"/>
+                        </w:rPr>
+                      </m:ctrlPr>
+                    </m:dPr>
+                    <m:e>
+                      <m:r>
+                        <w:rPr>
+                          <w:rFonts w:ascii="Cambria Math" w:eastAsiaTheme="minorEastAsia" w:hAnsi="Cambria Math"/>
+                          <w:lang w:val="en-US"/>
+                        </w:rPr>
+                        <m:t>1-ω</m:t>
+                      </m:r>
+                    </m:e>
+                  </m:d>
+                </m:den>
+              </m:f>
+            </m:e>
+          </m:d>
+          <m:r>
+            <w:rPr>
+              <w:rFonts w:ascii="Cambria Math" w:eastAsiaTheme="minorEastAsia" w:hAnsi="Cambria Math"/>
+              <w:lang w:val="en-US"/>
+            </w:rPr>
+            <m:t>-</m:t>
+          </m:r>
+          <m:r>
+            <m:rPr>
+              <m:sty m:val="p"/>
+            </m:rPr>
+            <w:rPr>
+              <w:rFonts w:ascii="Cambria Math" w:eastAsiaTheme="minorEastAsia" w:hAnsi="Cambria Math"/>
+              <w:lang w:val="en-US"/>
+            </w:rPr>
+            <m:t>Ω</m:t>
+          </m:r>
+        </m:oMath>
+      </m:oMathPara>
+    </w:p>
+    <w:p>
+      <w:pPr>
+        <w:rPr>
+          <w:rFonts w:eastAsiaTheme="minorEastAsia"/>
+          <w:lang w:val="en-US"/>
+        </w:rPr>
+      </w:pPr>
+      <w:bookmarkStart w:id="0" w:name="_Hlk212108962"/>
+      <m:oMathPara>
+        <m:oMath>
+          <m:r>
+            <w:rPr>
+              <w:rFonts w:ascii="Cambria Math" w:eastAsiaTheme="minorEastAsia" w:hAnsi="Cambria Math"/>
+              <w:lang w:val="en-US"/>
+            </w:rPr>
+            <m:t>x</m:t>
+          </m:r>
+          <m:r>
+            <w:rPr>
+              <w:rFonts w:ascii="Cambria Math" w:eastAsiaTheme="minorEastAsia" w:hAnsi="Cambria Math"/>
+              <w:lang w:val="en-US"/>
+            </w:rPr>
+            <m:t>=</m:t>
+          </m:r>
+          <m:f>
+            <m:fPr>
+              <m:ctrlPr>
+                <w:rPr>
+                  <w:rFonts w:ascii="Cambria Math" w:eastAsiaTheme="minorEastAsia" w:hAnsi="Cambria Math"/>
+                  <w:i/>
+                  <w:lang w:val="en-US"/>
+                </w:rPr>
+              </m:ctrlPr>
+            </m:fPr>
+            <m:num>
+              <m:d>
+                <m:dPr>
+                  <m:ctrlPr>
+                    <w:rPr>
+                      <w:rFonts w:ascii="Cambria Math" w:eastAsiaTheme="minorEastAsia" w:hAnsi="Cambria Math"/>
+                      <w:i/>
+                      <w:lang w:val="en-US"/>
+                    </w:rPr>
+                  </m:ctrlPr>
+                </m:dPr>
+                <m:e>
+                  <m:r>
+                    <m:rPr>
+                      <m:sty m:val="p"/>
+                    </m:rPr>
+                    <w:rPr>
+                      <w:rFonts w:ascii="Cambria Math" w:eastAsiaTheme="minorEastAsia" w:hAnsi="Cambria Math"/>
+                      <w:lang w:val="en-US"/>
+                    </w:rPr>
+                    <m:t>Ω-</m:t>
+                  </m:r>
+                  <m:r>
+                    <w:rPr>
+                      <w:rFonts w:ascii="Cambria Math" w:eastAsiaTheme="minorEastAsia" w:hAnsi="Cambria Math"/>
+                      <w:lang w:val="en-US"/>
+                    </w:rPr>
+                    <m:t>ω·</m:t>
+                  </m:r>
+                  <m:d>
+                    <m:dPr>
+                      <m:ctrlPr>
+                        <w:rPr>
+                          <w:rFonts w:ascii="Cambria Math" w:eastAsiaTheme="minorEastAsia" w:hAnsi="Cambria Math"/>
+                          <w:i/>
+                          <w:lang w:val="en-US"/>
+                        </w:rPr>
+                      </m:ctrlPr>
+                    </m:dPr>
+                    <m:e>
+                      <m:f>
+                        <m:fPr>
+                          <m:ctrlPr>
+                            <w:rPr>
+                              <w:rFonts w:ascii="Cambria Math" w:eastAsiaTheme="minorEastAsia" w:hAnsi="Cambria Math"/>
+                              <w:i/>
+                              <w:lang w:val="en-US"/>
+                            </w:rPr>
+                          </m:ctrlPr>
+                        </m:fPr>
+                        <m:num>
+                          <m:d>
+                            <m:dPr>
+                              <m:ctrlPr>
+                                <w:rPr>
+                                  <w:rFonts w:ascii="Cambria Math" w:eastAsiaTheme="minorEastAsia" w:hAnsi="Cambria Math"/>
+                                  <w:i/>
+                                  <w:lang w:val="en-US"/>
+                                </w:rPr>
+                              </m:ctrlPr>
+                            </m:dPr>
+                            <m:e>
+                              <m:r>
+                                <w:rPr>
+                                  <w:rFonts w:ascii="Cambria Math" w:eastAsiaTheme="minorEastAsia" w:hAnsi="Cambria Math"/>
+                                  <w:lang w:val="en-US"/>
+                                </w:rPr>
+                                <m:t>p-1</m:t>
+                              </m:r>
+                            </m:e>
+                          </m:d>
+                          <m:r>
+                            <w:rPr>
+                              <w:rFonts w:ascii="Cambria Math" w:eastAsiaTheme="minorEastAsia" w:hAnsi="Cambria Math"/>
+                              <w:lang w:val="en-US"/>
+                            </w:rPr>
+                            <m:t>·</m:t>
+                          </m:r>
+                          <m:d>
+                            <m:dPr>
+                              <m:ctrlPr>
+                                <w:rPr>
+                                  <w:rFonts w:ascii="Cambria Math" w:eastAsiaTheme="minorEastAsia" w:hAnsi="Cambria Math"/>
+                                  <w:i/>
+                                  <w:lang w:val="en-US"/>
+                                </w:rPr>
+                              </m:ctrlPr>
+                            </m:dPr>
+                            <m:e>
+                              <m:r>
+                                <w:rPr>
+                                  <w:rFonts w:ascii="Cambria Math" w:eastAsiaTheme="minorEastAsia" w:hAnsi="Cambria Math"/>
+                                  <w:lang w:val="en-US"/>
+                                </w:rPr>
+                                <m:t>1-</m:t>
+                              </m:r>
+                              <m:r>
+                                <m:rPr>
+                                  <m:sty m:val="p"/>
+                                </m:rPr>
+                                <w:rPr>
+                                  <w:rFonts w:ascii="Cambria Math" w:eastAsiaTheme="minorEastAsia" w:hAnsi="Cambria Math"/>
+                                  <w:lang w:val="en-US"/>
+                                </w:rPr>
+                                <m:t>Ω</m:t>
+                              </m:r>
+                              <m:ctrlPr>
+                                <w:rPr>
+                                  <w:rFonts w:ascii="Cambria Math" w:eastAsiaTheme="minorEastAsia" w:hAnsi="Cambria Math"/>
+                                  <w:lang w:val="en-US"/>
+                                </w:rPr>
+                              </m:ctrlPr>
+                            </m:e>
+                          </m:d>
+                        </m:num>
+                        <m:den>
+                          <m:r>
+                            <w:rPr>
+                              <w:rFonts w:ascii="Cambria Math" w:eastAsiaTheme="minorEastAsia" w:hAnsi="Cambria Math"/>
+                              <w:lang w:val="en-US"/>
+                            </w:rPr>
+                            <m:t>p·</m:t>
+                          </m:r>
+                          <m:d>
+                            <m:dPr>
+                              <m:ctrlPr>
+                                <w:rPr>
+                                  <w:rFonts w:ascii="Cambria Math" w:eastAsiaTheme="minorEastAsia" w:hAnsi="Cambria Math"/>
+                                  <w:i/>
+                                  <w:lang w:val="en-US"/>
+                                </w:rPr>
+                              </m:ctrlPr>
+                            </m:dPr>
+                            <m:e>
+                              <m:r>
+                                <w:rPr>
+                                  <w:rFonts w:ascii="Cambria Math" w:eastAsiaTheme="minorEastAsia" w:hAnsi="Cambria Math"/>
+                                  <w:lang w:val="en-US"/>
+                                </w:rPr>
+                                <m:t>1-ω</m:t>
+                              </m:r>
+                            </m:e>
+                          </m:d>
+                        </m:den>
+                      </m:f>
+                    </m:e>
+                  </m:d>
+                </m:e>
+              </m:d>
+            </m:num>
+            <m:den>
+              <m:r>
+                <m:rPr>
+                  <m:sty m:val="p"/>
+                </m:rPr>
+                <w:rPr>
+                  <w:rFonts w:ascii="Cambria Math" w:eastAsiaTheme="minorEastAsia" w:hAnsi="Cambria Math"/>
+                  <w:lang w:val="en-US"/>
+                </w:rPr>
+                <m:t>Ω</m:t>
+              </m:r>
+              <m:r>
+                <w:rPr>
+                  <w:rFonts w:ascii="Cambria Math" w:eastAsiaTheme="minorEastAsia" w:hAnsi="Cambria Math"/>
+                  <w:lang w:val="en-US"/>
+                </w:rPr>
+                <m:t>-1+</m:t>
+              </m:r>
+              <m:d>
+                <m:dPr>
+                  <m:ctrlPr>
+                    <w:rPr>
+                      <w:rFonts w:ascii="Cambria Math" w:eastAsiaTheme="minorEastAsia" w:hAnsi="Cambria Math"/>
+                      <w:i/>
+                      <w:lang w:val="en-US"/>
+                    </w:rPr>
+                  </m:ctrlPr>
+                </m:dPr>
+                <m:e>
+                  <m:f>
+                    <m:fPr>
+                      <m:ctrlPr>
+                        <w:rPr>
+                          <w:rFonts w:ascii="Cambria Math" w:eastAsiaTheme="minorEastAsia" w:hAnsi="Cambria Math"/>
+                          <w:i/>
+                          <w:lang w:val="en-US"/>
+                        </w:rPr>
+                      </m:ctrlPr>
+                    </m:fPr>
+                    <m:num>
+                      <m:d>
+                        <m:dPr>
+                          <m:ctrlPr>
+                            <w:rPr>
+                              <w:rFonts w:ascii="Cambria Math" w:eastAsiaTheme="minorEastAsia" w:hAnsi="Cambria Math"/>
+                              <w:i/>
+                              <w:lang w:val="en-US"/>
+                            </w:rPr>
+                          </m:ctrlPr>
+                        </m:dPr>
+                        <m:e>
+                          <m:r>
+                            <w:rPr>
+                              <w:rFonts w:ascii="Cambria Math" w:eastAsiaTheme="minorEastAsia" w:hAnsi="Cambria Math"/>
+                              <w:lang w:val="en-US"/>
+                            </w:rPr>
+                            <m:t>p-1</m:t>
+                          </m:r>
+                        </m:e>
+                      </m:d>
+                      <m:r>
+                        <w:rPr>
+                          <w:rFonts w:ascii="Cambria Math" w:eastAsiaTheme="minorEastAsia" w:hAnsi="Cambria Math"/>
+                          <w:lang w:val="en-US"/>
+                        </w:rPr>
+                        <m:t>·</m:t>
+                      </m:r>
+                      <m:d>
+                        <m:dPr>
+                          <m:ctrlPr>
+                            <w:rPr>
+                              <w:rFonts w:ascii="Cambria Math" w:eastAsiaTheme="minorEastAsia" w:hAnsi="Cambria Math"/>
+                              <w:i/>
+                              <w:lang w:val="en-US"/>
+                            </w:rPr>
+                          </m:ctrlPr>
+                        </m:dPr>
+                        <m:e>
+                          <m:r>
+                            <w:rPr>
+                              <w:rFonts w:ascii="Cambria Math" w:eastAsiaTheme="minorEastAsia" w:hAnsi="Cambria Math"/>
+                              <w:lang w:val="en-US"/>
+                            </w:rPr>
+                            <m:t>1-</m:t>
+                          </m:r>
+                          <m:r>
+                            <m:rPr>
+                              <m:sty m:val="p"/>
+                            </m:rPr>
+                            <w:rPr>
+                              <w:rFonts w:ascii="Cambria Math" w:eastAsiaTheme="minorEastAsia" w:hAnsi="Cambria Math"/>
+                              <w:lang w:val="en-US"/>
+                            </w:rPr>
+                            <m:t>Ω</m:t>
+                          </m:r>
+                          <m:ctrlPr>
+                            <w:rPr>
+                              <w:rFonts w:ascii="Cambria Math" w:eastAsiaTheme="minorEastAsia" w:hAnsi="Cambria Math"/>
+                              <w:lang w:val="en-US"/>
+                            </w:rPr>
+                          </m:ctrlPr>
+                        </m:e>
+                      </m:d>
+                    </m:num>
+                    <m:den>
+                      <m:r>
+                        <w:rPr>
+                          <w:rFonts w:ascii="Cambria Math" w:eastAsiaTheme="minorEastAsia" w:hAnsi="Cambria Math"/>
+                          <w:lang w:val="en-US"/>
+                        </w:rPr>
+                        <m:t>p</m:t>
+                      </m:r>
+                    </m:den>
+                  </m:f>
+                </m:e>
+              </m:d>
+            </m:den>
+          </m:f>
+        </m:oMath>
+      </m:oMathPara>
+      <w:bookmarkEnd w:id="0"/>
+    </w:p>
+    <w:p>
+      <w:pPr>
+        <w:rPr>
+          <w:rFonts w:eastAsiaTheme="minorEastAsia"/>
+          <w:lang w:val="en-US"/>
+        </w:rPr>
+      </w:pPr>
+      <m:oMath>
+        <m:r>
+          <m:rPr>
+            <m:sty m:val="p"/>
+          </m:rPr>
+          <w:rPr>
+            <w:rFonts w:ascii="Cambria Math" w:eastAsiaTheme="minorEastAsia" w:hAnsi="Cambria Math"/>
+            <w:lang w:val="en-US"/>
+          </w:rPr>
+          <m:t>Ω</m:t>
+        </m:r>
+        <m:r>
+          <w:rPr>
+            <w:rFonts w:ascii="Cambria Math" w:eastAsiaTheme="minorEastAsia" w:hAnsi="Cambria Math"/>
+            <w:lang w:val="en-US"/>
+          </w:rPr>
+          <m:t>≫1</m:t>
+        </m:r>
+      </m:oMath>
+      <w:r>
+        <w:rPr>
+          <w:rFonts w:eastAsiaTheme="minorEastAsia"/>
+          <w:lang w:val="en-US"/>
+        </w:rPr>
+        <w:t xml:space="preserve">, </w:t>
+      </w:r>
+      <m:oMath>
+        <m:r>
+          <w:rPr>
+            <w:rFonts w:ascii="Cambria Math" w:eastAsiaTheme="minorEastAsia" w:hAnsi="Cambria Math"/>
+            <w:lang w:val="en-US"/>
+          </w:rPr>
+          <m:t>p≪1</m:t>
+        </m:r>
+      </m:oMath>
+      <w:r>
+        <w:rPr>
+          <w:rFonts w:eastAsiaTheme="minorEastAsia"/>
+          <w:lang w:val="en-US"/>
+        </w:rPr>
+        <w:t xml:space="preserve">, </w:t>
+      </w:r>
+      <m:oMath>
+        <m:r>
+          <w:rPr>
+            <w:rFonts w:ascii="Cambria Math" w:eastAsiaTheme="minorEastAsia" w:hAnsi="Cambria Math"/>
+            <w:lang w:val="en-US"/>
+          </w:rPr>
+          <m:t>ω≪1</m:t>
+        </m:r>
+      </m:oMath>
+      <w:r>
+        <w:rPr>
+          <w:rFonts w:eastAsiaTheme="minorEastAsia"/>
+          <w:lang w:val="en-US"/>
+        </w:rPr>
+        <w:t>:</w:t>
+      </w:r>
+    </w:p>
+    <w:p>
+      <w:pPr>
+        <w:rPr>
+          <w:rFonts w:eastAsiaTheme="minorEastAsia"/>
+          <w:lang w:val="en-US"/>
+        </w:rPr>
+      </w:pPr>
+      <m:oMathPara>
+        <m:oMath>
+          <m:r>
+            <w:rPr>
+              <w:rFonts w:ascii="Cambria Math" w:eastAsiaTheme="minorEastAsia" w:hAnsi="Cambria Math"/>
+              <w:lang w:val="en-US"/>
+            </w:rPr>
+            <m:t>x≈</m:t>
+          </m:r>
+          <m:f>
+            <m:fPr>
+              <m:ctrlPr>
+                <w:rPr>
+                  <w:rFonts w:ascii="Cambria Math" w:eastAsiaTheme="minorEastAsia" w:hAnsi="Cambria Math"/>
+                  <w:i/>
+                  <w:lang w:val="en-US"/>
+                </w:rPr>
+              </m:ctrlPr>
+            </m:fPr>
+            <m:num>
+              <m:d>
+                <m:dPr>
+                  <m:ctrlPr>
+                    <w:rPr>
+                      <w:rFonts w:ascii="Cambria Math" w:eastAsiaTheme="minorEastAsia" w:hAnsi="Cambria Math"/>
+                      <w:i/>
+                      <w:lang w:val="en-US"/>
+                    </w:rPr>
+                  </m:ctrlPr>
+                </m:dPr>
+                <m:e>
+                  <m:r>
+                    <m:rPr>
+                      <m:sty m:val="p"/>
+                    </m:rPr>
+                    <w:rPr>
+                      <w:rFonts w:ascii="Cambria Math" w:eastAsiaTheme="minorEastAsia" w:hAnsi="Cambria Math"/>
+                      <w:lang w:val="en-US"/>
+                    </w:rPr>
+                    <m:t>Ω</m:t>
+                  </m:r>
+                  <m:r>
+                    <m:rPr>
+                      <m:sty m:val="p"/>
+                    </m:rPr>
+                    <w:rPr>
+                      <w:rFonts w:ascii="Cambria Math" w:eastAsiaTheme="minorEastAsia" w:hAnsi="Cambria Math"/>
+                      <w:lang w:val="en-US"/>
+                    </w:rPr>
+                    <m:t>+</m:t>
+                  </m:r>
+                  <m:r>
+                    <w:rPr>
+                      <w:rFonts w:ascii="Cambria Math" w:eastAsiaTheme="minorEastAsia" w:hAnsi="Cambria Math"/>
+                      <w:lang w:val="en-US"/>
+                    </w:rPr>
+                    <m:t>ω·</m:t>
+                  </m:r>
+                  <m:r>
+                    <m:rPr>
+                      <m:sty m:val="p"/>
+                    </m:rPr>
+                    <w:rPr>
+                      <w:rFonts w:ascii="Cambria Math" w:eastAsiaTheme="minorEastAsia" w:hAnsi="Cambria Math"/>
+                      <w:lang w:val="en-US"/>
+                    </w:rPr>
+                    <m:t>Ω</m:t>
+                  </m:r>
+                  <m:d>
+                    <m:dPr>
+                      <m:ctrlPr>
+                        <w:rPr>
+                          <w:rFonts w:ascii="Cambria Math" w:eastAsiaTheme="minorEastAsia" w:hAnsi="Cambria Math"/>
+                          <w:i/>
+                          <w:lang w:val="en-US"/>
+                        </w:rPr>
+                      </m:ctrlPr>
+                    </m:dPr>
+                    <m:e>
+                      <m:f>
+                        <m:fPr>
+                          <m:ctrlPr>
+                            <w:rPr>
+                              <w:rFonts w:ascii="Cambria Math" w:eastAsiaTheme="minorEastAsia" w:hAnsi="Cambria Math"/>
+                              <w:i/>
+                              <w:lang w:val="en-US"/>
+                            </w:rPr>
+                          </m:ctrlPr>
+                        </m:fPr>
+                        <m:num>
+                          <m:r>
+                            <w:rPr>
+                              <w:rFonts w:ascii="Cambria Math" w:eastAsiaTheme="minorEastAsia" w:hAnsi="Cambria Math"/>
+                              <w:lang w:val="en-US"/>
+                            </w:rPr>
+                            <m:t>1</m:t>
+                          </m:r>
+                        </m:num>
+                        <m:den>
+                          <m:d>
+                            <m:dPr>
+                              <m:ctrlPr>
+                                <w:rPr>
+                                  <w:rFonts w:ascii="Cambria Math" w:eastAsiaTheme="minorEastAsia" w:hAnsi="Cambria Math"/>
+                                  <w:i/>
+                                  <w:lang w:val="en-US"/>
+                                </w:rPr>
+                              </m:ctrlPr>
+                            </m:dPr>
+                            <m:e>
+                              <m:r>
+                                <w:rPr>
+                                  <w:rFonts w:ascii="Cambria Math" w:eastAsiaTheme="minorEastAsia" w:hAnsi="Cambria Math"/>
+                                  <w:lang w:val="en-US"/>
+                                </w:rPr>
+                                <m:t>1-ω</m:t>
+                              </m:r>
+                            </m:e>
+                          </m:d>
+                        </m:den>
+                      </m:f>
+                    </m:e>
+                  </m:d>
+                  <m:d>
+                    <m:dPr>
+                      <m:ctrlPr>
+                        <w:rPr>
+                          <w:rFonts w:ascii="Cambria Math" w:eastAsiaTheme="minorEastAsia" w:hAnsi="Cambria Math"/>
+                          <w:i/>
+                          <w:lang w:val="en-US"/>
+                        </w:rPr>
+                      </m:ctrlPr>
+                    </m:dPr>
+                    <m:e>
+                      <m:r>
+                        <w:rPr>
+                          <w:rFonts w:ascii="Cambria Math" w:eastAsiaTheme="minorEastAsia" w:hAnsi="Cambria Math"/>
+                          <w:lang w:val="en-US"/>
+                        </w:rPr>
+                        <m:t>1-</m:t>
+                      </m:r>
+                      <m:f>
+                        <m:fPr>
+                          <m:ctrlPr>
+                            <w:rPr>
+                              <w:rFonts w:ascii="Cambria Math" w:eastAsiaTheme="minorEastAsia" w:hAnsi="Cambria Math"/>
+                              <w:i/>
+                              <w:lang w:val="en-US"/>
+                            </w:rPr>
+                          </m:ctrlPr>
+                        </m:fPr>
+                        <m:num>
+                          <m:r>
+                            <w:rPr>
+                              <w:rFonts w:ascii="Cambria Math" w:eastAsiaTheme="minorEastAsia" w:hAnsi="Cambria Math"/>
+                              <w:lang w:val="en-US"/>
+                            </w:rPr>
+                            <m:t>1</m:t>
+                          </m:r>
+                        </m:num>
+                        <m:den>
+                          <m:r>
+                            <w:rPr>
+                              <w:rFonts w:ascii="Cambria Math" w:eastAsiaTheme="minorEastAsia" w:hAnsi="Cambria Math"/>
+                              <w:lang w:val="en-US"/>
+                            </w:rPr>
+                            <m:t>p</m:t>
+                          </m:r>
+                        </m:den>
+                      </m:f>
+                    </m:e>
+                  </m:d>
+                </m:e>
+              </m:d>
+            </m:num>
+            <m:den>
+              <m:r>
+                <m:rPr>
+                  <m:sty m:val="p"/>
+                </m:rPr>
+                <w:rPr>
+                  <w:rFonts w:ascii="Cambria Math" w:eastAsiaTheme="minorEastAsia" w:hAnsi="Cambria Math"/>
+                  <w:lang w:val="en-US"/>
+                </w:rPr>
+                <m:t>Ω</m:t>
+              </m:r>
+              <m:r>
+                <m:rPr>
+                  <m:sty m:val="p"/>
+                </m:rPr>
+                <w:rPr>
+                  <w:rFonts w:ascii="Cambria Math" w:eastAsiaTheme="minorEastAsia" w:hAnsi="Cambria Math"/>
+                  <w:lang w:val="en-US"/>
+                </w:rPr>
+                <m:t>-</m:t>
+              </m:r>
+              <m:r>
+                <m:rPr>
+                  <m:sty m:val="p"/>
+                </m:rPr>
+                <w:rPr>
+                  <w:rFonts w:ascii="Cambria Math" w:eastAsiaTheme="minorEastAsia" w:hAnsi="Cambria Math"/>
+                  <w:lang w:val="en-US"/>
+                </w:rPr>
+                <m:t>Ω</m:t>
+              </m:r>
+              <m:d>
+                <m:dPr>
+                  <m:ctrlPr>
+                    <w:rPr>
+                      <w:rFonts w:ascii="Cambria Math" w:eastAsiaTheme="minorEastAsia" w:hAnsi="Cambria Math"/>
+                      <w:i/>
+                      <w:lang w:val="en-US"/>
+                    </w:rPr>
+                  </m:ctrlPr>
+                </m:dPr>
+                <m:e>
+                  <m:r>
+                    <w:rPr>
+                      <w:rFonts w:ascii="Cambria Math" w:eastAsiaTheme="minorEastAsia" w:hAnsi="Cambria Math"/>
+                      <w:lang w:val="en-US"/>
+                    </w:rPr>
+                    <m:t>1-</m:t>
+                  </m:r>
+                  <m:f>
+                    <m:fPr>
+                      <m:ctrlPr>
+                        <w:rPr>
+                          <w:rFonts w:ascii="Cambria Math" w:eastAsiaTheme="minorEastAsia" w:hAnsi="Cambria Math"/>
+                          <w:i/>
+                          <w:lang w:val="en-US"/>
+                        </w:rPr>
+                      </m:ctrlPr>
+                    </m:fPr>
+                    <m:num>
+                      <m:r>
+                        <w:rPr>
+                          <w:rFonts w:ascii="Cambria Math" w:eastAsiaTheme="minorEastAsia" w:hAnsi="Cambria Math"/>
+                          <w:lang w:val="en-US"/>
+                        </w:rPr>
+                        <m:t>1</m:t>
+                      </m:r>
+                    </m:num>
+                    <m:den>
+                      <m:r>
+                        <w:rPr>
+                          <w:rFonts w:ascii="Cambria Math" w:eastAsiaTheme="minorEastAsia" w:hAnsi="Cambria Math"/>
+                          <w:lang w:val="en-US"/>
+                        </w:rPr>
+                        <m:t>p</m:t>
+                      </m:r>
+                    </m:den>
+                  </m:f>
+                </m:e>
+              </m:d>
+            </m:den>
+          </m:f>
+        </m:oMath>
+      </m:oMathPara>
+    </w:p>
+    <w:p>
+      <w:pPr>
+        <w:rPr>
+          <w:rFonts w:eastAsiaTheme="minorEastAsia"/>
+          <w:lang w:val="en-US"/>
+        </w:rPr>
+      </w:pPr>
+      <m:oMathPara>
+        <m:oMath>
+          <m:r>
+            <w:rPr>
+              <w:rFonts w:ascii="Cambria Math" w:eastAsiaTheme="minorEastAsia" w:hAnsi="Cambria Math"/>
+              <w:lang w:val="en-US"/>
+            </w:rPr>
+            <m:t>≈</m:t>
+          </m:r>
+          <m:f>
+            <m:fPr>
+              <m:ctrlPr>
+                <w:rPr>
+                  <w:rFonts w:ascii="Cambria Math" w:eastAsiaTheme="minorEastAsia" w:hAnsi="Cambria Math"/>
+                  <w:i/>
+                  <w:lang w:val="en-US"/>
+                </w:rPr>
+              </m:ctrlPr>
+            </m:fPr>
+            <m:num>
+              <m:d>
+                <m:dPr>
+                  <m:ctrlPr>
+                    <w:rPr>
+                      <w:rFonts w:ascii="Cambria Math" w:eastAsiaTheme="minorEastAsia" w:hAnsi="Cambria Math"/>
+                      <w:i/>
+                      <w:lang w:val="en-US"/>
+                    </w:rPr>
+                  </m:ctrlPr>
+                </m:dPr>
+                <m:e>
+                  <m:r>
+                    <m:rPr>
+                      <m:sty m:val="p"/>
+                    </m:rPr>
+                    <w:rPr>
+                      <w:rFonts w:ascii="Cambria Math" w:eastAsiaTheme="minorEastAsia" w:hAnsi="Cambria Math"/>
+                      <w:lang w:val="en-US"/>
+                    </w:rPr>
+                    <m:t>Ω</m:t>
+                  </m:r>
+                  <m:r>
+                    <m:rPr>
+                      <m:sty m:val="p"/>
+                    </m:rPr>
+                    <w:rPr>
+                      <w:rFonts w:ascii="Cambria Math" w:eastAsiaTheme="minorEastAsia" w:hAnsi="Cambria Math"/>
+                      <w:lang w:val="en-US"/>
+                    </w:rPr>
+                    <m:t>-</m:t>
+                  </m:r>
+                  <m:r>
+                    <w:rPr>
+                      <w:rFonts w:ascii="Cambria Math" w:eastAsiaTheme="minorEastAsia" w:hAnsi="Cambria Math"/>
+                      <w:lang w:val="en-US"/>
+                    </w:rPr>
+                    <m:t>ω·</m:t>
+                  </m:r>
+                  <m:r>
+                    <m:rPr>
+                      <m:sty m:val="p"/>
+                    </m:rPr>
+                    <w:rPr>
+                      <w:rFonts w:ascii="Cambria Math" w:eastAsiaTheme="minorEastAsia" w:hAnsi="Cambria Math"/>
+                      <w:lang w:val="en-US"/>
+                    </w:rPr>
+                    <m:t>Ω</m:t>
+                  </m:r>
+                  <m:d>
+                    <m:dPr>
+                      <m:ctrlPr>
+                        <w:rPr>
+                          <w:rFonts w:ascii="Cambria Math" w:eastAsiaTheme="minorEastAsia" w:hAnsi="Cambria Math"/>
+                          <w:i/>
+                          <w:lang w:val="en-US"/>
+                        </w:rPr>
+                      </m:ctrlPr>
+                    </m:dPr>
+                    <m:e>
+                      <m:f>
+                        <m:fPr>
+                          <m:ctrlPr>
+                            <w:rPr>
+                              <w:rFonts w:ascii="Cambria Math" w:eastAsiaTheme="minorEastAsia" w:hAnsi="Cambria Math"/>
+                              <w:i/>
+                              <w:lang w:val="en-US"/>
+                            </w:rPr>
+                          </m:ctrlPr>
+                        </m:fPr>
+                        <m:num>
+                          <m:r>
+                            <w:rPr>
+                              <w:rFonts w:ascii="Cambria Math" w:eastAsiaTheme="minorEastAsia" w:hAnsi="Cambria Math"/>
+                              <w:lang w:val="en-US"/>
+                            </w:rPr>
+                            <m:t>1</m:t>
+                          </m:r>
+                        </m:num>
+                        <m:den>
+                          <m:r>
+                            <w:rPr>
+                              <w:rFonts w:ascii="Cambria Math" w:eastAsiaTheme="minorEastAsia" w:hAnsi="Cambria Math"/>
+                              <w:lang w:val="en-US"/>
+                            </w:rPr>
+                            <m:t>p</m:t>
+                          </m:r>
+                        </m:den>
+                      </m:f>
+                    </m:e>
+                  </m:d>
+                </m:e>
+              </m:d>
+            </m:num>
+            <m:den>
+              <m:r>
+                <m:rPr>
+                  <m:sty m:val="p"/>
+                </m:rPr>
+                <w:rPr>
+                  <w:rFonts w:ascii="Cambria Math" w:eastAsiaTheme="minorEastAsia" w:hAnsi="Cambria Math"/>
+                  <w:lang w:val="en-US"/>
+                </w:rPr>
+                <m:t>Ω</m:t>
+              </m:r>
+              <m:r>
+                <m:rPr>
+                  <m:sty m:val="p"/>
+                </m:rPr>
+                <w:rPr>
+                  <w:rFonts w:ascii="Cambria Math" w:eastAsiaTheme="minorEastAsia" w:hAnsi="Cambria Math"/>
+                  <w:lang w:val="en-US"/>
+                </w:rPr>
+                <m:t>+</m:t>
+              </m:r>
+              <m:r>
+                <m:rPr>
+                  <m:sty m:val="p"/>
+                </m:rPr>
+                <w:rPr>
+                  <w:rFonts w:ascii="Cambria Math" w:eastAsiaTheme="minorEastAsia" w:hAnsi="Cambria Math"/>
+                  <w:lang w:val="en-US"/>
+                </w:rPr>
+                <m:t>Ω</m:t>
+              </m:r>
+              <m:d>
+                <m:dPr>
+                  <m:ctrlPr>
+                    <w:rPr>
+                      <w:rFonts w:ascii="Cambria Math" w:eastAsiaTheme="minorEastAsia" w:hAnsi="Cambria Math"/>
+                      <w:i/>
+                      <w:lang w:val="en-US"/>
+                    </w:rPr>
+                  </m:ctrlPr>
+                </m:dPr>
+                <m:e>
+                  <m:f>
+                    <m:fPr>
+                      <m:ctrlPr>
+                        <w:rPr>
+                          <w:rFonts w:ascii="Cambria Math" w:eastAsiaTheme="minorEastAsia" w:hAnsi="Cambria Math"/>
+                          <w:i/>
+                          <w:lang w:val="en-US"/>
+                        </w:rPr>
+                      </m:ctrlPr>
+                    </m:fPr>
+                    <m:num>
+                      <m:r>
+                        <w:rPr>
+                          <w:rFonts w:ascii="Cambria Math" w:eastAsiaTheme="minorEastAsia" w:hAnsi="Cambria Math"/>
+                          <w:lang w:val="en-US"/>
+                        </w:rPr>
+                        <m:t>1</m:t>
+                      </m:r>
+                    </m:num>
+                    <m:den>
+                      <m:r>
+                        <w:rPr>
+                          <w:rFonts w:ascii="Cambria Math" w:eastAsiaTheme="minorEastAsia" w:hAnsi="Cambria Math"/>
+                          <w:lang w:val="en-US"/>
+                        </w:rPr>
+                        <m:t>p</m:t>
+                      </m:r>
+                    </m:den>
+                  </m:f>
+                </m:e>
+              </m:d>
+            </m:den>
+          </m:f>
+        </m:oMath>
+      </m:oMathPara>
+    </w:p>
+    <w:p>
+      <w:pPr>
+        <w:rPr>
+          <w:rFonts w:eastAsiaTheme="minorEastAsia"/>
+          <w:lang w:val="en-US"/>
+        </w:rPr>
+      </w:pPr>
+      <m:oMathPara>
+        <m:oMath>
+          <m:r>
+            <w:rPr>
+              <w:rFonts w:ascii="Cambria Math" w:eastAsiaTheme="minorEastAsia" w:hAnsi="Cambria Math"/>
+              <w:lang w:val="en-US"/>
+            </w:rPr>
+            <m:t>=</m:t>
+          </m:r>
+          <m:f>
+            <m:fPr>
+              <m:ctrlPr>
+                <w:rPr>
+                  <w:rFonts w:ascii="Cambria Math" w:eastAsiaTheme="minorEastAsia" w:hAnsi="Cambria Math"/>
+                  <w:i/>
+                  <w:lang w:val="en-US"/>
+                </w:rPr>
+              </m:ctrlPr>
+            </m:fPr>
+            <m:num>
+              <m:r>
+                <w:rPr>
+                  <w:rFonts w:ascii="Cambria Math" w:eastAsiaTheme="minorEastAsia" w:hAnsi="Cambria Math"/>
+                  <w:lang w:val="en-US"/>
+                </w:rPr>
+                <m:t>p</m:t>
+              </m:r>
+            </m:num>
+            <m:den>
+              <m:r>
+                <w:rPr>
+                  <w:rFonts w:ascii="Cambria Math" w:eastAsiaTheme="minorEastAsia" w:hAnsi="Cambria Math"/>
+                  <w:lang w:val="en-US"/>
+                </w:rPr>
+                <m:t>p+1</m:t>
+              </m:r>
+            </m:den>
+          </m:f>
+          <m:d>
+            <m:dPr>
+              <m:ctrlPr>
+                <w:rPr>
+                  <w:rFonts w:ascii="Cambria Math" w:eastAsiaTheme="minorEastAsia" w:hAnsi="Cambria Math"/>
+                  <w:i/>
+                  <w:lang w:val="en-US"/>
+                </w:rPr>
+              </m:ctrlPr>
+            </m:dPr>
+            <m:e>
+              <m:r>
+                <w:rPr>
+                  <w:rFonts w:ascii="Cambria Math" w:eastAsiaTheme="minorEastAsia" w:hAnsi="Cambria Math"/>
+                  <w:lang w:val="en-US"/>
+                </w:rPr>
+                <m:t>1-</m:t>
+              </m:r>
+              <m:f>
+                <m:fPr>
+                  <m:ctrlPr>
+                    <w:rPr>
+                      <w:rFonts w:ascii="Cambria Math" w:eastAsiaTheme="minorEastAsia" w:hAnsi="Cambria Math"/>
+                      <w:i/>
+                      <w:lang w:val="en-US"/>
+                    </w:rPr>
+                  </m:ctrlPr>
+                </m:fPr>
+                <m:num>
+                  <m:r>
+                    <w:rPr>
+                      <w:rFonts w:ascii="Cambria Math" w:eastAsiaTheme="minorEastAsia" w:hAnsi="Cambria Math"/>
+                      <w:lang w:val="en-US"/>
+                    </w:rPr>
+                    <m:t>ω</m:t>
+                  </m:r>
+                </m:num>
+                <m:den>
+                  <m:r>
+                    <w:rPr>
+                      <w:rFonts w:ascii="Cambria Math" w:eastAsiaTheme="minorEastAsia" w:hAnsi="Cambria Math"/>
+                      <w:lang w:val="en-US"/>
+                    </w:rPr>
+                    <m:t>p</m:t>
+                  </m:r>
+                </m:den>
+              </m:f>
+            </m:e>
+          </m:d>
+          <m:r>
+            <w:rPr>
+              <w:rFonts w:ascii="Cambria Math" w:eastAsiaTheme="minorEastAsia" w:hAnsi="Cambria Math"/>
+              <w:lang w:val="en-US"/>
+            </w:rPr>
+            <m:t>≈</m:t>
+          </m:r>
+          <m:r>
+            <w:rPr>
+              <w:rFonts w:ascii="Cambria Math" w:eastAsiaTheme="minorEastAsia" w:hAnsi="Cambria Math"/>
+              <w:lang w:val="en-US"/>
+            </w:rPr>
+            <m:t>p-ω</m:t>
+          </m:r>
         </m:oMath>
       </m:oMathPara>
     </w:p>

--- a/Exersices.docx
+++ b/Exersices.docx
@@ -10496,14 +10496,7 @@
               <w:rFonts w:ascii="Cambria Math" w:eastAsiaTheme="minorEastAsia" w:hAnsi="Cambria Math"/>
               <w:lang w:val="en-US"/>
             </w:rPr>
-            <m:t>x</m:t>
-          </m:r>
-          <m:r>
-            <w:rPr>
-              <w:rFonts w:ascii="Cambria Math" w:eastAsiaTheme="minorEastAsia" w:hAnsi="Cambria Math"/>
-              <w:lang w:val="en-US"/>
-            </w:rPr>
-            <m:t>=</m:t>
+            <m:t>x=</m:t>
           </m:r>
           <m:f>
             <m:fPr>
@@ -10899,17 +10892,7 @@
                       <w:rFonts w:ascii="Cambria Math" w:eastAsiaTheme="minorEastAsia" w:hAnsi="Cambria Math"/>
                       <w:lang w:val="en-US"/>
                     </w:rPr>
-                    <m:t>Ω</m:t>
-                  </m:r>
-                  <m:r>
-                    <m:rPr>
-                      <m:sty m:val="p"/>
-                    </m:rPr>
-                    <w:rPr>
-                      <w:rFonts w:ascii="Cambria Math" w:eastAsiaTheme="minorEastAsia" w:hAnsi="Cambria Math"/>
-                      <w:lang w:val="en-US"/>
-                    </w:rPr>
-                    <m:t>+</m:t>
+                    <m:t>Ω+</m:t>
                   </m:r>
                   <m:r>
                     <w:rPr>
@@ -11044,27 +11027,7 @@
                   <w:rFonts w:ascii="Cambria Math" w:eastAsiaTheme="minorEastAsia" w:hAnsi="Cambria Math"/>
                   <w:lang w:val="en-US"/>
                 </w:rPr>
-                <m:t>Ω</m:t>
-              </m:r>
-              <m:r>
-                <m:rPr>
-                  <m:sty m:val="p"/>
-                </m:rPr>
-                <w:rPr>
-                  <w:rFonts w:ascii="Cambria Math" w:eastAsiaTheme="minorEastAsia" w:hAnsi="Cambria Math"/>
-                  <w:lang w:val="en-US"/>
-                </w:rPr>
-                <m:t>-</m:t>
-              </m:r>
-              <m:r>
-                <m:rPr>
-                  <m:sty m:val="p"/>
-                </m:rPr>
-                <w:rPr>
-                  <w:rFonts w:ascii="Cambria Math" w:eastAsiaTheme="minorEastAsia" w:hAnsi="Cambria Math"/>
-                  <w:lang w:val="en-US"/>
-                </w:rPr>
-                <m:t>Ω</m:t>
+                <m:t>Ω-Ω</m:t>
               </m:r>
               <m:d>
                 <m:dPr>
@@ -11166,17 +11129,7 @@
                       <w:rFonts w:ascii="Cambria Math" w:eastAsiaTheme="minorEastAsia" w:hAnsi="Cambria Math"/>
                       <w:lang w:val="en-US"/>
                     </w:rPr>
-                    <m:t>Ω</m:t>
-                  </m:r>
-                  <m:r>
-                    <m:rPr>
-                      <m:sty m:val="p"/>
-                    </m:rPr>
-                    <w:rPr>
-                      <w:rFonts w:ascii="Cambria Math" w:eastAsiaTheme="minorEastAsia" w:hAnsi="Cambria Math"/>
-                      <w:lang w:val="en-US"/>
-                    </w:rPr>
-                    <m:t>-</m:t>
+                    <m:t>Ω-</m:t>
                   </m:r>
                   <m:r>
                     <w:rPr>
@@ -11249,27 +11202,7 @@
                   <w:rFonts w:ascii="Cambria Math" w:eastAsiaTheme="minorEastAsia" w:hAnsi="Cambria Math"/>
                   <w:lang w:val="en-US"/>
                 </w:rPr>
-                <m:t>Ω</m:t>
-              </m:r>
-              <m:r>
-                <m:rPr>
-                  <m:sty m:val="p"/>
-                </m:rPr>
-                <w:rPr>
-                  <w:rFonts w:ascii="Cambria Math" w:eastAsiaTheme="minorEastAsia" w:hAnsi="Cambria Math"/>
-                  <w:lang w:val="en-US"/>
-                </w:rPr>
-                <m:t>+</m:t>
-              </m:r>
-              <m:r>
-                <m:rPr>
-                  <m:sty m:val="p"/>
-                </m:rPr>
-                <w:rPr>
-                  <w:rFonts w:ascii="Cambria Math" w:eastAsiaTheme="minorEastAsia" w:hAnsi="Cambria Math"/>
-                  <w:lang w:val="en-US"/>
-                </w:rPr>
-                <m:t>Ω</m:t>
+                <m:t>Ω+Ω</m:t>
               </m:r>
               <m:d>
                 <m:dPr>
@@ -11417,14 +11350,7 @@
               <w:rFonts w:ascii="Cambria Math" w:eastAsiaTheme="minorEastAsia" w:hAnsi="Cambria Math"/>
               <w:lang w:val="en-US"/>
             </w:rPr>
-            <m:t>≈</m:t>
-          </m:r>
-          <m:r>
-            <w:rPr>
-              <w:rFonts w:ascii="Cambria Math" w:eastAsiaTheme="minorEastAsia" w:hAnsi="Cambria Math"/>
-              <w:lang w:val="en-US"/>
-            </w:rPr>
-            <m:t>p-ω</m:t>
+            <m:t>≈p-ω</m:t>
           </m:r>
         </m:oMath>
       </m:oMathPara>
